--- a/scripts/multitrack/README.docx
+++ b/scripts/multitrack/README.docx
@@ -2,12 +2,15 @@
 <file path=word/document.xml><?xml version="1.0" encoding="utf-8"?>
 <w:document xmlns:w="http://schemas.openxmlformats.org/wordprocessingml/2006/main" xmlns:m="http://schemas.openxmlformats.org/officeDocument/2006/math" xmlns:r="http://schemas.openxmlformats.org/officeDocument/2006/relationships" xmlns:o="urn:schemas-microsoft-com:office:office" xmlns:v="urn:schemas-microsoft-com:vml" xmlns:w10="urn:schemas-microsoft-com:office:word" xmlns:a="http://schemas.openxmlformats.org/drawingml/2006/main" xmlns:pic="http://schemas.openxmlformats.org/drawingml/2006/picture" xmlns:wp="http://schemas.openxmlformats.org/drawingml/2006/wordprocessingDrawing">
   <w:body>
-    <w:bookmarkStart w:id="18" w:name="Xec99d9f35fc1824d3eef1429bd1befa5e5beb16"/>
+    <w:bookmarkStart w:id="26" w:name="Xec99d9f35fc1824d3eef1429bd1befa5e5beb16"/>
     <w:p>
       <w:pPr>
         <w:pStyle w:val="Heading1"/>
       </w:pPr>
       <w:r>
+        <w:rPr>
+          <w:lang w:val="en"/>
+        </w:rPr>
         <w:t xml:space="preserve">constitution/scripts/multitrack — generic multi-track development engine</w:t>
       </w:r>
     </w:p>
@@ -19,73 +22,122 @@
         <w:rPr>
           <w:b/>
           <w:bCs/>
+          <w:lang w:val="en"/>
         </w:rPr>
         <w:t xml:space="preserve">Revision:</w:t>
       </w:r>
       <w:r>
-        <w:t xml:space="preserve"> </w:t>
-      </w:r>
-      <w:r>
+        <w:rPr>
+          <w:lang w:val="en"/>
+        </w:rPr>
+        <w:t xml:space="preserve"> </w:t>
+      </w:r>
+      <w:r>
+        <w:rPr>
+          <w:lang w:val="en"/>
+        </w:rPr>
         <w:t xml:space="preserve">2</w:t>
       </w:r>
       <w:r>
+        <w:rPr>
+          <w:lang w:val="en"/>
+        </w:rPr>
         <w:t xml:space="preserve"> </w:t>
       </w:r>
       <w:r>
         <w:rPr>
           <w:b/>
           <w:bCs/>
+          <w:lang w:val="en"/>
         </w:rPr>
         <w:t xml:space="preserve">Last modified:</w:t>
       </w:r>
       <w:r>
-        <w:t xml:space="preserve"> </w:t>
-      </w:r>
-      <w:r>
+        <w:rPr>
+          <w:lang w:val="en"/>
+        </w:rPr>
+        <w:t xml:space="preserve"> </w:t>
+      </w:r>
+      <w:r>
+        <w:rPr>
+          <w:lang w:val="en"/>
+        </w:rPr>
         <w:t xml:space="preserve">2026-07-03T23:20:00Z</w:t>
       </w:r>
       <w:r>
+        <w:rPr>
+          <w:lang w:val="en"/>
+        </w:rPr>
         <w:t xml:space="preserve"> </w:t>
       </w:r>
       <w:r>
         <w:rPr>
           <w:b/>
           <w:bCs/>
+          <w:lang w:val="en"/>
         </w:rPr>
         <w:t xml:space="preserve">Status:</w:t>
       </w:r>
       <w:r>
-        <w:t xml:space="preserve"> </w:t>
-      </w:r>
-      <w:r>
+        <w:rPr>
+          <w:lang w:val="en"/>
+        </w:rPr>
+        <w:t xml:space="preserve"> </w:t>
+      </w:r>
+      <w:r>
+        <w:rPr>
+          <w:lang w:val="en"/>
+        </w:rPr>
         <w:t xml:space="preserve">active</w:t>
       </w:r>
       <w:r>
+        <w:rPr>
+          <w:lang w:val="en"/>
+        </w:rPr>
         <w:t xml:space="preserve"> </w:t>
       </w:r>
       <w:r>
         <w:rPr>
           <w:b/>
           <w:bCs/>
+          <w:lang w:val="en"/>
         </w:rPr>
         <w:t xml:space="preserve">Classification:</w:t>
       </w:r>
       <w:r>
-        <w:t xml:space="preserve"> </w:t>
-      </w:r>
-      <w:r>
+        <w:rPr>
+          <w:lang w:val="en"/>
+        </w:rPr>
+        <w:t xml:space="preserve"> </w:t>
+      </w:r>
+      <w:r>
+        <w:rPr>
+          <w:lang w:val="en"/>
+        </w:rPr>
         <w:t xml:space="preserve">universal (§11.4.17) — project-agnostic engine; zero</w:t>
       </w:r>
       <w:r>
-        <w:t xml:space="preserve"> </w:t>
-      </w:r>
-      <w:r>
+        <w:rPr>
+          <w:lang w:val="en"/>
+        </w:rPr>
+        <w:t xml:space="preserve"> </w:t>
+      </w:r>
+      <w:r>
+        <w:rPr>
+          <w:lang w:val="en"/>
+        </w:rPr>
         <w:t xml:space="preserve">project-specific literals (no consumer hardware / vendor / host / package</w:t>
       </w:r>
       <w:r>
-        <w:t xml:space="preserve"> </w:t>
-      </w:r>
-      <w:r>
+        <w:rPr>
+          <w:lang w:val="en"/>
+        </w:rPr>
+        <w:t xml:space="preserve"> </w:t>
+      </w:r>
+      <w:r>
+        <w:rPr>
+          <w:lang w:val="en"/>
+        </w:rPr>
         <w:t xml:space="preserve">names anywhere in this directory, per §11.4.28(B)).</w:t>
       </w:r>
     </w:p>
@@ -94,42 +146,81 @@
         <w:pStyle w:val="BodyText"/>
       </w:pPr>
       <w:r>
+        <w:rPr>
+          <w:lang w:val="en"/>
+        </w:rPr>
         <w:t xml:space="preserve">Project-agnostic runtime for the §11.4.176 / §11.4.167 multi-track development</w:t>
       </w:r>
       <w:r>
-        <w:t xml:space="preserve"> </w:t>
-      </w:r>
-      <w:r>
+        <w:rPr>
+          <w:lang w:val="en"/>
+        </w:rPr>
+        <w:t xml:space="preserve"> </w:t>
+      </w:r>
+      <w:r>
+        <w:rPr>
+          <w:lang w:val="en"/>
+        </w:rPr>
         <w:t xml:space="preserve">system: worktree-per-alias resolution, the exactly-once claim registry</w:t>
       </w:r>
       <w:r>
-        <w:t xml:space="preserve"> </w:t>
-      </w:r>
-      <w:r>
+        <w:rPr>
+          <w:lang w:val="en"/>
+        </w:rPr>
+        <w:t xml:space="preserve"> </w:t>
+      </w:r>
+      <w:r>
+        <w:rPr>
+          <w:lang w:val="en"/>
+        </w:rPr>
         <w:t xml:space="preserve">(§11.4.176(A)), the capability-aware deadlock-proof device-lock (§11.4.176(B)),</w:t>
       </w:r>
       <w:r>
-        <w:t xml:space="preserve"> </w:t>
-      </w:r>
-      <w:r>
+        <w:rPr>
+          <w:lang w:val="en"/>
+        </w:rPr>
+        <w:t xml:space="preserve"> </w:t>
+      </w:r>
+      <w:r>
+        <w:rPr>
+          <w:lang w:val="en"/>
+        </w:rPr>
         <w:t xml:space="preserve">the orchestrator bind/fallback/cooldown lease, the cwd-hook contract, the</w:t>
       </w:r>
       <w:r>
-        <w:t xml:space="preserve"> </w:t>
-      </w:r>
-      <w:r>
+        <w:rPr>
+          <w:lang w:val="en"/>
+        </w:rPr>
+        <w:t xml:space="preserve"> </w:t>
+      </w:r>
+      <w:r>
+        <w:rPr>
+          <w:lang w:val="en"/>
+        </w:rPr>
         <w:t xml:space="preserve">single-builder rebuild queue, and the tmux launch entrypoint. Every consuming</w:t>
       </w:r>
       <w:r>
-        <w:t xml:space="preserve"> </w:t>
-      </w:r>
-      <w:r>
+        <w:rPr>
+          <w:lang w:val="en"/>
+        </w:rPr>
+        <w:t xml:space="preserve"> </w:t>
+      </w:r>
+      <w:r>
+        <w:rPr>
+          <w:lang w:val="en"/>
+        </w:rPr>
         <w:t xml:space="preserve">project inherits this directory verbatim (§11.4.28(B) decoupling, §11.4.35</w:t>
       </w:r>
       <w:r>
-        <w:t xml:space="preserve"> </w:t>
-      </w:r>
-      <w:r>
+        <w:rPr>
+          <w:lang w:val="en"/>
+        </w:rPr>
+        <w:t xml:space="preserve"> </w:t>
+      </w:r>
+      <w:r>
+        <w:rPr>
+          <w:lang w:val="en"/>
+        </w:rPr>
         <w:t xml:space="preserve">canonical-root) and supplies ONLY its own per-host config data.</w:t>
       </w:r>
     </w:p>
@@ -139,6 +230,9 @@
         <w:pStyle w:val="Heading2"/>
       </w:pPr>
       <w:r>
+        <w:rPr>
+          <w:lang w:val="en"/>
+        </w:rPr>
         <w:t xml:space="preserve">What lives here (GENERIC) vs what the consumer supplies (PROJECT DATA)</w:t>
       </w:r>
     </w:p>
@@ -163,6 +257,9 @@
               <w:pStyle w:val="Compact"/>
             </w:pPr>
             <w:r>
+              <w:rPr>
+                <w:lang w:val="en"/>
+              </w:rPr>
               <w:t xml:space="preserve">File</w:t>
             </w:r>
           </w:p>
@@ -174,6 +271,9 @@
               <w:pStyle w:val="Compact"/>
             </w:pPr>
             <w:r>
+              <w:rPr>
+                <w:lang w:val="en"/>
+              </w:rPr>
               <w:t xml:space="preserve">Role</w:t>
             </w:r>
           </w:p>
@@ -189,6 +289,7 @@
             <w:r>
               <w:rPr>
                 <w:rStyle w:val="VerbatimChar"/>
+                <w:lang w:val="en"/>
               </w:rPr>
               <w:t xml:space="preserve">multitrack_config.sh</w:t>
             </w:r>
@@ -201,123 +302,203 @@
               <w:pStyle w:val="Compact"/>
             </w:pPr>
             <w:r>
+              <w:rPr>
+                <w:lang w:val="en"/>
+              </w:rPr>
               <w:t xml:space="preserve">SOURCED library: per-host YAML loader + live-drive detect (by serial, §11.4.111) + protect-guard + track-plan. Provides</w:t>
             </w:r>
             <w:r>
+              <w:rPr>
+                <w:lang w:val="en"/>
+              </w:rPr>
               <w:t xml:space="preserve"> </w:t>
             </w:r>
             <w:r>
               <w:rPr>
                 <w:rStyle w:val="VerbatimChar"/>
+                <w:lang w:val="en"/>
               </w:rPr>
               <w:t xml:space="preserve">mt_repo_root</w:t>
             </w:r>
             <w:r>
+              <w:rPr>
+                <w:lang w:val="en"/>
+              </w:rPr>
               <w:t xml:space="preserve"> </w:t>
             </w:r>
             <w:r>
+              <w:rPr>
+                <w:lang w:val="en"/>
+              </w:rPr>
               <w:t xml:space="preserve">/</w:t>
             </w:r>
             <w:r>
+              <w:rPr>
+                <w:lang w:val="en"/>
+              </w:rPr>
               <w:t xml:space="preserve"> </w:t>
             </w:r>
             <w:r>
               <w:rPr>
                 <w:rStyle w:val="VerbatimChar"/>
+                <w:lang w:val="en"/>
               </w:rPr>
               <w:t xml:space="preserve">mt_config_dir</w:t>
             </w:r>
             <w:r>
+              <w:rPr>
+                <w:lang w:val="en"/>
+              </w:rPr>
               <w:t xml:space="preserve"> </w:t>
             </w:r>
             <w:r>
+              <w:rPr>
+                <w:lang w:val="en"/>
+              </w:rPr>
               <w:t xml:space="preserve">/</w:t>
             </w:r>
             <w:r>
+              <w:rPr>
+                <w:lang w:val="en"/>
+              </w:rPr>
               <w:t xml:space="preserve"> </w:t>
             </w:r>
             <w:r>
               <w:rPr>
                 <w:rStyle w:val="VerbatimChar"/>
+                <w:lang w:val="en"/>
               </w:rPr>
               <w:t xml:space="preserve">mt_config_file</w:t>
             </w:r>
             <w:r>
+              <w:rPr>
+                <w:lang w:val="en"/>
+              </w:rPr>
               <w:t xml:space="preserve"> </w:t>
             </w:r>
             <w:r>
+              <w:rPr>
+                <w:lang w:val="en"/>
+              </w:rPr>
               <w:t xml:space="preserve">/</w:t>
             </w:r>
             <w:r>
+              <w:rPr>
+                <w:lang w:val="en"/>
+              </w:rPr>
               <w:t xml:space="preserve"> </w:t>
             </w:r>
             <w:r>
               <w:rPr>
                 <w:rStyle w:val="VerbatimChar"/>
+                <w:lang w:val="en"/>
               </w:rPr>
               <w:t xml:space="preserve">mt_resolve_host</w:t>
             </w:r>
             <w:r>
+              <w:rPr>
+                <w:lang w:val="en"/>
+              </w:rPr>
               <w:t xml:space="preserve"> </w:t>
             </w:r>
             <w:r>
+              <w:rPr>
+                <w:lang w:val="en"/>
+              </w:rPr>
               <w:t xml:space="preserve">/</w:t>
             </w:r>
             <w:r>
+              <w:rPr>
+                <w:lang w:val="en"/>
+              </w:rPr>
               <w:t xml:space="preserve"> </w:t>
             </w:r>
             <w:r>
               <w:rPr>
                 <w:rStyle w:val="VerbatimChar"/>
+                <w:lang w:val="en"/>
               </w:rPr>
               <w:t xml:space="preserve">mt_load_config</w:t>
             </w:r>
             <w:r>
+              <w:rPr>
+                <w:lang w:val="en"/>
+              </w:rPr>
               <w:t xml:space="preserve"> </w:t>
             </w:r>
             <w:r>
+              <w:rPr>
+                <w:lang w:val="en"/>
+              </w:rPr>
               <w:t xml:space="preserve">/</w:t>
             </w:r>
             <w:r>
+              <w:rPr>
+                <w:lang w:val="en"/>
+              </w:rPr>
               <w:t xml:space="preserve"> </w:t>
             </w:r>
             <w:r>
               <w:rPr>
                 <w:rStyle w:val="VerbatimChar"/>
+                <w:lang w:val="en"/>
               </w:rPr>
               <w:t xml:space="preserve">mt_load_pool</w:t>
             </w:r>
             <w:r>
+              <w:rPr>
+                <w:lang w:val="en"/>
+              </w:rPr>
               <w:t xml:space="preserve"> </w:t>
             </w:r>
             <w:r>
+              <w:rPr>
+                <w:lang w:val="en"/>
+              </w:rPr>
               <w:t xml:space="preserve">+ the scalar/list accessors</w:t>
             </w:r>
             <w:r>
+              <w:rPr>
+                <w:lang w:val="en"/>
+              </w:rPr>
               <w:t xml:space="preserve"> </w:t>
             </w:r>
             <w:r>
               <w:rPr>
                 <w:rStyle w:val="VerbatimChar"/>
+                <w:lang w:val="en"/>
               </w:rPr>
               <w:t xml:space="preserve">mt_config_conductor</w:t>
             </w:r>
             <w:r>
+              <w:rPr>
+                <w:lang w:val="en"/>
+              </w:rPr>
               <w:t xml:space="preserve"> </w:t>
             </w:r>
             <w:r>
+              <w:rPr>
+                <w:lang w:val="en"/>
+              </w:rPr>
               <w:t xml:space="preserve">/</w:t>
             </w:r>
             <w:r>
+              <w:rPr>
+                <w:lang w:val="en"/>
+              </w:rPr>
               <w:t xml:space="preserve"> </w:t>
             </w:r>
             <w:r>
               <w:rPr>
                 <w:rStyle w:val="VerbatimChar"/>
+                <w:lang w:val="en"/>
               </w:rPr>
               <w:t xml:space="preserve">mt_config_fallback_signatures</w:t>
             </w:r>
             <w:r>
+              <w:rPr>
+                <w:lang w:val="en"/>
+              </w:rPr>
               <w:t xml:space="preserve">.</w:t>
             </w:r>
           </w:p>
@@ -333,6 +514,7 @@
             <w:r>
               <w:rPr>
                 <w:rStyle w:val="VerbatimChar"/>
+                <w:lang w:val="en"/>
               </w:rPr>
               <w:t xml:space="preserve">multitrack.sh</w:t>
             </w:r>
@@ -345,30 +527,47 @@
               <w:pStyle w:val="Compact"/>
             </w:pPr>
             <w:r>
+              <w:rPr>
+                <w:lang w:val="en"/>
+              </w:rPr>
               <w:t xml:space="preserve">Entrypoint (</w:t>
             </w:r>
             <w:r>
               <w:rPr>
                 <w:rStyle w:val="VerbatimChar"/>
+                <w:lang w:val="en"/>
               </w:rPr>
               <w:t xml:space="preserve">status</w:t>
             </w:r>
             <w:r>
+              <w:rPr>
+                <w:lang w:val="en"/>
+              </w:rPr>
               <w:t xml:space="preserve"> </w:t>
             </w:r>
             <w:r>
+              <w:rPr>
+                <w:lang w:val="en"/>
+              </w:rPr>
               <w:t xml:space="preserve">/</w:t>
             </w:r>
             <w:r>
+              <w:rPr>
+                <w:lang w:val="en"/>
+              </w:rPr>
               <w:t xml:space="preserve"> </w:t>
             </w:r>
             <w:r>
               <w:rPr>
                 <w:rStyle w:val="VerbatimChar"/>
+                <w:lang w:val="en"/>
               </w:rPr>
               <w:t xml:space="preserve">up</w:t>
             </w:r>
             <w:r>
+              <w:rPr>
+                <w:lang w:val="en"/>
+              </w:rPr>
               <w:t xml:space="preserve">).</w:t>
             </w:r>
           </w:p>
@@ -384,6 +583,7 @@
             <w:r>
               <w:rPr>
                 <w:rStyle w:val="VerbatimChar"/>
+                <w:lang w:val="en"/>
               </w:rPr>
               <w:t xml:space="preserve">multitrack_resolve_worktree.sh</w:t>
             </w:r>
@@ -396,54 +596,85 @@
               <w:pStyle w:val="Compact"/>
             </w:pPr>
             <w:r>
+              <w:rPr>
+                <w:lang w:val="en"/>
+              </w:rPr>
               <w:t xml:space="preserve">Alias → worktree resolution (</w:t>
             </w:r>
             <w:r>
               <w:rPr>
                 <w:rStyle w:val="VerbatimChar"/>
+                <w:lang w:val="en"/>
               </w:rPr>
               <w:t xml:space="preserve">resolve</w:t>
             </w:r>
             <w:r>
+              <w:rPr>
+                <w:lang w:val="en"/>
+              </w:rPr>
               <w:t xml:space="preserve">), alias → track resolution (</w:t>
             </w:r>
             <w:r>
               <w:rPr>
                 <w:rStyle w:val="VerbatimChar"/>
+                <w:lang w:val="en"/>
               </w:rPr>
               <w:t xml:space="preserve">track</w:t>
             </w:r>
             <w:r>
+              <w:rPr>
+                <w:lang w:val="en"/>
+              </w:rPr>
               <w:t xml:space="preserve">, used by bind-on-start), and the</w:t>
             </w:r>
             <w:r>
+              <w:rPr>
+                <w:lang w:val="en"/>
+              </w:rPr>
               <w:t xml:space="preserve"> </w:t>
             </w:r>
             <w:r>
               <w:rPr>
                 <w:rStyle w:val="VerbatimChar"/>
+                <w:lang w:val="en"/>
               </w:rPr>
               <w:t xml:space="preserve">map</w:t>
             </w:r>
             <w:r>
+              <w:rPr>
+                <w:lang w:val="en"/>
+              </w:rPr>
               <w:t xml:space="preserve"> </w:t>
             </w:r>
             <w:r>
+              <w:rPr>
+                <w:lang w:val="en"/>
+              </w:rPr>
               <w:t xml:space="preserve">table. Honors the</w:t>
             </w:r>
             <w:r>
+              <w:rPr>
+                <w:lang w:val="en"/>
+              </w:rPr>
               <w:t xml:space="preserve"> </w:t>
             </w:r>
             <w:r>
               <w:rPr>
                 <w:rStyle w:val="VerbatimChar"/>
+                <w:lang w:val="en"/>
               </w:rPr>
               <w:t xml:space="preserve">conductor:</w:t>
             </w:r>
             <w:r>
+              <w:rPr>
+                <w:lang w:val="en"/>
+              </w:rPr>
               <w:t xml:space="preserve"> </w:t>
             </w:r>
             <w:r>
+              <w:rPr>
+                <w:lang w:val="en"/>
+              </w:rPr>
               <w:t xml:space="preserve">key (conductor stays on /home), orchestrator binding (most-recent wins), else positional map.</w:t>
             </w:r>
           </w:p>
@@ -459,6 +690,7 @@
             <w:r>
               <w:rPr>
                 <w:rStyle w:val="VerbatimChar"/>
+                <w:lang w:val="en"/>
               </w:rPr>
               <w:t xml:space="preserve">multitrack_registry.sh</w:t>
             </w:r>
@@ -471,18 +703,28 @@
               <w:pStyle w:val="Compact"/>
             </w:pPr>
             <w:r>
+              <w:rPr>
+                <w:lang w:val="en"/>
+              </w:rPr>
               <w:t xml:space="preserve">flock TSV get/set over</w:t>
             </w:r>
             <w:r>
+              <w:rPr>
+                <w:lang w:val="en"/>
+              </w:rPr>
               <w:t xml:space="preserve"> </w:t>
             </w:r>
             <w:r>
               <w:rPr>
                 <w:rStyle w:val="VerbatimChar"/>
+                <w:lang w:val="en"/>
               </w:rPr>
               <w:t xml:space="preserve">&lt;repo&gt;/.ws_state/streams.tsv</w:t>
             </w:r>
             <w:r>
+              <w:rPr>
+                <w:lang w:val="en"/>
+              </w:rPr>
               <w:t xml:space="preserve">.</w:t>
             </w:r>
           </w:p>
@@ -498,6 +740,7 @@
             <w:r>
               <w:rPr>
                 <w:rStyle w:val="VerbatimChar"/>
+                <w:lang w:val="en"/>
               </w:rPr>
               <w:t xml:space="preserve">multitrack_claim.sh</w:t>
             </w:r>
@@ -510,6 +753,9 @@
               <w:pStyle w:val="Compact"/>
             </w:pPr>
             <w:r>
+              <w:rPr>
+                <w:lang w:val="en"/>
+              </w:rPr>
               <w:t xml:space="preserve">Exactly-once item→track claim + TTL reap (§11.4.176(A)).</w:t>
             </w:r>
           </w:p>
@@ -525,6 +771,7 @@
             <w:r>
               <w:rPr>
                 <w:rStyle w:val="VerbatimChar"/>
+                <w:lang w:val="en"/>
               </w:rPr>
               <w:t xml:space="preserve">multitrack_device_lock.sh</w:t>
             </w:r>
@@ -537,6 +784,9 @@
               <w:pStyle w:val="Compact"/>
             </w:pPr>
             <w:r>
+              <w:rPr>
+                <w:lang w:val="en"/>
+              </w:rPr>
               <w:t xml:space="preserve">Capability-aware deadlock-proof device-lock (§11.4.176(B)).</w:t>
             </w:r>
           </w:p>
@@ -552,6 +802,7 @@
             <w:r>
               <w:rPr>
                 <w:rStyle w:val="VerbatimChar"/>
+                <w:lang w:val="en"/>
               </w:rPr>
               <w:t xml:space="preserve">multitrack_cwd_hook.sh</w:t>
             </w:r>
@@ -564,36 +815,59 @@
               <w:pStyle w:val="Compact"/>
             </w:pPr>
             <w:r>
+              <w:rPr>
+                <w:lang w:val="en"/>
+              </w:rPr>
               <w:t xml:space="preserve">Thin toolkit adapter: resolves WHICH consumer project this invocation is for (§11.4.177, see below), prints the alias's bound worktree AND fires a best-effort, non-fatal, fully-detached</w:t>
             </w:r>
             <w:r>
+              <w:rPr>
+                <w:lang w:val="en"/>
+              </w:rPr>
               <w:t xml:space="preserve"> </w:t>
             </w:r>
             <w:r>
               <w:rPr>
                 <w:rStyle w:val="VerbatimChar"/>
+                <w:lang w:val="en"/>
               </w:rPr>
               <w:t xml:space="preserve">orchestrator bind</w:t>
             </w:r>
             <w:r>
+              <w:rPr>
+                <w:lang w:val="en"/>
+              </w:rPr>
               <w:t xml:space="preserve"> </w:t>
             </w:r>
             <w:r>
+              <w:rPr>
+                <w:lang w:val="en"/>
+              </w:rPr>
               <w:t xml:space="preserve">(bind-on-start, §11.4.177), fallback monitor, AND constitution auto-sync for the resolved track (never for the conductor).</w:t>
             </w:r>
             <w:r>
+              <w:rPr>
+                <w:lang w:val="en"/>
+              </w:rPr>
               <w:t xml:space="preserve"> </w:t>
             </w:r>
             <w:r>
               <w:rPr>
                 <w:rStyle w:val="VerbatimChar"/>
+                <w:lang w:val="en"/>
               </w:rPr>
               <w:t xml:space="preserve">--consumer-root [alias]</w:t>
             </w:r>
             <w:r>
+              <w:rPr>
+                <w:lang w:val="en"/>
+              </w:rPr>
               <w:t xml:space="preserve"> </w:t>
             </w:r>
             <w:r>
+              <w:rPr>
+                <w:lang w:val="en"/>
+              </w:rPr>
               <w:t xml:space="preserve">reports the resolved consumer + why.</w:t>
             </w:r>
           </w:p>
@@ -609,6 +883,7 @@
             <w:r>
               <w:rPr>
                 <w:rStyle w:val="VerbatimChar"/>
+                <w:lang w:val="en"/>
               </w:rPr>
               <w:t xml:space="preserve">multitrack_constitution_sync.sh</w:t>
             </w:r>
@@ -621,64 +896,104 @@
               <w:pStyle w:val="Compact"/>
             </w:pPr>
             <w:r>
+              <w:rPr>
+                <w:lang w:val="en"/>
+              </w:rPr>
               <w:t xml:space="preserve">§11.4.35 constitution auto-sync: on every track activation, ancestor-guarded</w:t>
             </w:r>
             <w:r>
+              <w:rPr>
+                <w:lang w:val="en"/>
+              </w:rPr>
               <w:t xml:space="preserve"> </w:t>
             </w:r>
             <w:r>
               <w:rPr>
                 <w:b/>
                 <w:bCs/>
+                <w:lang w:val="en"/>
               </w:rPr>
               <w:t xml:space="preserve">fast-forward-only</w:t>
             </w:r>
             <w:r>
+              <w:rPr>
+                <w:lang w:val="en"/>
+              </w:rPr>
               <w:t xml:space="preserve"> </w:t>
             </w:r>
             <w:r>
+              <w:rPr>
+                <w:lang w:val="en"/>
+              </w:rPr>
               <w:t xml:space="preserve">advance of the activated worktree's</w:t>
             </w:r>
             <w:r>
+              <w:rPr>
+                <w:lang w:val="en"/>
+              </w:rPr>
               <w:t xml:space="preserve"> </w:t>
             </w:r>
             <w:r>
               <w:rPr>
                 <w:rStyle w:val="VerbatimChar"/>
+                <w:lang w:val="en"/>
               </w:rPr>
               <w:t xml:space="preserve">constitution/</w:t>
             </w:r>
             <w:r>
+              <w:rPr>
+                <w:lang w:val="en"/>
+              </w:rPr>
               <w:t xml:space="preserve"> </w:t>
             </w:r>
             <w:r>
+              <w:rPr>
+                <w:lang w:val="en"/>
+              </w:rPr>
               <w:t xml:space="preserve">submodule to latest</w:t>
             </w:r>
             <w:r>
+              <w:rPr>
+                <w:lang w:val="en"/>
+              </w:rPr>
               <w:t xml:space="preserve"> </w:t>
             </w:r>
             <w:r>
               <w:rPr>
                 <w:rStyle w:val="VerbatimChar"/>
+                <w:lang w:val="en"/>
               </w:rPr>
               <w:t xml:space="preserve">&lt;remote&gt;/main</w:t>
             </w:r>
             <w:r>
+              <w:rPr>
+                <w:lang w:val="en"/>
+              </w:rPr>
               <w:t xml:space="preserve"> </w:t>
             </w:r>
             <w:r>
+              <w:rPr>
+                <w:lang w:val="en"/>
+              </w:rPr>
               <w:t xml:space="preserve">(WIP-preserving, never force/reset/rewind; never</w:t>
             </w:r>
             <w:r>
+              <w:rPr>
+                <w:lang w:val="en"/>
+              </w:rPr>
               <w:t xml:space="preserve"> </w:t>
             </w:r>
             <w:r>
               <w:rPr>
                 <w:rStyle w:val="VerbatimChar"/>
+                <w:lang w:val="en"/>
               </w:rPr>
               <w:t xml:space="preserve">git submodule update</w:t>
             </w:r>
             <w:r>
+              <w:rPr>
+                <w:lang w:val="en"/>
+              </w:rPr>
               <w:t xml:space="preserve">). Keeps the constitution "always up to date with main, Everywhere!"</w:t>
             </w:r>
           </w:p>
@@ -694,6 +1009,7 @@
             <w:r>
               <w:rPr>
                 <w:rStyle w:val="VerbatimChar"/>
+                <w:lang w:val="en"/>
               </w:rPr>
               <w:t xml:space="preserve">multitrack_alias_orchestrator.sh</w:t>
             </w:r>
@@ -706,6 +1022,9 @@
               <w:pStyle w:val="Compact"/>
             </w:pPr>
             <w:r>
+              <w:rPr>
+                <w:lang w:val="en"/>
+              </w:rPr>
               <w:t xml:space="preserve">Alias↔track bind / fallback / cooldown lease.</w:t>
             </w:r>
           </w:p>
@@ -721,6 +1040,7 @@
             <w:r>
               <w:rPr>
                 <w:rStyle w:val="VerbatimChar"/>
+                <w:lang w:val="en"/>
               </w:rPr>
               <w:t xml:space="preserve">multitrack_build.sh</w:t>
             </w:r>
@@ -733,6 +1053,9 @@
               <w:pStyle w:val="Compact"/>
             </w:pPr>
             <w:r>
+              <w:rPr>
+                <w:lang w:val="en"/>
+              </w:rPr>
               <w:t xml:space="preserve">Single-builder FIFO rebuild queue.</w:t>
             </w:r>
           </w:p>
@@ -744,36 +1067,64 @@
         <w:pStyle w:val="BodyText"/>
       </w:pPr>
       <w:r>
+        <w:rPr>
+          <w:lang w:val="en"/>
+        </w:rPr>
         <w:t xml:space="preserve">The consumer supplies its per-host config file (the ONLY place project strings</w:t>
       </w:r>
       <w:r>
-        <w:t xml:space="preserve"> </w:t>
-      </w:r>
-      <w:r>
+        <w:rPr>
+          <w:lang w:val="en"/>
+        </w:rPr>
+        <w:t xml:space="preserve"> </w:t>
+      </w:r>
+      <w:r>
+        <w:rPr>
+          <w:lang w:val="en"/>
+        </w:rPr>
         <w:t xml:space="preserve">live): track→mount paths, project directory name, device serials + capabilities,</w:t>
       </w:r>
       <w:r>
-        <w:t xml:space="preserve"> </w:t>
-      </w:r>
-      <w:r>
+        <w:rPr>
+          <w:lang w:val="en"/>
+        </w:rPr>
+        <w:t xml:space="preserve"> </w:t>
+      </w:r>
+      <w:r>
+        <w:rPr>
+          <w:lang w:val="en"/>
+        </w:rPr>
         <w:t xml:space="preserve">the alias↔account map, priority/feature list. In the reference consumer that file</w:t>
       </w:r>
       <w:r>
-        <w:t xml:space="preserve"> </w:t>
-      </w:r>
-      <w:r>
+        <w:rPr>
+          <w:lang w:val="en"/>
+        </w:rPr>
+        <w:t xml:space="preserve"> </w:t>
+      </w:r>
+      <w:r>
+        <w:rPr>
+          <w:lang w:val="en"/>
+        </w:rPr>
         <w:t xml:space="preserve">is</w:t>
       </w:r>
       <w:r>
-        <w:t xml:space="preserve"> </w:t>
-      </w:r>
-      <w:r>
-        <w:rPr>
-          <w:rStyle w:val="VerbatimChar"/>
+        <w:rPr>
+          <w:lang w:val="en"/>
+        </w:rPr>
+        <w:t xml:space="preserve"> </w:t>
+      </w:r>
+      <w:r>
+        <w:rPr>
+          <w:rStyle w:val="VerbatimChar"/>
+          <w:lang w:val="en"/>
         </w:rPr>
         <w:t xml:space="preserve">config/multitrack/&lt;hostname&gt;.yaml</w:t>
       </w:r>
       <w:r>
+        <w:rPr>
+          <w:lang w:val="en"/>
+        </w:rPr>
         <w:t xml:space="preserve">.</w:t>
       </w:r>
     </w:p>
@@ -784,6 +1135,9 @@
         <w:pStyle w:val="Heading2"/>
       </w:pPr>
       <w:r>
+        <w:rPr>
+          <w:lang w:val="en"/>
+        </w:rPr>
         <w:t xml:space="preserve">Which consumer project? — the cwd-hook's consumer-root resolution (§11.4.177)</w:t>
       </w:r>
     </w:p>
@@ -792,80 +1146,140 @@
         <w:pStyle w:val="FirstParagraph"/>
       </w:pPr>
       <w:r>
+        <w:rPr>
+          <w:lang w:val="en"/>
+        </w:rPr>
         <w:t xml:space="preserve">Every engine entry point EXCEPT the cwd-hook runs from INSIDE a consumer</w:t>
       </w:r>
       <w:r>
-        <w:t xml:space="preserve"> </w:t>
-      </w:r>
-      <w:r>
+        <w:rPr>
+          <w:lang w:val="en"/>
+        </w:rPr>
+        <w:t xml:space="preserve"> </w:t>
+      </w:r>
+      <w:r>
+        <w:rPr>
+          <w:lang w:val="en"/>
+        </w:rPr>
         <w:t xml:space="preserve">checkout, so self-location (below) is the right answer for them. The cwd-hook is</w:t>
       </w:r>
       <w:r>
-        <w:t xml:space="preserve"> </w:t>
-      </w:r>
-      <w:r>
+        <w:rPr>
+          <w:lang w:val="en"/>
+        </w:rPr>
+        <w:t xml:space="preserve"> </w:t>
+      </w:r>
+      <w:r>
+        <w:rPr>
+          <w:lang w:val="en"/>
+        </w:rPr>
         <w:t xml:space="preserve">the exception: the toolkit invokes it only when cwd is</w:t>
       </w:r>
       <w:r>
+        <w:rPr>
+          <w:lang w:val="en"/>
+        </w:rPr>
         <w:t xml:space="preserve"> </w:t>
       </w:r>
       <w:r>
         <w:rPr>
           <w:b/>
           <w:bCs/>
+          <w:lang w:val="en"/>
         </w:rPr>
         <w:t xml:space="preserve">not</w:t>
       </w:r>
       <w:r>
-        <w:t xml:space="preserve"> </w:t>
-      </w:r>
-      <w:r>
+        <w:rPr>
+          <w:lang w:val="en"/>
+        </w:rPr>
+        <w:t xml:space="preserve"> </w:t>
+      </w:r>
+      <w:r>
+        <w:rPr>
+          <w:lang w:val="en"/>
+        </w:rPr>
         <w:t xml:space="preserve">a git repo, and it</w:t>
       </w:r>
       <w:r>
-        <w:t xml:space="preserve"> </w:t>
-      </w:r>
-      <w:r>
+        <w:rPr>
+          <w:lang w:val="en"/>
+        </w:rPr>
+        <w:t xml:space="preserve"> </w:t>
+      </w:r>
+      <w:r>
+        <w:rPr>
+          <w:lang w:val="en"/>
+        </w:rPr>
         <w:t xml:space="preserve">is customarily installed</w:t>
       </w:r>
       <w:r>
+        <w:rPr>
+          <w:lang w:val="en"/>
+        </w:rPr>
         <w:t xml:space="preserve"> </w:t>
       </w:r>
       <w:r>
         <w:rPr>
           <w:b/>
           <w:bCs/>
+          <w:lang w:val="en"/>
         </w:rPr>
         <w:t xml:space="preserve">once</w:t>
       </w:r>
       <w:r>
-        <w:t xml:space="preserve"> </w:t>
-      </w:r>
-      <w:r>
+        <w:rPr>
+          <w:lang w:val="en"/>
+        </w:rPr>
+        <w:t xml:space="preserve"> </w:t>
+      </w:r>
+      <w:r>
+        <w:rPr>
+          <w:lang w:val="en"/>
+        </w:rPr>
         <w:t xml:space="preserve">on a shared PATH. Self-location there answers a</w:t>
       </w:r>
       <w:r>
-        <w:t xml:space="preserve"> </w:t>
-      </w:r>
-      <w:r>
+        <w:rPr>
+          <w:lang w:val="en"/>
+        </w:rPr>
+        <w:t xml:space="preserve"> </w:t>
+      </w:r>
+      <w:r>
+        <w:rPr>
+          <w:lang w:val="en"/>
+        </w:rPr>
         <w:t xml:space="preserve">question it cannot know — it returns whichever checkout physically holds the</w:t>
       </w:r>
       <w:r>
-        <w:t xml:space="preserve"> </w:t>
-      </w:r>
-      <w:r>
+        <w:rPr>
+          <w:lang w:val="en"/>
+        </w:rPr>
+        <w:t xml:space="preserve"> </w:t>
+      </w:r>
+      <w:r>
+        <w:rPr>
+          <w:lang w:val="en"/>
+        </w:rPr>
         <w:t xml:space="preserve">engine, shadowing every sibling consumer on the host that ships its own</w:t>
       </w:r>
       <w:r>
-        <w:t xml:space="preserve"> </w:t>
-      </w:r>
-      <w:r>
-        <w:rPr>
-          <w:rStyle w:val="VerbatimChar"/>
+        <w:rPr>
+          <w:lang w:val="en"/>
+        </w:rPr>
+        <w:t xml:space="preserve"> </w:t>
+      </w:r>
+      <w:r>
+        <w:rPr>
+          <w:rStyle w:val="VerbatimChar"/>
+          <w:lang w:val="en"/>
         </w:rPr>
         <w:t xml:space="preserve">config/multitrack/</w:t>
       </w:r>
       <w:r>
+        <w:rPr>
+          <w:lang w:val="en"/>
+        </w:rPr>
         <w:t xml:space="preserve">.</w:t>
       </w:r>
     </w:p>
@@ -876,34 +1290,57 @@
       <w:r>
         <w:rPr>
           <w:rStyle w:val="VerbatimChar"/>
+          <w:lang w:val="en"/>
         </w:rPr>
         <w:t xml:space="preserve">multitrack_cwd_hook.sh</w:t>
       </w:r>
       <w:r>
-        <w:t xml:space="preserve"> </w:t>
-      </w:r>
-      <w:r>
+        <w:rPr>
+          <w:lang w:val="en"/>
+        </w:rPr>
+        <w:t xml:space="preserve"> </w:t>
+      </w:r>
+      <w:r>
+        <w:rPr>
+          <w:lang w:val="en"/>
+        </w:rPr>
         <w:t xml:space="preserve">therefore resolves the consumer root itself, first hit</w:t>
       </w:r>
       <w:r>
-        <w:t xml:space="preserve"> </w:t>
-      </w:r>
-      <w:r>
+        <w:rPr>
+          <w:lang w:val="en"/>
+        </w:rPr>
+        <w:t xml:space="preserve"> </w:t>
+      </w:r>
+      <w:r>
+        <w:rPr>
+          <w:lang w:val="en"/>
+        </w:rPr>
         <w:t xml:space="preserve">wins, and exports it as</w:t>
       </w:r>
       <w:r>
-        <w:t xml:space="preserve"> </w:t>
-      </w:r>
-      <w:r>
-        <w:rPr>
-          <w:rStyle w:val="VerbatimChar"/>
+        <w:rPr>
+          <w:lang w:val="en"/>
+        </w:rPr>
+        <w:t xml:space="preserve"> </w:t>
+      </w:r>
+      <w:r>
+        <w:rPr>
+          <w:rStyle w:val="VerbatimChar"/>
+          <w:lang w:val="en"/>
         </w:rPr>
         <w:t xml:space="preserve">MT_REPO_ROOT</w:t>
       </w:r>
       <w:r>
-        <w:t xml:space="preserve"> </w:t>
-      </w:r>
-      <w:r>
+        <w:rPr>
+          <w:lang w:val="en"/>
+        </w:rPr>
+        <w:t xml:space="preserve"> </w:t>
+      </w:r>
+      <w:r>
+        <w:rPr>
+          <w:lang w:val="en"/>
+        </w:rPr>
         <w:t xml:space="preserve">so the resolver's existing pin honours it:</w:t>
       </w:r>
     </w:p>
@@ -929,6 +1366,9 @@
               <w:pStyle w:val="Compact"/>
             </w:pPr>
             <w:r>
+              <w:rPr>
+                <w:lang w:val="en"/>
+              </w:rPr>
               <w:t xml:space="preserve">#</w:t>
             </w:r>
           </w:p>
@@ -940,6 +1380,9 @@
               <w:pStyle w:val="Compact"/>
             </w:pPr>
             <w:r>
+              <w:rPr>
+                <w:lang w:val="en"/>
+              </w:rPr>
               <w:t xml:space="preserve">Source</w:t>
             </w:r>
           </w:p>
@@ -951,6 +1394,9 @@
               <w:pStyle w:val="Compact"/>
             </w:pPr>
             <w:r>
+              <w:rPr>
+                <w:lang w:val="en"/>
+              </w:rPr>
               <w:t xml:space="preserve">Notes</w:t>
             </w:r>
           </w:p>
@@ -964,6 +1410,9 @@
               <w:pStyle w:val="Compact"/>
             </w:pPr>
             <w:r>
+              <w:rPr>
+                <w:lang w:val="en"/>
+              </w:rPr>
               <w:t xml:space="preserve">1</w:t>
             </w:r>
           </w:p>
@@ -977,13 +1426,20 @@
             <w:r>
               <w:rPr>
                 <w:rStyle w:val="VerbatimChar"/>
+                <w:lang w:val="en"/>
               </w:rPr>
               <w:t xml:space="preserve">MT_REPO_ROOT</w:t>
             </w:r>
             <w:r>
+              <w:rPr>
+                <w:lang w:val="en"/>
+              </w:rPr>
               <w:t xml:space="preserve"> </w:t>
             </w:r>
             <w:r>
+              <w:rPr>
+                <w:lang w:val="en"/>
+              </w:rPr>
               <w:t xml:space="preserve">env</w:t>
             </w:r>
           </w:p>
@@ -995,6 +1451,9 @@
               <w:pStyle w:val="Compact"/>
             </w:pPr>
             <w:r>
+              <w:rPr>
+                <w:lang w:val="en"/>
+              </w:rPr>
               <w:t xml:space="preserve">explicit pin (operator / launcher / test seam)</w:t>
             </w:r>
           </w:p>
@@ -1008,6 +1467,9 @@
               <w:pStyle w:val="Compact"/>
             </w:pPr>
             <w:r>
+              <w:rPr>
+                <w:lang w:val="en"/>
+              </w:rPr>
               <w:t xml:space="preserve">2</w:t>
             </w:r>
           </w:p>
@@ -1019,6 +1481,9 @@
               <w:pStyle w:val="Compact"/>
             </w:pPr>
             <w:r>
+              <w:rPr>
+                <w:lang w:val="en"/>
+              </w:rPr>
               <w:t xml:space="preserve">invocation context</w:t>
             </w:r>
           </w:p>
@@ -1030,29 +1495,46 @@
               <w:pStyle w:val="Compact"/>
             </w:pPr>
             <w:r>
+              <w:rPr>
+                <w:lang w:val="en"/>
+              </w:rPr>
               <w:t xml:space="preserve">nearest ancestor of</w:t>
             </w:r>
             <w:r>
+              <w:rPr>
+                <w:lang w:val="en"/>
+              </w:rPr>
               <w:t xml:space="preserve"> </w:t>
             </w:r>
             <w:r>
               <w:rPr>
                 <w:rStyle w:val="VerbatimChar"/>
+                <w:lang w:val="en"/>
               </w:rPr>
               <w:t xml:space="preserve">$PWD</w:t>
             </w:r>
             <w:r>
+              <w:rPr>
+                <w:lang w:val="en"/>
+              </w:rPr>
               <w:t xml:space="preserve"> </w:t>
             </w:r>
             <w:r>
+              <w:rPr>
+                <w:lang w:val="en"/>
+              </w:rPr>
               <w:t xml:space="preserve">carrying</w:t>
             </w:r>
             <w:r>
+              <w:rPr>
+                <w:lang w:val="en"/>
+              </w:rPr>
               <w:t xml:space="preserve"> </w:t>
             </w:r>
             <w:r>
               <w:rPr>
                 <w:rStyle w:val="VerbatimChar"/>
+                <w:lang w:val="en"/>
               </w:rPr>
               <w:t xml:space="preserve">config/multitrack/</w:t>
             </w:r>
@@ -1067,6 +1549,9 @@
               <w:pStyle w:val="Compact"/>
             </w:pPr>
             <w:r>
+              <w:rPr>
+                <w:lang w:val="en"/>
+              </w:rPr>
               <w:t xml:space="preserve">3</w:t>
             </w:r>
           </w:p>
@@ -1078,6 +1563,9 @@
               <w:pStyle w:val="Compact"/>
             </w:pPr>
             <w:r>
+              <w:rPr>
+                <w:lang w:val="en"/>
+              </w:rPr>
               <w:t xml:space="preserve">operator binding file</w:t>
             </w:r>
           </w:p>
@@ -1091,18 +1579,26 @@
             <w:r>
               <w:rPr>
                 <w:rStyle w:val="VerbatimChar"/>
+                <w:lang w:val="en"/>
               </w:rPr>
               <w:t xml:space="preserve">MT_CONSUMER_ROOTS</w:t>
             </w:r>
             <w:r>
+              <w:rPr>
+                <w:lang w:val="en"/>
+              </w:rPr>
               <w:t xml:space="preserve">, default</w:t>
             </w:r>
             <w:r>
+              <w:rPr>
+                <w:lang w:val="en"/>
+              </w:rPr>
               <w:t xml:space="preserve"> </w:t>
             </w:r>
             <w:r>
               <w:rPr>
                 <w:rStyle w:val="VerbatimChar"/>
+                <w:lang w:val="en"/>
               </w:rPr>
               <w:t xml:space="preserve">${XDG_CONFIG_HOME:-$HOME/.config}/multitrack/consumer_roots.conf</w:t>
             </w:r>
@@ -1117,6 +1613,9 @@
               <w:pStyle w:val="Compact"/>
             </w:pPr>
             <w:r>
+              <w:rPr>
+                <w:lang w:val="en"/>
+              </w:rPr>
               <w:t xml:space="preserve">4</w:t>
             </w:r>
           </w:p>
@@ -1131,6 +1630,7 @@
               <w:rPr>
                 <w:i/>
                 <w:iCs/>
+                <w:lang w:val="en"/>
               </w:rPr>
               <w:t xml:space="preserve">(nothing resolved)</w:t>
             </w:r>
@@ -1143,6 +1643,9 @@
               <w:pStyle w:val="Compact"/>
             </w:pPr>
             <w:r>
+              <w:rPr>
+                <w:lang w:val="en"/>
+              </w:rPr>
               <w:t xml:space="preserve">export nothing → resolver keeps its unchanged self-location behaviour</w:t>
             </w:r>
           </w:p>
@@ -1154,28 +1657,47 @@
         <w:pStyle w:val="BodyText"/>
       </w:pPr>
       <w:r>
+        <w:rPr>
+          <w:lang w:val="en"/>
+        </w:rPr>
         <w:t xml:space="preserve">Step 4 is the load-bearing back-compat guarantee: a host with no binding file and</w:t>
       </w:r>
       <w:r>
-        <w:t xml:space="preserve"> </w:t>
-      </w:r>
-      <w:r>
+        <w:rPr>
+          <w:lang w:val="en"/>
+        </w:rPr>
+        <w:t xml:space="preserve"> </w:t>
+      </w:r>
+      <w:r>
+        <w:rPr>
+          <w:lang w:val="en"/>
+        </w:rPr>
         <w:t xml:space="preserve">no cwd context behaves</w:t>
       </w:r>
       <w:r>
+        <w:rPr>
+          <w:lang w:val="en"/>
+        </w:rPr>
         <w:t xml:space="preserve"> </w:t>
       </w:r>
       <w:r>
         <w:rPr>
           <w:b/>
           <w:bCs/>
+          <w:lang w:val="en"/>
         </w:rPr>
         <w:t xml:space="preserve">exactly</w:t>
       </w:r>
       <w:r>
-        <w:t xml:space="preserve"> </w:t>
-      </w:r>
-      <w:r>
+        <w:rPr>
+          <w:lang w:val="en"/>
+        </w:rPr>
+        <w:t xml:space="preserve"> </w:t>
+      </w:r>
+      <w:r>
+        <w:rPr>
+          <w:lang w:val="en"/>
+        </w:rPr>
         <w:t xml:space="preserve">as before this resolution existed.</w:t>
       </w:r>
     </w:p>
@@ -1187,37 +1709,68 @@
         <w:rPr>
           <w:b/>
           <w:bCs/>
+          <w:lang w:val="en"/>
         </w:rPr>
         <w:t xml:space="preserve">Honest boundary (§11.4.6).</w:t>
       </w:r>
       <w:r>
-        <w:t xml:space="preserve"> </w:t>
-      </w:r>
-      <w:r>
+        <w:rPr>
+          <w:lang w:val="en"/>
+        </w:rPr>
+        <w:t xml:space="preserve"> </w:t>
+      </w:r>
+      <w:r>
+        <w:rPr>
+          <w:lang w:val="en"/>
+        </w:rPr>
         <w:t xml:space="preserve">When the hook fires there is, by construction, no</w:t>
       </w:r>
       <w:r>
-        <w:t xml:space="preserve"> </w:t>
-      </w:r>
-      <w:r>
+        <w:rPr>
+          <w:lang w:val="en"/>
+        </w:rPr>
+        <w:t xml:space="preserve"> </w:t>
+      </w:r>
+      <w:r>
+        <w:rPr>
+          <w:lang w:val="en"/>
+        </w:rPr>
         <w:t xml:space="preserve">cwd project context — so on a host running more than one consumer the</w:t>
       </w:r>
       <w:r>
-        <w:t xml:space="preserve"> </w:t>
-      </w:r>
-      <w:r>
+        <w:rPr>
+          <w:lang w:val="en"/>
+        </w:rPr>
+        <w:t xml:space="preserve"> </w:t>
+      </w:r>
+      <w:r>
+        <w:rPr>
+          <w:lang w:val="en"/>
+        </w:rPr>
         <w:t xml:space="preserve">alias→consumer mapping is host policy that nothing in-tree can derive. Step 3's</w:t>
       </w:r>
       <w:r>
-        <w:t xml:space="preserve"> </w:t>
-      </w:r>
-      <w:r>
+        <w:rPr>
+          <w:lang w:val="en"/>
+        </w:rPr>
+        <w:t xml:space="preserve"> </w:t>
+      </w:r>
+      <w:r>
+        <w:rPr>
+          <w:lang w:val="en"/>
+        </w:rPr>
         <w:t xml:space="preserve">operator-owned file is the minimal artifact that satisfies §11.4.177</w:t>
       </w:r>
       <w:r>
-        <w:t xml:space="preserve"> </w:t>
-      </w:r>
-      <w:r>
+        <w:rPr>
+          <w:lang w:val="en"/>
+        </w:rPr>
+        <w:t xml:space="preserve"> </w:t>
+      </w:r>
+      <w:r>
+        <w:rPr>
+          <w:lang w:val="en"/>
+        </w:rPr>
         <w:t xml:space="preserve">(project-agnostic tooling) and §11.4.187 (automatic, out-of-the-box) at once.</w:t>
       </w:r>
     </w:p>
@@ -1226,6 +1779,9 @@
         <w:pStyle w:val="BodyText"/>
       </w:pPr>
       <w:r>
+        <w:rPr>
+          <w:lang w:val="en"/>
+        </w:rPr>
         <w:t xml:space="preserve">Binding-file format — parsed, never sourced, so a typo can never execute:</w:t>
       </w:r>
     </w:p>
@@ -1236,6 +1792,7 @@
       <w:r>
         <w:rPr>
           <w:rStyle w:val="VerbatimChar"/>
+          <w:lang w:val="en"/>
         </w:rPr>
         <w:t xml:space="preserve"># ${XDG_CONFIG_HOME:-$HOME/.config}/multitrack/consumer_roots.conf</w:t>
       </w:r>
@@ -1245,6 +1802,7 @@
       <w:r>
         <w:rPr>
           <w:rStyle w:val="VerbatimChar"/>
+          <w:lang w:val="en"/>
         </w:rPr>
         <w:t xml:space="preserve">default  = /mnt/track1/my_project</w:t>
       </w:r>
@@ -1254,6 +1812,7 @@
       <w:r>
         <w:rPr>
           <w:rStyle w:val="VerbatimChar"/>
+          <w:lang w:val="en"/>
         </w:rPr>
         <w:t xml:space="preserve">claude2  = /mnt/track1/other_project     # alias key beats `default`</w:t>
       </w:r>
@@ -1263,37 +1822,60 @@
         <w:pStyle w:val="FirstParagraph"/>
       </w:pPr>
       <w:r>
+        <w:rPr>
+          <w:lang w:val="en"/>
+        </w:rPr>
         <w:t xml:space="preserve">A named path that does not carry</w:t>
       </w:r>
       <w:r>
-        <w:t xml:space="preserve"> </w:t>
-      </w:r>
-      <w:r>
-        <w:rPr>
-          <w:rStyle w:val="VerbatimChar"/>
+        <w:rPr>
+          <w:lang w:val="en"/>
+        </w:rPr>
+        <w:t xml:space="preserve"> </w:t>
+      </w:r>
+      <w:r>
+        <w:rPr>
+          <w:rStyle w:val="VerbatimChar"/>
+          <w:lang w:val="en"/>
         </w:rPr>
         <w:t xml:space="preserve">config/multitrack/</w:t>
       </w:r>
       <w:r>
-        <w:t xml:space="preserve"> </w:t>
-      </w:r>
-      <w:r>
+        <w:rPr>
+          <w:lang w:val="en"/>
+        </w:rPr>
+        <w:t xml:space="preserve"> </w:t>
+      </w:r>
+      <w:r>
+        <w:rPr>
+          <w:lang w:val="en"/>
+        </w:rPr>
         <w:t xml:space="preserve">is reported on stderr and</w:t>
       </w:r>
       <w:r>
+        <w:rPr>
+          <w:lang w:val="en"/>
+        </w:rPr>
         <w:t xml:space="preserve"> </w:t>
       </w:r>
       <w:r>
         <w:rPr>
           <w:b/>
           <w:bCs/>
+          <w:lang w:val="en"/>
         </w:rPr>
         <w:t xml:space="preserve">ignored</w:t>
       </w:r>
       <w:r>
-        <w:t xml:space="preserve"> </w:t>
-      </w:r>
-      <w:r>
+        <w:rPr>
+          <w:lang w:val="en"/>
+        </w:rPr>
+        <w:t xml:space="preserve"> </w:t>
+      </w:r>
+      <w:r>
+        <w:rPr>
+          <w:lang w:val="en"/>
+        </w:rPr>
         <w:t xml:space="preserve">— never silently trusted (§11.4.6). Diagnose with:</w:t>
       </w:r>
     </w:p>
@@ -1304,6 +1886,7 @@
       <w:r>
         <w:rPr>
           <w:rStyle w:val="VerbatimChar"/>
+          <w:lang w:val="en"/>
         </w:rPr>
         <w:t xml:space="preserve">multitrack_cwd_hook.sh --consumer-root &lt;alias&gt;</w:t>
       </w:r>
@@ -1316,82 +1899,143 @@
         <w:rPr>
           <w:b/>
           <w:bCs/>
+          <w:lang w:val="en"/>
         </w:rPr>
         <w:t xml:space="preserve">Installation note (§11.4.177).</w:t>
       </w:r>
       <w:r>
-        <w:t xml:space="preserve"> </w:t>
-      </w:r>
-      <w:r>
+        <w:rPr>
+          <w:lang w:val="en"/>
+        </w:rPr>
+        <w:t xml:space="preserve"> </w:t>
+      </w:r>
+      <w:r>
+        <w:rPr>
+          <w:lang w:val="en"/>
+        </w:rPr>
         <w:t xml:space="preserve">Resolution being project-agnostic is only</w:t>
       </w:r>
       <w:r>
-        <w:t xml:space="preserve"> </w:t>
-      </w:r>
-      <w:r>
+        <w:rPr>
+          <w:lang w:val="en"/>
+        </w:rPr>
+        <w:t xml:space="preserve"> </w:t>
+      </w:r>
+      <w:r>
+        <w:rPr>
+          <w:lang w:val="en"/>
+        </w:rPr>
         <w:t xml:space="preserve">half the rule. The shared PATH entry itself must not live inside a consumer</w:t>
       </w:r>
       <w:r>
-        <w:t xml:space="preserve"> </w:t>
-      </w:r>
-      <w:r>
+        <w:rPr>
+          <w:lang w:val="en"/>
+        </w:rPr>
+        <w:t xml:space="preserve"> </w:t>
+      </w:r>
+      <w:r>
+        <w:rPr>
+          <w:lang w:val="en"/>
+        </w:rPr>
         <w:t xml:space="preserve">checkout — a symlink from</w:t>
       </w:r>
       <w:r>
-        <w:t xml:space="preserve"> </w:t>
-      </w:r>
-      <w:r>
-        <w:rPr>
-          <w:rStyle w:val="VerbatimChar"/>
+        <w:rPr>
+          <w:lang w:val="en"/>
+        </w:rPr>
+        <w:t xml:space="preserve"> </w:t>
+      </w:r>
+      <w:r>
+        <w:rPr>
+          <w:rStyle w:val="VerbatimChar"/>
+          <w:lang w:val="en"/>
         </w:rPr>
         <w:t xml:space="preserve">~/.local/bin/</w:t>
       </w:r>
       <w:r>
-        <w:t xml:space="preserve"> </w:t>
-      </w:r>
-      <w:r>
+        <w:rPr>
+          <w:lang w:val="en"/>
+        </w:rPr>
+        <w:t xml:space="preserve"> </w:t>
+      </w:r>
+      <w:r>
+        <w:rPr>
+          <w:lang w:val="en"/>
+        </w:rPr>
         <w:t xml:space="preserve">into one project's tree couples every</w:t>
       </w:r>
       <w:r>
-        <w:t xml:space="preserve"> </w:t>
-      </w:r>
-      <w:r>
+        <w:rPr>
+          <w:lang w:val="en"/>
+        </w:rPr>
+        <w:t xml:space="preserve"> </w:t>
+      </w:r>
+      <w:r>
+        <w:rPr>
+          <w:lang w:val="en"/>
+        </w:rPr>
         <w:t xml:space="preserve">project's tooling availability and version to that one checkout. Install the</w:t>
       </w:r>
       <w:r>
-        <w:t xml:space="preserve"> </w:t>
-      </w:r>
-      <w:r>
+        <w:rPr>
+          <w:lang w:val="en"/>
+        </w:rPr>
+        <w:t xml:space="preserve"> </w:t>
+      </w:r>
+      <w:r>
+        <w:rPr>
+          <w:lang w:val="en"/>
+        </w:rPr>
         <w:t xml:space="preserve">engine from a location outside every consumer, or use the toolkit's per-project</w:t>
       </w:r>
       <w:r>
-        <w:t xml:space="preserve"> </w:t>
-      </w:r>
-      <w:r>
-        <w:rPr>
-          <w:rStyle w:val="VerbatimChar"/>
+        <w:rPr>
+          <w:lang w:val="en"/>
+        </w:rPr>
+        <w:t xml:space="preserve"> </w:t>
+      </w:r>
+      <w:r>
+        <w:rPr>
+          <w:rStyle w:val="VerbatimChar"/>
+          <w:lang w:val="en"/>
         </w:rPr>
         <w:t xml:space="preserve">&lt;dir&gt;/.claude-cwd-hook</w:t>
       </w:r>
       <w:r>
-        <w:t xml:space="preserve"> </w:t>
-      </w:r>
-      <w:r>
+        <w:rPr>
+          <w:lang w:val="en"/>
+        </w:rPr>
+        <w:t xml:space="preserve"> </w:t>
+      </w:r>
+      <w:r>
+        <w:rPr>
+          <w:lang w:val="en"/>
+        </w:rPr>
         <w:t xml:space="preserve">/</w:t>
       </w:r>
       <w:r>
-        <w:t xml:space="preserve"> </w:t>
-      </w:r>
-      <w:r>
-        <w:rPr>
-          <w:rStyle w:val="VerbatimChar"/>
+        <w:rPr>
+          <w:lang w:val="en"/>
+        </w:rPr>
+        <w:t xml:space="preserve"> </w:t>
+      </w:r>
+      <w:r>
+        <w:rPr>
+          <w:rStyle w:val="VerbatimChar"/>
+          <w:lang w:val="en"/>
         </w:rPr>
         <w:t xml:space="preserve">CMA_CWD_HOOK</w:t>
       </w:r>
       <w:r>
-        <w:t xml:space="preserve"> </w:t>
-      </w:r>
-      <w:r>
+        <w:rPr>
+          <w:lang w:val="en"/>
+        </w:rPr>
+        <w:t xml:space="preserve"> </w:t>
+      </w:r>
+      <w:r>
+        <w:rPr>
+          <w:lang w:val="en"/>
+        </w:rPr>
         <w:t xml:space="preserve">seams.</w:t>
       </w:r>
     </w:p>
@@ -1402,6 +2046,9 @@
         <w:pStyle w:val="Heading2"/>
       </w:pPr>
       <w:r>
+        <w:rPr>
+          <w:lang w:val="en"/>
+        </w:rPr>
         <w:t xml:space="preserve">Config contract — how a generic script finds project config</w:t>
       </w:r>
     </w:p>
@@ -1410,6 +2057,9 @@
         <w:pStyle w:val="FirstParagraph"/>
       </w:pPr>
       <w:r>
+        <w:rPr>
+          <w:lang w:val="en"/>
+        </w:rPr>
         <w:t xml:space="preserve">A generic script self-locates BOTH roots with zero hardcoding:</w:t>
       </w:r>
     </w:p>
@@ -1425,94 +2075,162 @@
         <w:rPr>
           <w:b/>
           <w:bCs/>
+          <w:lang w:val="en"/>
         </w:rPr>
         <w:t xml:space="preserve">Constitution root</w:t>
       </w:r>
       <w:r>
-        <w:t xml:space="preserve"> </w:t>
-      </w:r>
-      <w:r>
+        <w:rPr>
+          <w:lang w:val="en"/>
+        </w:rPr>
+        <w:t xml:space="preserve"> </w:t>
+      </w:r>
+      <w:r>
+        <w:rPr>
+          <w:lang w:val="en"/>
+        </w:rPr>
         <w:t xml:space="preserve">— via</w:t>
       </w:r>
       <w:r>
-        <w:t xml:space="preserve"> </w:t>
-      </w:r>
-      <w:r>
-        <w:rPr>
-          <w:rStyle w:val="VerbatimChar"/>
+        <w:rPr>
+          <w:lang w:val="en"/>
+        </w:rPr>
+        <w:t xml:space="preserve"> </w:t>
+      </w:r>
+      <w:r>
+        <w:rPr>
+          <w:rStyle w:val="VerbatimChar"/>
+          <w:lang w:val="en"/>
         </w:rPr>
         <w:t xml:space="preserve">constitution/find_constitution.sh</w:t>
       </w:r>
       <w:r>
-        <w:t xml:space="preserve"> </w:t>
-      </w:r>
-      <w:r>
+        <w:rPr>
+          <w:lang w:val="en"/>
+        </w:rPr>
+        <w:t xml:space="preserve"> </w:t>
+      </w:r>
+      <w:r>
+        <w:rPr>
+          <w:lang w:val="en"/>
+        </w:rPr>
         <w:t xml:space="preserve">(honors an</w:t>
       </w:r>
       <w:r>
-        <w:t xml:space="preserve"> </w:t>
-      </w:r>
-      <w:r>
+        <w:rPr>
+          <w:lang w:val="en"/>
+        </w:rPr>
+        <w:t xml:space="preserve"> </w:t>
+      </w:r>
+      <w:r>
+        <w:rPr>
+          <w:lang w:val="en"/>
+        </w:rPr>
         <w:t xml:space="preserve">explicit</w:t>
       </w:r>
       <w:r>
-        <w:t xml:space="preserve"> </w:t>
-      </w:r>
-      <w:r>
-        <w:rPr>
-          <w:rStyle w:val="VerbatimChar"/>
+        <w:rPr>
+          <w:lang w:val="en"/>
+        </w:rPr>
+        <w:t xml:space="preserve"> </w:t>
+      </w:r>
+      <w:r>
+        <w:rPr>
+          <w:rStyle w:val="VerbatimChar"/>
+          <w:lang w:val="en"/>
         </w:rPr>
         <w:t xml:space="preserve">CONSTITUTION_DIR</w:t>
       </w:r>
       <w:r>
-        <w:t xml:space="preserve"> </w:t>
-      </w:r>
-      <w:r>
+        <w:rPr>
+          <w:lang w:val="en"/>
+        </w:rPr>
+        <w:t xml:space="preserve"> </w:t>
+      </w:r>
+      <w:r>
+        <w:rPr>
+          <w:lang w:val="en"/>
+        </w:rPr>
         <w:t xml:space="preserve">override, else walks up for</w:t>
       </w:r>
       <w:r>
-        <w:t xml:space="preserve"> </w:t>
-      </w:r>
-      <w:r>
-        <w:rPr>
-          <w:rStyle w:val="VerbatimChar"/>
+        <w:rPr>
+          <w:lang w:val="en"/>
+        </w:rPr>
+        <w:t xml:space="preserve"> </w:t>
+      </w:r>
+      <w:r>
+        <w:rPr>
+          <w:rStyle w:val="VerbatimChar"/>
+          <w:lang w:val="en"/>
         </w:rPr>
         <w:t xml:space="preserve">constitution/Constitution.md</w:t>
       </w:r>
       <w:r>
-        <w:t xml:space="preserve"> </w:t>
-      </w:r>
-      <w:r>
+        <w:rPr>
+          <w:lang w:val="en"/>
+        </w:rPr>
+        <w:t xml:space="preserve"> </w:t>
+      </w:r>
+      <w:r>
+        <w:rPr>
+          <w:lang w:val="en"/>
+        </w:rPr>
         <w:t xml:space="preserve">/</w:t>
       </w:r>
       <w:r>
-        <w:t xml:space="preserve"> </w:t>
-      </w:r>
-      <w:r>
-        <w:rPr>
-          <w:rStyle w:val="VerbatimChar"/>
+        <w:rPr>
+          <w:lang w:val="en"/>
+        </w:rPr>
+        <w:t xml:space="preserve"> </w:t>
+      </w:r>
+      <w:r>
+        <w:rPr>
+          <w:rStyle w:val="VerbatimChar"/>
+          <w:lang w:val="en"/>
         </w:rPr>
         <w:t xml:space="preserve">submodules/constitution/Constitution.md</w:t>
       </w:r>
       <w:r>
+        <w:rPr>
+          <w:lang w:val="en"/>
+        </w:rPr>
         <w:t xml:space="preserve">,</w:t>
       </w:r>
       <w:r>
-        <w:t xml:space="preserve"> </w:t>
-      </w:r>
-      <w:r>
+        <w:rPr>
+          <w:lang w:val="en"/>
+        </w:rPr>
+        <w:t xml:space="preserve"> </w:t>
+      </w:r>
+      <w:r>
+        <w:rPr>
+          <w:lang w:val="en"/>
+        </w:rPr>
         <w:t xml:space="preserve">else follows the git superproject pointer). These scripts do not need it at</w:t>
       </w:r>
       <w:r>
-        <w:t xml:space="preserve"> </w:t>
-      </w:r>
-      <w:r>
+        <w:rPr>
+          <w:lang w:val="en"/>
+        </w:rPr>
+        <w:t xml:space="preserve"> </w:t>
+      </w:r>
+      <w:r>
+        <w:rPr>
+          <w:lang w:val="en"/>
+        </w:rPr>
         <w:t xml:space="preserve">runtime (they are self-contained), but it is the canonical self-location</w:t>
       </w:r>
       <w:r>
-        <w:t xml:space="preserve"> </w:t>
-      </w:r>
-      <w:r>
+        <w:rPr>
+          <w:lang w:val="en"/>
+        </w:rPr>
+        <w:t xml:space="preserve"> </w:t>
+      </w:r>
+      <w:r>
+        <w:rPr>
+          <w:lang w:val="en"/>
+        </w:rPr>
         <w:t xml:space="preserve">primitive when a caller needs the constitution root.</w:t>
       </w:r>
     </w:p>
@@ -1528,49 +2246,77 @@
         <w:rPr>
           <w:b/>
           <w:bCs/>
+          <w:lang w:val="en"/>
         </w:rPr>
         <w:t xml:space="preserve">Project/repo root</w:t>
       </w:r>
       <w:r>
-        <w:t xml:space="preserve"> </w:t>
-      </w:r>
-      <w:r>
+        <w:rPr>
+          <w:lang w:val="en"/>
+        </w:rPr>
+        <w:t xml:space="preserve"> </w:t>
+      </w:r>
+      <w:r>
+        <w:rPr>
+          <w:lang w:val="en"/>
+        </w:rPr>
         <w:t xml:space="preserve">—</w:t>
       </w:r>
       <w:r>
-        <w:t xml:space="preserve"> </w:t>
-      </w:r>
-      <w:r>
-        <w:rPr>
-          <w:rStyle w:val="VerbatimChar"/>
+        <w:rPr>
+          <w:lang w:val="en"/>
+        </w:rPr>
+        <w:t xml:space="preserve"> </w:t>
+      </w:r>
+      <w:r>
+        <w:rPr>
+          <w:rStyle w:val="VerbatimChar"/>
+          <w:lang w:val="en"/>
         </w:rPr>
         <w:t xml:space="preserve">MT_REPO_ROOT</w:t>
       </w:r>
       <w:r>
-        <w:t xml:space="preserve"> </w:t>
-      </w:r>
-      <w:r>
+        <w:rPr>
+          <w:lang w:val="en"/>
+        </w:rPr>
+        <w:t xml:space="preserve"> </w:t>
+      </w:r>
+      <w:r>
+        <w:rPr>
+          <w:lang w:val="en"/>
+        </w:rPr>
         <w:t xml:space="preserve">(explicit override) else the script's</w:t>
       </w:r>
       <w:r>
-        <w:t xml:space="preserve"> </w:t>
-      </w:r>
-      <w:r>
-        <w:rPr>
-          <w:rStyle w:val="VerbatimChar"/>
+        <w:rPr>
+          <w:lang w:val="en"/>
+        </w:rPr>
+        <w:t xml:space="preserve"> </w:t>
+      </w:r>
+      <w:r>
+        <w:rPr>
+          <w:rStyle w:val="VerbatimChar"/>
+          <w:lang w:val="en"/>
         </w:rPr>
         <w:t xml:space="preserve">../..</w:t>
       </w:r>
       <w:r>
+        <w:rPr>
+          <w:lang w:val="en"/>
+        </w:rPr>
         <w:t xml:space="preserve">.</w:t>
       </w:r>
       <w:r>
+        <w:rPr>
+          <w:lang w:val="en"/>
+        </w:rPr>
         <w:t xml:space="preserve"> </w:t>
       </w:r>
       <w:r>
         <w:rPr>
           <w:b/>
           <w:bCs/>
+          <w:lang w:val="en"/>
         </w:rPr>
         <w:t xml:space="preserve">Because these scripts live at</w:t>
       </w:r>
@@ -1578,6 +2324,7 @@
         <w:rPr>
           <w:b/>
           <w:bCs/>
+          <w:lang w:val="en"/>
         </w:rPr>
         <w:t xml:space="preserve"> </w:t>
       </w:r>
@@ -1586,6 +2333,7 @@
           <w:rStyle w:val="VerbatimChar"/>
           <w:b/>
           <w:bCs/>
+          <w:lang w:val="en"/>
         </w:rPr>
         <w:t xml:space="preserve">constitution/scripts/multitrack/</w:t>
       </w:r>
@@ -1593,6 +2341,7 @@
         <w:rPr>
           <w:b/>
           <w:bCs/>
+          <w:lang w:val="en"/>
         </w:rPr>
         <w:t xml:space="preserve">,</w:t>
       </w:r>
@@ -1600,6 +2349,7 @@
         <w:rPr>
           <w:b/>
           <w:bCs/>
+          <w:lang w:val="en"/>
         </w:rPr>
         <w:t xml:space="preserve"> </w:t>
       </w:r>
@@ -1607,6 +2357,7 @@
         <w:rPr>
           <w:b/>
           <w:bCs/>
+          <w:lang w:val="en"/>
         </w:rPr>
         <w:t xml:space="preserve">their</w:t>
       </w:r>
@@ -1614,6 +2365,7 @@
         <w:rPr>
           <w:b/>
           <w:bCs/>
+          <w:lang w:val="en"/>
         </w:rPr>
         <w:t xml:space="preserve"> </w:t>
       </w:r>
@@ -1622,6 +2374,7 @@
           <w:rStyle w:val="VerbatimChar"/>
           <w:b/>
           <w:bCs/>
+          <w:lang w:val="en"/>
         </w:rPr>
         <w:t xml:space="preserve">../..</w:t>
       </w:r>
@@ -1629,6 +2382,7 @@
         <w:rPr>
           <w:b/>
           <w:bCs/>
+          <w:lang w:val="en"/>
         </w:rPr>
         <w:t xml:space="preserve"> </w:t>
       </w:r>
@@ -1636,6 +2390,7 @@
         <w:rPr>
           <w:b/>
           <w:bCs/>
+          <w:lang w:val="en"/>
         </w:rPr>
         <w:t xml:space="preserve">resolves to the constitution submodule, NOT the consuming</w:t>
       </w:r>
@@ -1643,6 +2398,7 @@
         <w:rPr>
           <w:b/>
           <w:bCs/>
+          <w:lang w:val="en"/>
         </w:rPr>
         <w:t xml:space="preserve"> </w:t>
       </w:r>
@@ -1650,76 +2406,126 @@
         <w:rPr>
           <w:b/>
           <w:bCs/>
+          <w:lang w:val="en"/>
         </w:rPr>
         <w:t xml:space="preserve">project.</w:t>
       </w:r>
       <w:r>
-        <w:t xml:space="preserve"> </w:t>
-      </w:r>
-      <w:r>
+        <w:rPr>
+          <w:lang w:val="en"/>
+        </w:rPr>
+        <w:t xml:space="preserve"> </w:t>
+      </w:r>
+      <w:r>
+        <w:rPr>
+          <w:lang w:val="en"/>
+        </w:rPr>
         <w:t xml:space="preserve">A consumer therefore MUST set</w:t>
       </w:r>
       <w:r>
-        <w:t xml:space="preserve"> </w:t>
-      </w:r>
-      <w:r>
-        <w:rPr>
-          <w:rStyle w:val="VerbatimChar"/>
+        <w:rPr>
+          <w:lang w:val="en"/>
+        </w:rPr>
+        <w:t xml:space="preserve"> </w:t>
+      </w:r>
+      <w:r>
+        <w:rPr>
+          <w:rStyle w:val="VerbatimChar"/>
+          <w:lang w:val="en"/>
         </w:rPr>
         <w:t xml:space="preserve">MT_REPO_ROOT</w:t>
       </w:r>
       <w:r>
-        <w:t xml:space="preserve"> </w:t>
-      </w:r>
-      <w:r>
+        <w:rPr>
+          <w:lang w:val="en"/>
+        </w:rPr>
+        <w:t xml:space="preserve"> </w:t>
+      </w:r>
+      <w:r>
+        <w:rPr>
+          <w:lang w:val="en"/>
+        </w:rPr>
         <w:t xml:space="preserve">(or the explicit</w:t>
       </w:r>
       <w:r>
-        <w:t xml:space="preserve"> </w:t>
-      </w:r>
-      <w:r>
-        <w:rPr>
-          <w:rStyle w:val="VerbatimChar"/>
+        <w:rPr>
+          <w:lang w:val="en"/>
+        </w:rPr>
+        <w:t xml:space="preserve"> </w:t>
+      </w:r>
+      <w:r>
+        <w:rPr>
+          <w:rStyle w:val="VerbatimChar"/>
+          <w:lang w:val="en"/>
         </w:rPr>
         <w:t xml:space="preserve">MT_CONFIG</w:t>
       </w:r>
       <w:r>
-        <w:t xml:space="preserve"> </w:t>
-      </w:r>
-      <w:r>
+        <w:rPr>
+          <w:lang w:val="en"/>
+        </w:rPr>
+        <w:t xml:space="preserve"> </w:t>
+      </w:r>
+      <w:r>
+        <w:rPr>
+          <w:lang w:val="en"/>
+        </w:rPr>
         <w:t xml:space="preserve">full path) so config,</w:t>
       </w:r>
       <w:r>
-        <w:t xml:space="preserve"> </w:t>
-      </w:r>
-      <w:r>
-        <w:rPr>
-          <w:rStyle w:val="VerbatimChar"/>
+        <w:rPr>
+          <w:lang w:val="en"/>
+        </w:rPr>
+        <w:t xml:space="preserve"> </w:t>
+      </w:r>
+      <w:r>
+        <w:rPr>
+          <w:rStyle w:val="VerbatimChar"/>
+          <w:lang w:val="en"/>
         </w:rPr>
         <w:t xml:space="preserve">.ws_state</w:t>
       </w:r>
       <w:r>
+        <w:rPr>
+          <w:lang w:val="en"/>
+        </w:rPr>
         <w:t xml:space="preserve">, and the tmp namespace resolve</w:t>
       </w:r>
       <w:r>
-        <w:t xml:space="preserve"> </w:t>
-      </w:r>
-      <w:r>
+        <w:rPr>
+          <w:lang w:val="en"/>
+        </w:rPr>
+        <w:t xml:space="preserve"> </w:t>
+      </w:r>
+      <w:r>
+        <w:rPr>
+          <w:lang w:val="en"/>
+        </w:rPr>
         <w:t xml:space="preserve">against the project, not the constitution. The reference launcher exports</w:t>
       </w:r>
       <w:r>
-        <w:t xml:space="preserve"> </w:t>
-      </w:r>
-      <w:r>
-        <w:rPr>
-          <w:rStyle w:val="VerbatimChar"/>
+        <w:rPr>
+          <w:lang w:val="en"/>
+        </w:rPr>
+        <w:t xml:space="preserve"> </w:t>
+      </w:r>
+      <w:r>
+        <w:rPr>
+          <w:rStyle w:val="VerbatimChar"/>
+          <w:lang w:val="en"/>
         </w:rPr>
         <w:t xml:space="preserve">MT_REPO_ROOT</w:t>
       </w:r>
       <w:r>
-        <w:t xml:space="preserve"> </w:t>
-      </w:r>
-      <w:r>
+        <w:rPr>
+          <w:lang w:val="en"/>
+        </w:rPr>
+        <w:t xml:space="preserve"> </w:t>
+      </w:r>
+      <w:r>
+        <w:rPr>
+          <w:lang w:val="en"/>
+        </w:rPr>
         <w:t xml:space="preserve">for every invocation.</w:t>
       </w:r>
     </w:p>
@@ -1735,28 +2541,45 @@
         <w:rPr>
           <w:b/>
           <w:bCs/>
+          <w:lang w:val="en"/>
         </w:rPr>
         <w:t xml:space="preserve">Per-host config file</w:t>
       </w:r>
       <w:r>
-        <w:t xml:space="preserve"> </w:t>
-      </w:r>
-      <w:r>
+        <w:rPr>
+          <w:lang w:val="en"/>
+        </w:rPr>
+        <w:t xml:space="preserve"> </w:t>
+      </w:r>
+      <w:r>
+        <w:rPr>
+          <w:lang w:val="en"/>
+        </w:rPr>
         <w:t xml:space="preserve">— resolved by</w:t>
       </w:r>
       <w:r>
-        <w:t xml:space="preserve"> </w:t>
-      </w:r>
-      <w:r>
-        <w:rPr>
-          <w:rStyle w:val="VerbatimChar"/>
+        <w:rPr>
+          <w:lang w:val="en"/>
+        </w:rPr>
+        <w:t xml:space="preserve"> </w:t>
+      </w:r>
+      <w:r>
+        <w:rPr>
+          <w:rStyle w:val="VerbatimChar"/>
+          <w:lang w:val="en"/>
         </w:rPr>
         <w:t xml:space="preserve">multitrack_config.sh</w:t>
       </w:r>
       <w:r>
-        <w:t xml:space="preserve"> </w:t>
-      </w:r>
-      <w:r>
+        <w:rPr>
+          <w:lang w:val="en"/>
+        </w:rPr>
+        <w:t xml:space="preserve"> </w:t>
+      </w:r>
+      <w:r>
+        <w:rPr>
+          <w:lang w:val="en"/>
+        </w:rPr>
         <w:t xml:space="preserve">as:</w:t>
       </w:r>
     </w:p>
@@ -1771,13 +2594,20 @@
       <w:r>
         <w:rPr>
           <w:rStyle w:val="VerbatimChar"/>
+          <w:lang w:val="en"/>
         </w:rPr>
         <w:t xml:space="preserve">MT_CONFIG</w:t>
       </w:r>
       <w:r>
-        <w:t xml:space="preserve"> </w:t>
-      </w:r>
-      <w:r>
+        <w:rPr>
+          <w:lang w:val="en"/>
+        </w:rPr>
+        <w:t xml:space="preserve"> </w:t>
+      </w:r>
+      <w:r>
+        <w:rPr>
+          <w:lang w:val="en"/>
+        </w:rPr>
         <w:t xml:space="preserve">— explicit full path to a config file (wins), else</w:t>
       </w:r>
     </w:p>
@@ -1792,121 +2622,201 @@
       <w:r>
         <w:rPr>
           <w:rStyle w:val="VerbatimChar"/>
+          <w:lang w:val="en"/>
         </w:rPr>
         <w:t xml:space="preserve">$MT_CONFIG_DIR/&lt;host&gt;.yaml</w:t>
       </w:r>
       <w:r>
-        <w:t xml:space="preserve"> </w:t>
-      </w:r>
-      <w:r>
+        <w:rPr>
+          <w:lang w:val="en"/>
+        </w:rPr>
+        <w:t xml:space="preserve"> </w:t>
+      </w:r>
+      <w:r>
+        <w:rPr>
+          <w:lang w:val="en"/>
+        </w:rPr>
         <w:t xml:space="preserve">— where</w:t>
       </w:r>
       <w:r>
-        <w:t xml:space="preserve"> </w:t>
-      </w:r>
-      <w:r>
-        <w:rPr>
-          <w:rStyle w:val="VerbatimChar"/>
+        <w:rPr>
+          <w:lang w:val="en"/>
+        </w:rPr>
+        <w:t xml:space="preserve"> </w:t>
+      </w:r>
+      <w:r>
+        <w:rPr>
+          <w:rStyle w:val="VerbatimChar"/>
+          <w:lang w:val="en"/>
         </w:rPr>
         <w:t xml:space="preserve">MT_CONFIG_DIR</w:t>
       </w:r>
       <w:r>
-        <w:t xml:space="preserve"> </w:t>
-      </w:r>
-      <w:r>
+        <w:rPr>
+          <w:lang w:val="en"/>
+        </w:rPr>
+        <w:t xml:space="preserve"> </w:t>
+      </w:r>
+      <w:r>
+        <w:rPr>
+          <w:lang w:val="en"/>
+        </w:rPr>
         <w:t xml:space="preserve">defaults to</w:t>
       </w:r>
       <w:r>
-        <w:t xml:space="preserve"> </w:t>
-      </w:r>
-      <w:r>
-        <w:rPr>
-          <w:rStyle w:val="VerbatimChar"/>
+        <w:rPr>
+          <w:lang w:val="en"/>
+        </w:rPr>
+        <w:t xml:space="preserve"> </w:t>
+      </w:r>
+      <w:r>
+        <w:rPr>
+          <w:rStyle w:val="VerbatimChar"/>
+          <w:lang w:val="en"/>
         </w:rPr>
         <w:t xml:space="preserve">$(mt_repo_root)/config/multitrack</w:t>
       </w:r>
       <w:r>
-        <w:t xml:space="preserve"> </w:t>
-      </w:r>
-      <w:r>
+        <w:rPr>
+          <w:lang w:val="en"/>
+        </w:rPr>
+        <w:t xml:space="preserve"> </w:t>
+      </w:r>
+      <w:r>
+        <w:rPr>
+          <w:lang w:val="en"/>
+        </w:rPr>
         <w:t xml:space="preserve">and</w:t>
       </w:r>
       <w:r>
-        <w:t xml:space="preserve"> </w:t>
-      </w:r>
-      <w:r>
-        <w:rPr>
-          <w:rStyle w:val="VerbatimChar"/>
+        <w:rPr>
+          <w:lang w:val="en"/>
+        </w:rPr>
+        <w:t xml:space="preserve"> </w:t>
+      </w:r>
+      <w:r>
+        <w:rPr>
+          <w:rStyle w:val="VerbatimChar"/>
+          <w:lang w:val="en"/>
         </w:rPr>
         <w:t xml:space="preserve">&lt;host&gt;</w:t>
       </w:r>
       <w:r>
-        <w:t xml:space="preserve"> </w:t>
-      </w:r>
-      <w:r>
+        <w:rPr>
+          <w:lang w:val="en"/>
+        </w:rPr>
+        <w:t xml:space="preserve"> </w:t>
+      </w:r>
+      <w:r>
+        <w:rPr>
+          <w:lang w:val="en"/>
+        </w:rPr>
         <w:t xml:space="preserve">=</w:t>
       </w:r>
       <w:r>
-        <w:t xml:space="preserve"> </w:t>
-      </w:r>
-      <w:r>
-        <w:rPr>
-          <w:rStyle w:val="VerbatimChar"/>
+        <w:rPr>
+          <w:lang w:val="en"/>
+        </w:rPr>
+        <w:t xml:space="preserve"> </w:t>
+      </w:r>
+      <w:r>
+        <w:rPr>
+          <w:rStyle w:val="VerbatimChar"/>
+          <w:lang w:val="en"/>
         </w:rPr>
         <w:t xml:space="preserve">MT_HOST</w:t>
       </w:r>
       <w:r>
-        <w:t xml:space="preserve"> </w:t>
-      </w:r>
-      <w:r>
+        <w:rPr>
+          <w:lang w:val="en"/>
+        </w:rPr>
+        <w:t xml:space="preserve"> </w:t>
+      </w:r>
+      <w:r>
+        <w:rPr>
+          <w:lang w:val="en"/>
+        </w:rPr>
         <w:t xml:space="preserve">else the</w:t>
       </w:r>
       <w:r>
-        <w:t xml:space="preserve"> </w:t>
-      </w:r>
-      <w:r>
+        <w:rPr>
+          <w:lang w:val="en"/>
+        </w:rPr>
+        <w:t xml:space="preserve"> </w:t>
+      </w:r>
+      <w:r>
+        <w:rPr>
+          <w:lang w:val="en"/>
+        </w:rPr>
         <w:t xml:space="preserve">system hostname (</w:t>
       </w:r>
       <w:r>
         <w:rPr>
           <w:rStyle w:val="VerbatimChar"/>
+          <w:lang w:val="en"/>
         </w:rPr>
         <w:t xml:space="preserve">/etc/hostname</w:t>
       </w:r>
       <w:r>
+        <w:rPr>
+          <w:lang w:val="en"/>
+        </w:rPr>
         <w:t xml:space="preserve">, else the first 16 of the machine-id).</w:t>
       </w:r>
       <w:r>
-        <w:t xml:space="preserve"> </w:t>
-      </w:r>
-      <w:r>
+        <w:rPr>
+          <w:lang w:val="en"/>
+        </w:rPr>
+        <w:t xml:space="preserve"> </w:t>
+      </w:r>
+      <w:r>
+        <w:rPr>
+          <w:lang w:val="en"/>
+        </w:rPr>
         <w:t xml:space="preserve">An unreadable</w:t>
       </w:r>
       <w:r>
-        <w:t xml:space="preserve"> </w:t>
-      </w:r>
-      <w:r>
-        <w:rPr>
-          <w:rStyle w:val="VerbatimChar"/>
+        <w:rPr>
+          <w:lang w:val="en"/>
+        </w:rPr>
+        <w:t xml:space="preserve"> </w:t>
+      </w:r>
+      <w:r>
+        <w:rPr>
+          <w:rStyle w:val="VerbatimChar"/>
+          <w:lang w:val="en"/>
         </w:rPr>
         <w:t xml:space="preserve">&lt;hostname&gt;.yaml</w:t>
       </w:r>
       <w:r>
-        <w:t xml:space="preserve"> </w:t>
-      </w:r>
-      <w:r>
+        <w:rPr>
+          <w:lang w:val="en"/>
+        </w:rPr>
+        <w:t xml:space="preserve"> </w:t>
+      </w:r>
+      <w:r>
+        <w:rPr>
+          <w:lang w:val="en"/>
+        </w:rPr>
         <w:t xml:space="preserve">falls back to</w:t>
       </w:r>
       <w:r>
-        <w:t xml:space="preserve"> </w:t>
-      </w:r>
-      <w:r>
-        <w:rPr>
-          <w:rStyle w:val="VerbatimChar"/>
+        <w:rPr>
+          <w:lang w:val="en"/>
+        </w:rPr>
+        <w:t xml:space="preserve"> </w:t>
+      </w:r>
+      <w:r>
+        <w:rPr>
+          <w:rStyle w:val="VerbatimChar"/>
+          <w:lang w:val="en"/>
         </w:rPr>
         <w:t xml:space="preserve">&lt;machine-id-16&gt;.yaml</w:t>
       </w:r>
       <w:r>
+        <w:rPr>
+          <w:lang w:val="en"/>
+        </w:rPr>
         <w:t xml:space="preserve">.</w:t>
       </w:r>
     </w:p>
@@ -1915,31 +2825,48 @@
         <w:pStyle w:val="FirstParagraph"/>
       </w:pPr>
       <w:r>
+        <w:rPr>
+          <w:lang w:val="en"/>
+        </w:rPr>
         <w:t xml:space="preserve">Schema:</w:t>
       </w:r>
       <w:r>
-        <w:t xml:space="preserve"> </w:t>
-      </w:r>
-      <w:r>
-        <w:rPr>
-          <w:rStyle w:val="VerbatimChar"/>
+        <w:rPr>
+          <w:lang w:val="en"/>
+        </w:rPr>
+        <w:t xml:space="preserve"> </w:t>
+      </w:r>
+      <w:r>
+        <w:rPr>
+          <w:rStyle w:val="VerbatimChar"/>
+          <w:lang w:val="en"/>
         </w:rPr>
         <w:t xml:space="preserve">schema_version: 1</w:t>
       </w:r>
       <w:r>
+        <w:rPr>
+          <w:lang w:val="en"/>
+        </w:rPr>
         <w:t xml:space="preserve">,</w:t>
       </w:r>
       <w:r>
+        <w:rPr>
+          <w:lang w:val="en"/>
+        </w:rPr>
         <w:t xml:space="preserve"> </w:t>
       </w:r>
       <w:r>
         <w:rPr>
           <w:b/>
           <w:bCs/>
+          <w:lang w:val="en"/>
         </w:rPr>
         <w:t xml:space="preserve">one file per host</w:t>
       </w:r>
       <w:r>
+        <w:rPr>
+          <w:lang w:val="en"/>
+        </w:rPr>
         <w:t xml:space="preserve">.</w:t>
       </w:r>
     </w:p>
@@ -1949,21 +2876,34 @@
         <w:pStyle w:val="Heading3"/>
       </w:pPr>
       <w:r>
+        <w:rPr>
+          <w:lang w:val="en"/>
+        </w:rPr>
         <w:t xml:space="preserve">The</w:t>
       </w:r>
       <w:r>
-        <w:t xml:space="preserve"> </w:t>
-      </w:r>
-      <w:r>
-        <w:rPr>
-          <w:rStyle w:val="VerbatimChar"/>
+        <w:rPr>
+          <w:lang w:val="en"/>
+        </w:rPr>
+        <w:t xml:space="preserve"> </w:t>
+      </w:r>
+      <w:r>
+        <w:rPr>
+          <w:rStyle w:val="VerbatimChar"/>
+          <w:lang w:val="en"/>
         </w:rPr>
         <w:t xml:space="preserve">MT_*</w:t>
       </w:r>
       <w:r>
-        <w:t xml:space="preserve"> </w:t>
-      </w:r>
-      <w:r>
+        <w:rPr>
+          <w:lang w:val="en"/>
+        </w:rPr>
+        <w:t xml:space="preserve"> </w:t>
+      </w:r>
+      <w:r>
+        <w:rPr>
+          <w:lang w:val="en"/>
+        </w:rPr>
         <w:t xml:space="preserve">environment contract (retained verbatim, no renames)</w:t>
       </w:r>
     </w:p>
@@ -1989,6 +2929,9 @@
               <w:pStyle w:val="Compact"/>
             </w:pPr>
             <w:r>
+              <w:rPr>
+                <w:lang w:val="en"/>
+              </w:rPr>
               <w:t xml:space="preserve">Env</w:t>
             </w:r>
           </w:p>
@@ -2000,6 +2943,9 @@
               <w:pStyle w:val="Compact"/>
             </w:pPr>
             <w:r>
+              <w:rPr>
+                <w:lang w:val="en"/>
+              </w:rPr>
               <w:t xml:space="preserve">Meaning</w:t>
             </w:r>
           </w:p>
@@ -2011,6 +2957,9 @@
               <w:pStyle w:val="Compact"/>
             </w:pPr>
             <w:r>
+              <w:rPr>
+                <w:lang w:val="en"/>
+              </w:rPr>
               <w:t xml:space="preserve">Default</w:t>
             </w:r>
           </w:p>
@@ -2026,6 +2975,7 @@
             <w:r>
               <w:rPr>
                 <w:rStyle w:val="VerbatimChar"/>
+                <w:lang w:val="en"/>
               </w:rPr>
               <w:t xml:space="preserve">MT_REPO_ROOT</w:t>
             </w:r>
@@ -2038,6 +2988,9 @@
               <w:pStyle w:val="Compact"/>
             </w:pPr>
             <w:r>
+              <w:rPr>
+                <w:lang w:val="en"/>
+              </w:rPr>
               <w:t xml:space="preserve">project/repo root</w:t>
             </w:r>
           </w:p>
@@ -2049,21 +3002,34 @@
               <w:pStyle w:val="Compact"/>
             </w:pPr>
             <w:r>
+              <w:rPr>
+                <w:lang w:val="en"/>
+              </w:rPr>
               <w:t xml:space="preserve">script</w:t>
             </w:r>
             <w:r>
+              <w:rPr>
+                <w:lang w:val="en"/>
+              </w:rPr>
               <w:t xml:space="preserve"> </w:t>
             </w:r>
             <w:r>
               <w:rPr>
                 <w:rStyle w:val="VerbatimChar"/>
+                <w:lang w:val="en"/>
               </w:rPr>
               <w:t xml:space="preserve">../..</w:t>
             </w:r>
             <w:r>
+              <w:rPr>
+                <w:lang w:val="en"/>
+              </w:rPr>
               <w:t xml:space="preserve"> </w:t>
             </w:r>
             <w:r>
+              <w:rPr>
+                <w:lang w:val="en"/>
+              </w:rPr>
               <w:t xml:space="preserve">(⇒ set this from the constitution location)</w:t>
             </w:r>
           </w:p>
@@ -2079,6 +3045,7 @@
             <w:r>
               <w:rPr>
                 <w:rStyle w:val="VerbatimChar"/>
+                <w:lang w:val="en"/>
               </w:rPr>
               <w:t xml:space="preserve">MT_CONFIG</w:t>
             </w:r>
@@ -2091,6 +3058,9 @@
               <w:pStyle w:val="Compact"/>
             </w:pPr>
             <w:r>
+              <w:rPr>
+                <w:lang w:val="en"/>
+              </w:rPr>
               <w:t xml:space="preserve">explicit config-file path (overrides host resolution)</w:t>
             </w:r>
           </w:p>
@@ -2102,6 +3072,9 @@
               <w:pStyle w:val="Compact"/>
             </w:pPr>
             <w:r>
+              <w:rPr>
+                <w:lang w:val="en"/>
+              </w:rPr>
               <w:t xml:space="preserve">—</w:t>
             </w:r>
           </w:p>
@@ -2117,6 +3090,7 @@
             <w:r>
               <w:rPr>
                 <w:rStyle w:val="VerbatimChar"/>
+                <w:lang w:val="en"/>
               </w:rPr>
               <w:t xml:space="preserve">MT_CONFIG_DIR</w:t>
             </w:r>
@@ -2129,6 +3103,9 @@
               <w:pStyle w:val="Compact"/>
             </w:pPr>
             <w:r>
+              <w:rPr>
+                <w:lang w:val="en"/>
+              </w:rPr>
               <w:t xml:space="preserve">per-host config directory</w:t>
             </w:r>
           </w:p>
@@ -2142,6 +3119,7 @@
             <w:r>
               <w:rPr>
                 <w:rStyle w:val="VerbatimChar"/>
+                <w:lang w:val="en"/>
               </w:rPr>
               <w:t xml:space="preserve">$(mt_repo_root)/config/multitrack</w:t>
             </w:r>
@@ -2158,6 +3136,7 @@
             <w:r>
               <w:rPr>
                 <w:rStyle w:val="VerbatimChar"/>
+                <w:lang w:val="en"/>
               </w:rPr>
               <w:t xml:space="preserve">MT_HOST</w:t>
             </w:r>
@@ -2170,14 +3149,21 @@
               <w:pStyle w:val="Compact"/>
             </w:pPr>
             <w:r>
+              <w:rPr>
+                <w:lang w:val="en"/>
+              </w:rPr>
               <w:t xml:space="preserve">host key for</w:t>
             </w:r>
             <w:r>
+              <w:rPr>
+                <w:lang w:val="en"/>
+              </w:rPr>
               <w:t xml:space="preserve"> </w:t>
             </w:r>
             <w:r>
               <w:rPr>
                 <w:rStyle w:val="VerbatimChar"/>
+                <w:lang w:val="en"/>
               </w:rPr>
               <w:t xml:space="preserve">&lt;host&gt;.yaml</w:t>
             </w:r>
@@ -2190,6 +3176,9 @@
               <w:pStyle w:val="Compact"/>
             </w:pPr>
             <w:r>
+              <w:rPr>
+                <w:lang w:val="en"/>
+              </w:rPr>
               <w:t xml:space="preserve">system hostname → machine-id-16</w:t>
             </w:r>
           </w:p>
@@ -2205,6 +3194,7 @@
             <w:r>
               <w:rPr>
                 <w:rStyle w:val="VerbatimChar"/>
+                <w:lang w:val="en"/>
               </w:rPr>
               <w:t xml:space="preserve">MT_ALIAS_DIR</w:t>
             </w:r>
@@ -2217,6 +3207,9 @@
               <w:pStyle w:val="Compact"/>
             </w:pPr>
             <w:r>
+              <w:rPr>
+                <w:lang w:val="en"/>
+              </w:rPr>
               <w:t xml:space="preserve">orchestrator runtime dir (bindings/cooldowns/events)</w:t>
             </w:r>
           </w:p>
@@ -2230,6 +3223,7 @@
             <w:r>
               <w:rPr>
                 <w:rStyle w:val="VerbatimChar"/>
+                <w:lang w:val="en"/>
               </w:rPr>
               <w:t xml:space="preserve">${XDG_RUNTIME_DIR:-/tmp}/$(basename "$MT_REPO_ROOT")/multitrack/aliasorch</w:t>
             </w:r>
@@ -2246,6 +3240,7 @@
             <w:r>
               <w:rPr>
                 <w:rStyle w:val="VerbatimChar"/>
+                <w:lang w:val="en"/>
               </w:rPr>
               <w:t xml:space="preserve">MT_LOCK_DIR</w:t>
             </w:r>
@@ -2258,6 +3253,9 @@
               <w:pStyle w:val="Compact"/>
             </w:pPr>
             <w:r>
+              <w:rPr>
+                <w:lang w:val="en"/>
+              </w:rPr>
               <w:t xml:space="preserve">device-lock runtime dir</w:t>
             </w:r>
           </w:p>
@@ -2271,6 +3269,7 @@
             <w:r>
               <w:rPr>
                 <w:rStyle w:val="VerbatimChar"/>
+                <w:lang w:val="en"/>
               </w:rPr>
               <w:t xml:space="preserve">${XDG_RUNTIME_DIR:-/tmp}/$(basename "$MT_REPO_ROOT")/multitrack/devicelock</w:t>
             </w:r>
@@ -2287,6 +3286,7 @@
             <w:r>
               <w:rPr>
                 <w:rStyle w:val="VerbatimChar"/>
+                <w:lang w:val="en"/>
               </w:rPr>
               <w:t xml:space="preserve">MT_REGISTRY_LOCK</w:t>
             </w:r>
@@ -2299,6 +3299,9 @@
               <w:pStyle w:val="Compact"/>
             </w:pPr>
             <w:r>
+              <w:rPr>
+                <w:lang w:val="en"/>
+              </w:rPr>
               <w:t xml:space="preserve">streams-registry flock</w:t>
             </w:r>
           </w:p>
@@ -2312,6 +3315,7 @@
             <w:r>
               <w:rPr>
                 <w:rStyle w:val="VerbatimChar"/>
+                <w:lang w:val="en"/>
               </w:rPr>
               <w:t xml:space="preserve">${XDG_RUNTIME_DIR:-/tmp}/$(basename "$MT_REPO_ROOT")/multitrack/registry.lock</w:t>
             </w:r>
@@ -2328,6 +3332,7 @@
             <w:r>
               <w:rPr>
                 <w:rStyle w:val="VerbatimChar"/>
+                <w:lang w:val="en"/>
               </w:rPr>
               <w:t xml:space="preserve">MT_STREAMS_TSV</w:t>
             </w:r>
@@ -2340,6 +3345,9 @@
               <w:pStyle w:val="Compact"/>
             </w:pPr>
             <w:r>
+              <w:rPr>
+                <w:lang w:val="en"/>
+              </w:rPr>
               <w:t xml:space="preserve">streams registry TSV</w:t>
             </w:r>
           </w:p>
@@ -2353,6 +3361,7 @@
             <w:r>
               <w:rPr>
                 <w:rStyle w:val="VerbatimChar"/>
+                <w:lang w:val="en"/>
               </w:rPr>
               <w:t xml:space="preserve">$MT_REPO_ROOT/.ws_state/streams.tsv</w:t>
             </w:r>
@@ -2369,6 +3378,7 @@
             <w:r>
               <w:rPr>
                 <w:rStyle w:val="VerbatimChar"/>
+                <w:lang w:val="en"/>
               </w:rPr>
               <w:t xml:space="preserve">MT_WS_STATE</w:t>
             </w:r>
@@ -2381,6 +3391,9 @@
               <w:pStyle w:val="Compact"/>
             </w:pPr>
             <w:r>
+              <w:rPr>
+                <w:lang w:val="en"/>
+              </w:rPr>
               <w:t xml:space="preserve">per-repo state dir</w:t>
             </w:r>
           </w:p>
@@ -2394,6 +3407,7 @@
             <w:r>
               <w:rPr>
                 <w:rStyle w:val="VerbatimChar"/>
+                <w:lang w:val="en"/>
               </w:rPr>
               <w:t xml:space="preserve">$MT_REPO_ROOT/.ws_state</w:t>
             </w:r>
@@ -2410,6 +3424,7 @@
             <w:r>
               <w:rPr>
                 <w:rStyle w:val="VerbatimChar"/>
+                <w:lang w:val="en"/>
               </w:rPr>
               <w:t xml:space="preserve">MT_WORKTREE_SUBDIR</w:t>
             </w:r>
@@ -2422,6 +3437,9 @@
               <w:pStyle w:val="Compact"/>
             </w:pPr>
             <w:r>
+              <w:rPr>
+                <w:lang w:val="en"/>
+              </w:rPr>
               <w:t xml:space="preserve">worktree subdir under a track mount</w:t>
             </w:r>
           </w:p>
@@ -2435,6 +3453,7 @@
             <w:r>
               <w:rPr>
                 <w:rStyle w:val="VerbatimChar"/>
+                <w:lang w:val="en"/>
               </w:rPr>
               <w:t xml:space="preserve">$(basename "$MT_REPO_ROOT")</w:t>
             </w:r>
@@ -2451,6 +3470,7 @@
             <w:r>
               <w:rPr>
                 <w:rStyle w:val="VerbatimChar"/>
+                <w:lang w:val="en"/>
               </w:rPr>
               <w:t xml:space="preserve">MT_ALIAS_ROSTER</w:t>
             </w:r>
@@ -2463,15 +3483,22 @@
               <w:pStyle w:val="Compact"/>
             </w:pPr>
             <w:r>
+              <w:rPr>
+                <w:lang w:val="en"/>
+              </w:rPr>
               <w:t xml:space="preserve">alias roster override (</w:t>
             </w:r>
             <w:r>
               <w:rPr>
                 <w:rStyle w:val="VerbatimChar"/>
+                <w:lang w:val="en"/>
               </w:rPr>
               <w:t xml:space="preserve">name:kind,...</w:t>
             </w:r>
             <w:r>
+              <w:rPr>
+                <w:lang w:val="en"/>
+              </w:rPr>
               <w:t xml:space="preserve">)</w:t>
             </w:r>
           </w:p>
@@ -2483,21 +3510,34 @@
               <w:pStyle w:val="Compact"/>
             </w:pPr>
             <w:r>
+              <w:rPr>
+                <w:lang w:val="en"/>
+              </w:rPr>
               <w:t xml:space="preserve">config</w:t>
             </w:r>
             <w:r>
+              <w:rPr>
+                <w:lang w:val="en"/>
+              </w:rPr>
               <w:t xml:space="preserve"> </w:t>
             </w:r>
             <w:r>
               <w:rPr>
                 <w:rStyle w:val="VerbatimChar"/>
+                <w:lang w:val="en"/>
               </w:rPr>
               <w:t xml:space="preserve">aliases:</w:t>
             </w:r>
             <w:r>
+              <w:rPr>
+                <w:lang w:val="en"/>
+              </w:rPr>
               <w:t xml:space="preserve"> </w:t>
             </w:r>
             <w:r>
+              <w:rPr>
+                <w:lang w:val="en"/>
+              </w:rPr>
               <w:t xml:space="preserve">block, else built-in</w:t>
             </w:r>
           </w:p>
@@ -2513,6 +3553,7 @@
             <w:r>
               <w:rPr>
                 <w:rStyle w:val="VerbatimChar"/>
+                <w:lang w:val="en"/>
               </w:rPr>
               <w:t xml:space="preserve">MT_BUILD_COMMAND</w:t>
             </w:r>
@@ -2525,21 +3566,34 @@
               <w:pStyle w:val="Compact"/>
             </w:pPr>
             <w:r>
+              <w:rPr>
+                <w:lang w:val="en"/>
+              </w:rPr>
               <w:t xml:space="preserve">build command string (the</w:t>
             </w:r>
             <w:r>
+              <w:rPr>
+                <w:lang w:val="en"/>
+              </w:rPr>
               <w:t xml:space="preserve"> </w:t>
             </w:r>
             <w:r>
               <w:rPr>
                 <w:rStyle w:val="VerbatimChar"/>
+                <w:lang w:val="en"/>
               </w:rPr>
               <w:t xml:space="preserve">build.command</w:t>
             </w:r>
             <w:r>
+              <w:rPr>
+                <w:lang w:val="en"/>
+              </w:rPr>
               <w:t xml:space="preserve"> </w:t>
             </w:r>
             <w:r>
+              <w:rPr>
+                <w:lang w:val="en"/>
+              </w:rPr>
               <w:t xml:space="preserve">config key)</w:t>
             </w:r>
           </w:p>
@@ -2551,29 +3605,46 @@
               <w:pStyle w:val="Compact"/>
             </w:pPr>
             <w:r>
+              <w:rPr>
+                <w:lang w:val="en"/>
+              </w:rPr>
               <w:t xml:space="preserve">auto-detect</w:t>
             </w:r>
             <w:r>
+              <w:rPr>
+                <w:lang w:val="en"/>
+              </w:rPr>
               <w:t xml:space="preserve"> </w:t>
             </w:r>
             <w:r>
               <w:rPr>
                 <w:rStyle w:val="VerbatimChar"/>
+                <w:lang w:val="en"/>
               </w:rPr>
               <w:t xml:space="preserve">scripts/build_maxres.sh</w:t>
             </w:r>
             <w:r>
+              <w:rPr>
+                <w:lang w:val="en"/>
+              </w:rPr>
               <w:t xml:space="preserve"> </w:t>
             </w:r>
             <w:r>
+              <w:rPr>
+                <w:lang w:val="en"/>
+              </w:rPr>
               <w:t xml:space="preserve">else</w:t>
             </w:r>
             <w:r>
+              <w:rPr>
+                <w:lang w:val="en"/>
+              </w:rPr>
               <w:t xml:space="preserve"> </w:t>
             </w:r>
             <w:r>
               <w:rPr>
                 <w:rStyle w:val="VerbatimChar"/>
+                <w:lang w:val="en"/>
               </w:rPr>
               <w:t xml:space="preserve">scripts/build.sh</w:t>
             </w:r>
@@ -2590,6 +3661,7 @@
             <w:r>
               <w:rPr>
                 <w:rStyle w:val="VerbatimChar"/>
+                <w:lang w:val="en"/>
               </w:rPr>
               <w:t xml:space="preserve">MT_BUILD_MIN_FREE_GB</w:t>
             </w:r>
@@ -2602,21 +3674,34 @@
               <w:pStyle w:val="Compact"/>
             </w:pPr>
             <w:r>
+              <w:rPr>
+                <w:lang w:val="en"/>
+              </w:rPr>
               <w:t xml:space="preserve">pre-build free-space floor (the</w:t>
             </w:r>
             <w:r>
+              <w:rPr>
+                <w:lang w:val="en"/>
+              </w:rPr>
               <w:t xml:space="preserve"> </w:t>
             </w:r>
             <w:r>
               <w:rPr>
                 <w:rStyle w:val="VerbatimChar"/>
+                <w:lang w:val="en"/>
               </w:rPr>
               <w:t xml:space="preserve">build.min_free_gb</w:t>
             </w:r>
             <w:r>
+              <w:rPr>
+                <w:lang w:val="en"/>
+              </w:rPr>
               <w:t xml:space="preserve"> </w:t>
             </w:r>
             <w:r>
+              <w:rPr>
+                <w:lang w:val="en"/>
+              </w:rPr>
               <w:t xml:space="preserve">config key)</w:t>
             </w:r>
           </w:p>
@@ -2630,6 +3715,7 @@
             <w:r>
               <w:rPr>
                 <w:rStyle w:val="VerbatimChar"/>
+                <w:lang w:val="en"/>
               </w:rPr>
               <w:t xml:space="preserve">158</w:t>
             </w:r>
@@ -2646,66 +3732,107 @@
             <w:r>
               <w:rPr>
                 <w:rStyle w:val="VerbatimChar"/>
+                <w:lang w:val="en"/>
               </w:rPr>
               <w:t xml:space="preserve">MT_LOCK_WAIT</w:t>
             </w:r>
             <w:r>
+              <w:rPr>
+                <w:lang w:val="en"/>
+              </w:rPr>
               <w:t xml:space="preserve"> </w:t>
             </w:r>
             <w:r>
+              <w:rPr>
+                <w:lang w:val="en"/>
+              </w:rPr>
               <w:t xml:space="preserve">/</w:t>
             </w:r>
             <w:r>
+              <w:rPr>
+                <w:lang w:val="en"/>
+              </w:rPr>
               <w:t xml:space="preserve"> </w:t>
             </w:r>
             <w:r>
               <w:rPr>
                 <w:rStyle w:val="VerbatimChar"/>
+                <w:lang w:val="en"/>
               </w:rPr>
               <w:t xml:space="preserve">MT_DEFAULT_TTL</w:t>
             </w:r>
             <w:r>
+              <w:rPr>
+                <w:lang w:val="en"/>
+              </w:rPr>
               <w:t xml:space="preserve"> </w:t>
             </w:r>
             <w:r>
+              <w:rPr>
+                <w:lang w:val="en"/>
+              </w:rPr>
               <w:t xml:space="preserve">/</w:t>
             </w:r>
             <w:r>
+              <w:rPr>
+                <w:lang w:val="en"/>
+              </w:rPr>
               <w:t xml:space="preserve"> </w:t>
             </w:r>
             <w:r>
               <w:rPr>
                 <w:rStyle w:val="VerbatimChar"/>
+                <w:lang w:val="en"/>
               </w:rPr>
               <w:t xml:space="preserve">MT_CLAIM_TTL</w:t>
             </w:r>
             <w:r>
+              <w:rPr>
+                <w:lang w:val="en"/>
+              </w:rPr>
               <w:t xml:space="preserve"> </w:t>
             </w:r>
             <w:r>
+              <w:rPr>
+                <w:lang w:val="en"/>
+              </w:rPr>
               <w:t xml:space="preserve">/</w:t>
             </w:r>
             <w:r>
+              <w:rPr>
+                <w:lang w:val="en"/>
+              </w:rPr>
               <w:t xml:space="preserve"> </w:t>
             </w:r>
             <w:r>
               <w:rPr>
                 <w:rStyle w:val="VerbatimChar"/>
+                <w:lang w:val="en"/>
               </w:rPr>
               <w:t xml:space="preserve">MT_ALIAS_TTL</w:t>
             </w:r>
             <w:r>
+              <w:rPr>
+                <w:lang w:val="en"/>
+              </w:rPr>
               <w:t xml:space="preserve"> </w:t>
             </w:r>
             <w:r>
+              <w:rPr>
+                <w:lang w:val="en"/>
+              </w:rPr>
               <w:t xml:space="preserve">/</w:t>
             </w:r>
             <w:r>
+              <w:rPr>
+                <w:lang w:val="en"/>
+              </w:rPr>
               <w:t xml:space="preserve"> </w:t>
             </w:r>
             <w:r>
               <w:rPr>
                 <w:rStyle w:val="VerbatimChar"/>
+                <w:lang w:val="en"/>
               </w:rPr>
               <w:t xml:space="preserve">MT_COOLDOWN</w:t>
             </w:r>
@@ -2718,6 +3845,9 @@
               <w:pStyle w:val="Compact"/>
             </w:pPr>
             <w:r>
+              <w:rPr>
+                <w:lang w:val="en"/>
+              </w:rPr>
               <w:t xml:space="preserve">flock/lease timers</w:t>
             </w:r>
           </w:p>
@@ -2729,6 +3859,9 @@
               <w:pStyle w:val="Compact"/>
             </w:pPr>
             <w:r>
+              <w:rPr>
+                <w:lang w:val="en"/>
+              </w:rPr>
               <w:t xml:space="preserve">see each script header</w:t>
             </w:r>
           </w:p>
@@ -2743,6 +3876,7 @@
         <w:rPr>
           <w:b/>
           <w:bCs/>
+          <w:lang w:val="en"/>
         </w:rPr>
         <w:t xml:space="preserve">No</w:t>
       </w:r>
@@ -2750,6 +3884,7 @@
         <w:rPr>
           <w:b/>
           <w:bCs/>
+          <w:lang w:val="en"/>
         </w:rPr>
         <w:t xml:space="preserve"> </w:t>
       </w:r>
@@ -2758,6 +3893,7 @@
           <w:rStyle w:val="VerbatimChar"/>
           <w:b/>
           <w:bCs/>
+          <w:lang w:val="en"/>
         </w:rPr>
         <w:t xml:space="preserve">MT_*</w:t>
       </w:r>
@@ -2765,6 +3901,7 @@
         <w:rPr>
           <w:b/>
           <w:bCs/>
+          <w:lang w:val="en"/>
         </w:rPr>
         <w:t xml:space="preserve"> </w:t>
       </w:r>
@@ -2772,19 +3909,32 @@
         <w:rPr>
           <w:b/>
           <w:bCs/>
+          <w:lang w:val="en"/>
         </w:rPr>
         <w:t xml:space="preserve">var was renamed</w:t>
       </w:r>
       <w:r>
-        <w:t xml:space="preserve"> </w:t>
-      </w:r>
-      <w:r>
+        <w:rPr>
+          <w:lang w:val="en"/>
+        </w:rPr>
+        <w:t xml:space="preserve"> </w:t>
+      </w:r>
+      <w:r>
+        <w:rPr>
+          <w:lang w:val="en"/>
+        </w:rPr>
         <w:t xml:space="preserve">when this engine was lifted from the reference</w:t>
       </w:r>
       <w:r>
-        <w:t xml:space="preserve"> </w:t>
-      </w:r>
-      <w:r>
+        <w:rPr>
+          <w:lang w:val="en"/>
+        </w:rPr>
+        <w:t xml:space="preserve"> </w:t>
+      </w:r>
+      <w:r>
+        <w:rPr>
+          <w:lang w:val="en"/>
+        </w:rPr>
         <w:t xml:space="preserve">consumer — a rename would break the live host and every paired test (§11.4.6).</w:t>
       </w:r>
     </w:p>
@@ -2795,18 +3945,28 @@
         <w:pStyle w:val="Heading3"/>
       </w:pPr>
       <w:r>
+        <w:rPr>
+          <w:lang w:val="en"/>
+        </w:rPr>
         <w:t xml:space="preserve">Consumer config keys (in</w:t>
       </w:r>
       <w:r>
-        <w:t xml:space="preserve"> </w:t>
-      </w:r>
-      <w:r>
-        <w:rPr>
-          <w:rStyle w:val="VerbatimChar"/>
+        <w:rPr>
+          <w:lang w:val="en"/>
+        </w:rPr>
+        <w:t xml:space="preserve"> </w:t>
+      </w:r>
+      <w:r>
+        <w:rPr>
+          <w:rStyle w:val="VerbatimChar"/>
+          <w:lang w:val="en"/>
         </w:rPr>
         <w:t xml:space="preserve">config/multitrack/&lt;host&gt;.yaml</w:t>
       </w:r>
       <w:r>
+        <w:rPr>
+          <w:lang w:val="en"/>
+        </w:rPr>
         <w:t xml:space="preserve">)</w:t>
       </w:r>
     </w:p>
@@ -2815,109 +3975,179 @@
         <w:pStyle w:val="FirstParagraph"/>
       </w:pPr>
       <w:r>
+        <w:rPr>
+          <w:lang w:val="en"/>
+        </w:rPr>
         <w:t xml:space="preserve">Beyond</w:t>
       </w:r>
       <w:r>
-        <w:t xml:space="preserve"> </w:t>
-      </w:r>
-      <w:r>
-        <w:rPr>
-          <w:rStyle w:val="VerbatimChar"/>
+        <w:rPr>
+          <w:lang w:val="en"/>
+        </w:rPr>
+        <w:t xml:space="preserve"> </w:t>
+      </w:r>
+      <w:r>
+        <w:rPr>
+          <w:rStyle w:val="VerbatimChar"/>
+          <w:lang w:val="en"/>
         </w:rPr>
         <w:t xml:space="preserve">host</w:t>
       </w:r>
       <w:r>
-        <w:t xml:space="preserve"> </w:t>
-      </w:r>
-      <w:r>
+        <w:rPr>
+          <w:lang w:val="en"/>
+        </w:rPr>
+        <w:t xml:space="preserve"> </w:t>
+      </w:r>
+      <w:r>
+        <w:rPr>
+          <w:lang w:val="en"/>
+        </w:rPr>
         <w:t xml:space="preserve">/</w:t>
       </w:r>
       <w:r>
-        <w:t xml:space="preserve"> </w:t>
-      </w:r>
-      <w:r>
-        <w:rPr>
-          <w:rStyle w:val="VerbatimChar"/>
+        <w:rPr>
+          <w:lang w:val="en"/>
+        </w:rPr>
+        <w:t xml:space="preserve"> </w:t>
+      </w:r>
+      <w:r>
+        <w:rPr>
+          <w:rStyle w:val="VerbatimChar"/>
+          <w:lang w:val="en"/>
         </w:rPr>
         <w:t xml:space="preserve">protected_drives</w:t>
       </w:r>
       <w:r>
-        <w:t xml:space="preserve"> </w:t>
-      </w:r>
-      <w:r>
+        <w:rPr>
+          <w:lang w:val="en"/>
+        </w:rPr>
+        <w:t xml:space="preserve"> </w:t>
+      </w:r>
+      <w:r>
+        <w:rPr>
+          <w:lang w:val="en"/>
+        </w:rPr>
         <w:t xml:space="preserve">/</w:t>
       </w:r>
       <w:r>
-        <w:t xml:space="preserve"> </w:t>
-      </w:r>
-      <w:r>
-        <w:rPr>
-          <w:rStyle w:val="VerbatimChar"/>
+        <w:rPr>
+          <w:lang w:val="en"/>
+        </w:rPr>
+        <w:t xml:space="preserve"> </w:t>
+      </w:r>
+      <w:r>
+        <w:rPr>
+          <w:rStyle w:val="VerbatimChar"/>
+          <w:lang w:val="en"/>
         </w:rPr>
         <w:t xml:space="preserve">tracks</w:t>
       </w:r>
       <w:r>
-        <w:t xml:space="preserve"> </w:t>
-      </w:r>
-      <w:r>
+        <w:rPr>
+          <w:lang w:val="en"/>
+        </w:rPr>
+        <w:t xml:space="preserve"> </w:t>
+      </w:r>
+      <w:r>
+        <w:rPr>
+          <w:lang w:val="en"/>
+        </w:rPr>
         <w:t xml:space="preserve">/</w:t>
       </w:r>
       <w:r>
-        <w:t xml:space="preserve"> </w:t>
-      </w:r>
-      <w:r>
-        <w:rPr>
-          <w:rStyle w:val="VerbatimChar"/>
+        <w:rPr>
+          <w:lang w:val="en"/>
+        </w:rPr>
+        <w:t xml:space="preserve"> </w:t>
+      </w:r>
+      <w:r>
+        <w:rPr>
+          <w:rStyle w:val="VerbatimChar"/>
+          <w:lang w:val="en"/>
         </w:rPr>
         <w:t xml:space="preserve">device_pool</w:t>
       </w:r>
       <w:r>
-        <w:t xml:space="preserve"> </w:t>
-      </w:r>
-      <w:r>
+        <w:rPr>
+          <w:lang w:val="en"/>
+        </w:rPr>
+        <w:t xml:space="preserve"> </w:t>
+      </w:r>
+      <w:r>
+        <w:rPr>
+          <w:lang w:val="en"/>
+        </w:rPr>
         <w:t xml:space="preserve">/</w:t>
       </w:r>
       <w:r>
-        <w:t xml:space="preserve"> </w:t>
-      </w:r>
-      <w:r>
-        <w:rPr>
-          <w:rStyle w:val="VerbatimChar"/>
+        <w:rPr>
+          <w:lang w:val="en"/>
+        </w:rPr>
+        <w:t xml:space="preserve"> </w:t>
+      </w:r>
+      <w:r>
+        <w:rPr>
+          <w:rStyle w:val="VerbatimChar"/>
+          <w:lang w:val="en"/>
         </w:rPr>
         <w:t xml:space="preserve">lease_policy</w:t>
       </w:r>
       <w:r>
-        <w:t xml:space="preserve"> </w:t>
-      </w:r>
-      <w:r>
+        <w:rPr>
+          <w:lang w:val="en"/>
+        </w:rPr>
+        <w:t xml:space="preserve"> </w:t>
+      </w:r>
+      <w:r>
+        <w:rPr>
+          <w:lang w:val="en"/>
+        </w:rPr>
         <w:t xml:space="preserve">/</w:t>
       </w:r>
       <w:r>
-        <w:t xml:space="preserve"> </w:t>
-      </w:r>
-      <w:r>
-        <w:rPr>
-          <w:rStyle w:val="VerbatimChar"/>
+        <w:rPr>
+          <w:lang w:val="en"/>
+        </w:rPr>
+        <w:t xml:space="preserve"> </w:t>
+      </w:r>
+      <w:r>
+        <w:rPr>
+          <w:rStyle w:val="VerbatimChar"/>
+          <w:lang w:val="en"/>
         </w:rPr>
         <w:t xml:space="preserve">aliases</w:t>
       </w:r>
       <w:r>
+        <w:rPr>
+          <w:lang w:val="en"/>
+        </w:rPr>
         <w:t xml:space="preserve">, the config carries two OPTIONAL keys read by the engine. Both are</w:t>
       </w:r>
       <w:r>
+        <w:rPr>
+          <w:lang w:val="en"/>
+        </w:rPr>
         <w:t xml:space="preserve"> </w:t>
       </w:r>
       <w:r>
         <w:rPr>
           <w:b/>
           <w:bCs/>
+          <w:lang w:val="en"/>
         </w:rPr>
         <w:t xml:space="preserve">consumer data</w:t>
       </w:r>
       <w:r>
-        <w:t xml:space="preserve"> </w:t>
-      </w:r>
-      <w:r>
+        <w:rPr>
+          <w:lang w:val="en"/>
+        </w:rPr>
+        <w:t xml:space="preserve"> </w:t>
+      </w:r>
+      <w:r>
+        <w:rPr>
+          <w:lang w:val="en"/>
+        </w:rPr>
         <w:t xml:space="preserve">(§11.4.28(B)) — the engine never hardcodes their values.</w:t>
       </w:r>
     </w:p>
@@ -2944,6 +4174,9 @@
               <w:pStyle w:val="Compact"/>
             </w:pPr>
             <w:r>
+              <w:rPr>
+                <w:lang w:val="en"/>
+              </w:rPr>
               <w:t xml:space="preserve">Key</w:t>
             </w:r>
           </w:p>
@@ -2955,6 +4188,9 @@
               <w:pStyle w:val="Compact"/>
             </w:pPr>
             <w:r>
+              <w:rPr>
+                <w:lang w:val="en"/>
+              </w:rPr>
               <w:t xml:space="preserve">Shape</w:t>
             </w:r>
           </w:p>
@@ -2966,6 +4202,9 @@
               <w:pStyle w:val="Compact"/>
             </w:pPr>
             <w:r>
+              <w:rPr>
+                <w:lang w:val="en"/>
+              </w:rPr>
               <w:t xml:space="preserve">Read by</w:t>
             </w:r>
           </w:p>
@@ -2977,6 +4216,9 @@
               <w:pStyle w:val="Compact"/>
             </w:pPr>
             <w:r>
+              <w:rPr>
+                <w:lang w:val="en"/>
+              </w:rPr>
               <w:t xml:space="preserve">Meaning</w:t>
             </w:r>
           </w:p>
@@ -2992,6 +4234,7 @@
             <w:r>
               <w:rPr>
                 <w:rStyle w:val="VerbatimChar"/>
+                <w:lang w:val="en"/>
               </w:rPr>
               <w:t xml:space="preserve">conductor:</w:t>
             </w:r>
@@ -3004,6 +4247,9 @@
               <w:pStyle w:val="Compact"/>
             </w:pPr>
             <w:r>
+              <w:rPr>
+                <w:lang w:val="en"/>
+              </w:rPr>
               <w:t xml:space="preserve">top-level scalar (alias name)</w:t>
             </w:r>
           </w:p>
@@ -3017,13 +4263,20 @@
             <w:r>
               <w:rPr>
                 <w:rStyle w:val="VerbatimChar"/>
+                <w:lang w:val="en"/>
               </w:rPr>
               <w:t xml:space="preserve">mt_config_conductor</w:t>
             </w:r>
             <w:r>
+              <w:rPr>
+                <w:lang w:val="en"/>
+              </w:rPr>
               <w:t xml:space="preserve"> </w:t>
             </w:r>
             <w:r>
+              <w:rPr>
+                <w:lang w:val="en"/>
+              </w:rPr>
               <w:t xml:space="preserve">→ the resolver</w:t>
             </w:r>
           </w:p>
@@ -3035,76 +4288,123 @@
               <w:pStyle w:val="Compact"/>
             </w:pPr>
             <w:r>
+              <w:rPr>
+                <w:lang w:val="en"/>
+              </w:rPr>
               <w:t xml:space="preserve">§11.4.177 auto-conductor. The named alias is NEVER worktree-bound — its session stays on the shared</w:t>
             </w:r>
             <w:r>
+              <w:rPr>
+                <w:lang w:val="en"/>
+              </w:rPr>
               <w:t xml:space="preserve"> </w:t>
             </w:r>
             <w:r>
               <w:rPr>
                 <w:rStyle w:val="VerbatimChar"/>
+                <w:lang w:val="en"/>
               </w:rPr>
               <w:t xml:space="preserve">/home</w:t>
             </w:r>
             <w:r>
+              <w:rPr>
+                <w:lang w:val="en"/>
+              </w:rPr>
               <w:t xml:space="preserve"> </w:t>
             </w:r>
             <w:r>
+              <w:rPr>
+                <w:lang w:val="en"/>
+              </w:rPr>
               <w:t xml:space="preserve">checkout (</w:t>
             </w:r>
             <w:r>
               <w:rPr>
                 <w:rStyle w:val="VerbatimChar"/>
+                <w:lang w:val="en"/>
               </w:rPr>
               <w:t xml:space="preserve">resolve</w:t>
             </w:r>
             <w:r>
+              <w:rPr>
+                <w:lang w:val="en"/>
+              </w:rPr>
               <w:t xml:space="preserve"> </w:t>
             </w:r>
             <w:r>
+              <w:rPr>
+                <w:lang w:val="en"/>
+              </w:rPr>
               <w:t xml:space="preserve">prints nothing / exit 0, and bind-on-start never binds it).</w:t>
             </w:r>
             <w:r>
+              <w:rPr>
+                <w:lang w:val="en"/>
+              </w:rPr>
               <w:t xml:space="preserve"> </w:t>
             </w:r>
             <w:r>
               <w:rPr>
                 <w:b/>
                 <w:bCs/>
+                <w:lang w:val="en"/>
               </w:rPr>
               <w:t xml:space="preserve">Empty string (default) ⇒ no alias is special-cased</w:t>
             </w:r>
             <w:r>
+              <w:rPr>
+                <w:lang w:val="en"/>
+              </w:rPr>
               <w:t xml:space="preserve"> </w:t>
             </w:r>
             <w:r>
+              <w:rPr>
+                <w:lang w:val="en"/>
+              </w:rPr>
               <w:t xml:space="preserve">(the</w:t>
             </w:r>
             <w:r>
+              <w:rPr>
+                <w:lang w:val="en"/>
+              </w:rPr>
               <w:t xml:space="preserve"> </w:t>
             </w:r>
             <w:r>
               <w:rPr>
                 <w:rStyle w:val="VerbatimChar"/>
+                <w:lang w:val="en"/>
               </w:rPr>
               <w:t xml:space="preserve">/home</w:t>
             </w:r>
             <w:r>
+              <w:rPr>
+                <w:lang w:val="en"/>
+              </w:rPr>
               <w:t xml:space="preserve"> </w:t>
             </w:r>
             <w:r>
+              <w:rPr>
+                <w:lang w:val="en"/>
+              </w:rPr>
               <w:t xml:space="preserve">session is simply whichever session is unbound). Consumer-overridable (e.g.</w:t>
             </w:r>
             <w:r>
+              <w:rPr>
+                <w:lang w:val="en"/>
+              </w:rPr>
               <w:t xml:space="preserve"> </w:t>
             </w:r>
             <w:r>
               <w:rPr>
                 <w:rStyle w:val="VerbatimChar"/>
+                <w:lang w:val="en"/>
               </w:rPr>
               <w:t xml:space="preserve">conductor: claude3</w:t>
             </w:r>
             <w:r>
+              <w:rPr>
+                <w:lang w:val="en"/>
+              </w:rPr>
               <w:t xml:space="preserve">, or a provider alias to dedicate a conductor account).</w:t>
             </w:r>
           </w:p>
@@ -3120,6 +4420,7 @@
             <w:r>
               <w:rPr>
                 <w:rStyle w:val="VerbatimChar"/>
+                <w:lang w:val="en"/>
               </w:rPr>
               <w:t xml:space="preserve">fallback.signatures:</w:t>
             </w:r>
@@ -3132,14 +4433,21 @@
               <w:pStyle w:val="Compact"/>
             </w:pPr>
             <w:r>
+              <w:rPr>
+                <w:lang w:val="en"/>
+              </w:rPr>
               <w:t xml:space="preserve">block-style list under a top-level</w:t>
             </w:r>
             <w:r>
+              <w:rPr>
+                <w:lang w:val="en"/>
+              </w:rPr>
               <w:t xml:space="preserve"> </w:t>
             </w:r>
             <w:r>
               <w:rPr>
                 <w:rStyle w:val="VerbatimChar"/>
+                <w:lang w:val="en"/>
               </w:rPr>
               <w:t xml:space="preserve">fallback:</w:t>
             </w:r>
@@ -3154,13 +4462,20 @@
             <w:r>
               <w:rPr>
                 <w:rStyle w:val="VerbatimChar"/>
+                <w:lang w:val="en"/>
               </w:rPr>
               <w:t xml:space="preserve">mt_config_fallback_signatures</w:t>
             </w:r>
             <w:r>
+              <w:rPr>
+                <w:lang w:val="en"/>
+              </w:rPr>
               <w:t xml:space="preserve"> </w:t>
             </w:r>
             <w:r>
+              <w:rPr>
+                <w:lang w:val="en"/>
+              </w:rPr>
               <w:t xml:space="preserve">→ the (PWU-4) rate-limit monitor</w:t>
             </w:r>
           </w:p>
@@ -3172,49 +4487,79 @@
               <w:pStyle w:val="Compact"/>
             </w:pPr>
             <w:r>
+              <w:rPr>
+                <w:lang w:val="en"/>
+              </w:rPr>
               <w:t xml:space="preserve">§11.4.177 auto-fallback. The rate-limit transcript signatures the monitor matches to detect a usage/quota limit and trigger</w:t>
             </w:r>
             <w:r>
+              <w:rPr>
+                <w:lang w:val="en"/>
+              </w:rPr>
               <w:t xml:space="preserve"> </w:t>
             </w:r>
             <w:r>
               <w:rPr>
                 <w:rStyle w:val="VerbatimChar"/>
+                <w:lang w:val="en"/>
               </w:rPr>
               <w:t xml:space="preserve">orchestrator fallback</w:t>
             </w:r>
             <w:r>
+              <w:rPr>
+                <w:lang w:val="en"/>
+              </w:rPr>
               <w:t xml:space="preserve">. Surrounding single/double quotes are stripped (values that themselves contain</w:t>
             </w:r>
             <w:r>
+              <w:rPr>
+                <w:lang w:val="en"/>
+              </w:rPr>
               <w:t xml:space="preserve"> </w:t>
             </w:r>
             <w:r>
               <w:rPr>
                 <w:rStyle w:val="VerbatimChar"/>
+                <w:lang w:val="en"/>
               </w:rPr>
               <w:t xml:space="preserve">"</w:t>
             </w:r>
             <w:r>
+              <w:rPr>
+                <w:lang w:val="en"/>
+              </w:rPr>
               <w:t xml:space="preserve"> </w:t>
             </w:r>
             <w:r>
+              <w:rPr>
+                <w:lang w:val="en"/>
+              </w:rPr>
               <w:t xml:space="preserve">are single-quoted in YAML).</w:t>
             </w:r>
             <w:r>
+              <w:rPr>
+                <w:lang w:val="en"/>
+              </w:rPr>
               <w:t xml:space="preserve"> </w:t>
             </w:r>
             <w:r>
               <w:rPr>
                 <w:b/>
                 <w:bCs/>
+                <w:lang w:val="en"/>
               </w:rPr>
               <w:t xml:space="preserve">Consumer-overridable</w:t>
             </w:r>
             <w:r>
+              <w:rPr>
+                <w:lang w:val="en"/>
+              </w:rPr>
               <w:t xml:space="preserve"> </w:t>
             </w:r>
             <w:r>
+              <w:rPr>
+                <w:lang w:val="en"/>
+              </w:rPr>
               <w:t xml:space="preserve">— a future rate-limit wording change is a one-line pin here, not a code change. Empty/absent ⇒ no signatures (the monitor decides its own default).</w:t>
             </w:r>
           </w:p>
@@ -3226,12 +4571,21 @@
         <w:pStyle w:val="BodyText"/>
       </w:pPr>
       <w:r>
+        <w:rPr>
+          <w:lang w:val="en"/>
+        </w:rPr>
         <w:t xml:space="preserve">Reference-consumer seed (both keys are consumer data, so they live in the</w:t>
       </w:r>
       <w:r>
-        <w:t xml:space="preserve"> </w:t>
-      </w:r>
-      <w:r>
+        <w:rPr>
+          <w:lang w:val="en"/>
+        </w:rPr>
+        <w:t xml:space="preserve"> </w:t>
+      </w:r>
+      <w:r>
+        <w:rPr>
+          <w:lang w:val="en"/>
+        </w:rPr>
         <w:t xml:space="preserve">project config, never in this engine):</w:t>
       </w:r>
     </w:p>
@@ -3367,6 +4721,9 @@
         <w:pStyle w:val="Heading3"/>
       </w:pPr>
       <w:r>
+        <w:rPr>
+          <w:lang w:val="en"/>
+        </w:rPr>
         <w:t xml:space="preserve">Runtime namespace derivation</w:t>
       </w:r>
     </w:p>
@@ -3375,90 +4732,152 @@
         <w:pStyle w:val="FirstParagraph"/>
       </w:pPr>
       <w:r>
+        <w:rPr>
+          <w:lang w:val="en"/>
+        </w:rPr>
         <w:t xml:space="preserve">The tmp runtime dirs (</w:t>
       </w:r>
       <w:r>
         <w:rPr>
           <w:rStyle w:val="VerbatimChar"/>
+          <w:lang w:val="en"/>
         </w:rPr>
         <w:t xml:space="preserve">aliasorch</w:t>
       </w:r>
       <w:r>
-        <w:t xml:space="preserve"> </w:t>
-      </w:r>
-      <w:r>
+        <w:rPr>
+          <w:lang w:val="en"/>
+        </w:rPr>
+        <w:t xml:space="preserve"> </w:t>
+      </w:r>
+      <w:r>
+        <w:rPr>
+          <w:lang w:val="en"/>
+        </w:rPr>
         <w:t xml:space="preserve">/</w:t>
       </w:r>
       <w:r>
-        <w:t xml:space="preserve"> </w:t>
-      </w:r>
-      <w:r>
-        <w:rPr>
-          <w:rStyle w:val="VerbatimChar"/>
+        <w:rPr>
+          <w:lang w:val="en"/>
+        </w:rPr>
+        <w:t xml:space="preserve"> </w:t>
+      </w:r>
+      <w:r>
+        <w:rPr>
+          <w:rStyle w:val="VerbatimChar"/>
+          <w:lang w:val="en"/>
         </w:rPr>
         <w:t xml:space="preserve">devicelock</w:t>
       </w:r>
       <w:r>
-        <w:t xml:space="preserve"> </w:t>
-      </w:r>
-      <w:r>
+        <w:rPr>
+          <w:lang w:val="en"/>
+        </w:rPr>
+        <w:t xml:space="preserve"> </w:t>
+      </w:r>
+      <w:r>
+        <w:rPr>
+          <w:lang w:val="en"/>
+        </w:rPr>
         <w:t xml:space="preserve">/</w:t>
       </w:r>
       <w:r>
-        <w:t xml:space="preserve"> </w:t>
-      </w:r>
-      <w:r>
-        <w:rPr>
-          <w:rStyle w:val="VerbatimChar"/>
+        <w:rPr>
+          <w:lang w:val="en"/>
+        </w:rPr>
+        <w:t xml:space="preserve"> </w:t>
+      </w:r>
+      <w:r>
+        <w:rPr>
+          <w:rStyle w:val="VerbatimChar"/>
+          <w:lang w:val="en"/>
         </w:rPr>
         <w:t xml:space="preserve">registry.lock</w:t>
       </w:r>
       <w:r>
+        <w:rPr>
+          <w:lang w:val="en"/>
+        </w:rPr>
         <w:t xml:space="preserve">) derive their</w:t>
       </w:r>
       <w:r>
-        <w:t xml:space="preserve"> </w:t>
-      </w:r>
-      <w:r>
+        <w:rPr>
+          <w:lang w:val="en"/>
+        </w:rPr>
+        <w:t xml:space="preserve"> </w:t>
+      </w:r>
+      <w:r>
+        <w:rPr>
+          <w:lang w:val="en"/>
+        </w:rPr>
         <w:t xml:space="preserve">top-level namespace from</w:t>
       </w:r>
       <w:r>
-        <w:t xml:space="preserve"> </w:t>
-      </w:r>
-      <w:r>
-        <w:rPr>
-          <w:rStyle w:val="VerbatimChar"/>
+        <w:rPr>
+          <w:lang w:val="en"/>
+        </w:rPr>
+        <w:t xml:space="preserve"> </w:t>
+      </w:r>
+      <w:r>
+        <w:rPr>
+          <w:rStyle w:val="VerbatimChar"/>
+          <w:lang w:val="en"/>
         </w:rPr>
         <w:t xml:space="preserve">$(basename "$MT_REPO_ROOT")</w:t>
       </w:r>
       <w:r>
-        <w:t xml:space="preserve"> </w:t>
-      </w:r>
-      <w:r>
+        <w:rPr>
+          <w:lang w:val="en"/>
+        </w:rPr>
+        <w:t xml:space="preserve"> </w:t>
+      </w:r>
+      <w:r>
+        <w:rPr>
+          <w:lang w:val="en"/>
+        </w:rPr>
         <w:t xml:space="preserve">(via</w:t>
       </w:r>
       <w:r>
-        <w:t xml:space="preserve"> </w:t>
-      </w:r>
-      <w:r>
-        <w:rPr>
-          <w:rStyle w:val="VerbatimChar"/>
+        <w:rPr>
+          <w:lang w:val="en"/>
+        </w:rPr>
+        <w:t xml:space="preserve"> </w:t>
+      </w:r>
+      <w:r>
+        <w:rPr>
+          <w:rStyle w:val="VerbatimChar"/>
+          <w:lang w:val="en"/>
         </w:rPr>
         <w:t xml:space="preserve">mt_repo_root</w:t>
       </w:r>
       <w:r>
+        <w:rPr>
+          <w:lang w:val="en"/>
+        </w:rPr>
         <w:t xml:space="preserve">), so a</w:t>
       </w:r>
       <w:r>
-        <w:t xml:space="preserve"> </w:t>
-      </w:r>
-      <w:r>
+        <w:rPr>
+          <w:lang w:val="en"/>
+        </w:rPr>
+        <w:t xml:space="preserve"> </w:t>
+      </w:r>
+      <w:r>
+        <w:rPr>
+          <w:lang w:val="en"/>
+        </w:rPr>
         <w:t xml:space="preserve">consumer's runtime state is namespaced by its own project directory name — no</w:t>
       </w:r>
       <w:r>
-        <w:t xml:space="preserve"> </w:t>
-      </w:r>
-      <w:r>
+        <w:rPr>
+          <w:lang w:val="en"/>
+        </w:rPr>
+        <w:t xml:space="preserve"> </w:t>
+      </w:r>
+      <w:r>
+        <w:rPr>
+          <w:lang w:val="en"/>
+        </w:rPr>
         <w:t xml:space="preserve">project literal is baked into the engine.</w:t>
       </w:r>
     </w:p>
@@ -3470,6 +4889,9 @@
         <w:pStyle w:val="Heading2"/>
       </w:pPr>
       <w:r>
+        <w:rPr>
+          <w:lang w:val="en"/>
+        </w:rPr>
         <w:t xml:space="preserve">Quick start (consumer)</w:t>
       </w:r>
     </w:p>
@@ -3653,13 +5075,16 @@
       </w:r>
     </w:p>
     <w:bookmarkEnd w:id="15"/>
-    <w:bookmarkStart w:id="16" w:name="Xaf24460550d266c396001604429b22020a0a0ef"/>
+    <w:bookmarkStart w:id="23" w:name="Xf24ce4e27fba565961d87b2e1a072daf57785fa"/>
     <w:p>
       <w:pPr>
         <w:pStyle w:val="Heading2"/>
       </w:pPr>
       <w:r>
-        <w:t xml:space="preserve">Genericization delta vs the reference consumer</w:t>
+        <w:rPr>
+          <w:lang w:val="en"/>
+        </w:rPr>
+        <w:t xml:space="preserve">Default single-track mode — multitrack works on EVERY host (§11.4.187)</w:t>
       </w:r>
     </w:p>
     <w:p>
@@ -3667,27 +5092,1827 @@
         <w:pStyle w:val="FirstParagraph"/>
       </w:pPr>
       <w:r>
+        <w:rPr>
+          <w:b/>
+          <w:bCs/>
+          <w:lang w:val="en"/>
+        </w:rPr>
+        <w:t xml:space="preserve">You do not need a per-host config to use this engine.</w:t>
+      </w:r>
+      <w:r>
+        <w:rPr>
+          <w:lang w:val="en"/>
+        </w:rPr>
+        <w:t xml:space="preserve"> </w:t>
+      </w:r>
+      <w:r>
+        <w:rPr>
+          <w:lang w:val="en"/>
+        </w:rPr>
+        <w:t xml:space="preserve">A host with no</w:t>
+      </w:r>
+      <w:r>
+        <w:rPr>
+          <w:lang w:val="en"/>
+        </w:rPr>
+        <w:t xml:space="preserve"> </w:t>
+      </w:r>
+      <w:r>
+        <w:rPr>
+          <w:rStyle w:val="VerbatimChar"/>
+          <w:lang w:val="en"/>
+        </w:rPr>
+        <w:t xml:space="preserve">config/multitrack/&lt;hostname&gt;.yaml</w:t>
+      </w:r>
+      <w:r>
+        <w:rPr>
+          <w:lang w:val="en"/>
+        </w:rPr>
+        <w:t xml:space="preserve"> </w:t>
+      </w:r>
+      <w:r>
+        <w:rPr>
+          <w:lang w:val="en"/>
+        </w:rPr>
+        <w:t xml:space="preserve">runs in</w:t>
+      </w:r>
+      <w:r>
+        <w:rPr>
+          <w:lang w:val="en"/>
+        </w:rPr>
+        <w:t xml:space="preserve"> </w:t>
+      </w:r>
+      <w:r>
+        <w:rPr>
+          <w:b/>
+          <w:bCs/>
+          <w:lang w:val="en"/>
+        </w:rPr>
+        <w:t xml:space="preserve">default single-track mode</w:t>
+      </w:r>
+      <w:r>
+        <w:rPr>
+          <w:lang w:val="en"/>
+        </w:rPr>
+        <w:t xml:space="preserve">:</w:t>
+      </w:r>
+    </w:p>
+    <w:tbl>
+      <w:tblPr>
+        <w:tblStyle w:val="Table"/>
+        <w:tblW w:type="auto" w:w="0"/>
+        <w:tblLook w:firstRow="1" w:lastRow="0" w:firstColumn="0" w:lastColumn="0" w:noHBand="0" w:noVBand="0" w:val="0020"/>
+      </w:tblPr>
+      <w:tblGrid>
+        <w:gridCol w:w="3960"/>
+        <w:gridCol w:w="3960"/>
+      </w:tblGrid>
+      <w:tr>
+        <w:trPr>
+          <w:tblHeader w:val="on"/>
+        </w:trPr>
+        <w:tc>
+          <w:tcPr/>
+          <w:p>
+            <w:pPr>
+              <w:pStyle w:val="Compact"/>
+            </w:pPr>
+          </w:p>
+        </w:tc>
+        <w:tc>
+          <w:tcPr/>
+          <w:p>
+            <w:pPr>
+              <w:pStyle w:val="Compact"/>
+            </w:pPr>
+          </w:p>
+        </w:tc>
+      </w:tr>
+      <w:tr>
+        <w:tc>
+          <w:tcPr/>
+          <w:p>
+            <w:pPr>
+              <w:pStyle w:val="Compact"/>
+            </w:pPr>
+            <w:r>
+              <w:rPr>
+                <w:lang w:val="en"/>
+              </w:rPr>
+              <w:t xml:space="preserve">tracks</w:t>
+            </w:r>
+          </w:p>
+        </w:tc>
+        <w:tc>
+          <w:tcPr/>
+          <w:p>
+            <w:pPr>
+              <w:pStyle w:val="Compact"/>
+            </w:pPr>
+            <w:r>
+              <w:rPr>
+                <w:lang w:val="en"/>
+              </w:rPr>
+              <w:t xml:space="preserve">exactly</w:t>
+            </w:r>
+            <w:r>
+              <w:rPr>
+                <w:lang w:val="en"/>
+              </w:rPr>
+              <w:t xml:space="preserve"> </w:t>
+            </w:r>
+            <w:r>
+              <w:rPr>
+                <w:b/>
+                <w:bCs/>
+                <w:lang w:val="en"/>
+              </w:rPr>
+              <w:t xml:space="preserve">one</w:t>
+            </w:r>
+          </w:p>
+        </w:tc>
+      </w:tr>
+      <w:tr>
+        <w:tc>
+          <w:tcPr/>
+          <w:p>
+            <w:pPr>
+              <w:pStyle w:val="Compact"/>
+            </w:pPr>
+            <w:r>
+              <w:rPr>
+                <w:lang w:val="en"/>
+              </w:rPr>
+              <w:t xml:space="preserve">track-1</w:t>
+            </w:r>
+          </w:p>
+        </w:tc>
+        <w:tc>
+          <w:tcPr/>
+          <w:p>
+            <w:pPr>
+              <w:pStyle w:val="Compact"/>
+            </w:pPr>
+            <w:r>
+              <w:rPr>
+                <w:lang w:val="en"/>
+              </w:rPr>
+              <w:t xml:space="preserve">the</w:t>
+            </w:r>
+            <w:r>
+              <w:rPr>
+                <w:lang w:val="en"/>
+              </w:rPr>
+              <w:t xml:space="preserve"> </w:t>
+            </w:r>
+            <w:r>
+              <w:rPr>
+                <w:b/>
+                <w:bCs/>
+                <w:lang w:val="en"/>
+              </w:rPr>
+              <w:t xml:space="preserve">invocation project root</w:t>
+            </w:r>
+            <w:r>
+              <w:rPr>
+                <w:lang w:val="en"/>
+              </w:rPr>
+              <w:t xml:space="preserve">, used as-is</w:t>
+            </w:r>
+          </w:p>
+        </w:tc>
+      </w:tr>
+      <w:tr>
+        <w:tc>
+          <w:tcPr/>
+          <w:p>
+            <w:pPr>
+              <w:pStyle w:val="Compact"/>
+            </w:pPr>
+            <w:r>
+              <w:rPr>
+                <w:lang w:val="en"/>
+              </w:rPr>
+              <w:t xml:space="preserve">worktrees</w:t>
+            </w:r>
+          </w:p>
+        </w:tc>
+        <w:tc>
+          <w:tcPr/>
+          <w:p>
+            <w:pPr>
+              <w:pStyle w:val="Compact"/>
+            </w:pPr>
+            <w:r>
+              <w:rPr>
+                <w:lang w:val="en"/>
+              </w:rPr>
+              <w:t xml:space="preserve">none — the project root</w:t>
+            </w:r>
+            <w:r>
+              <w:rPr>
+                <w:lang w:val="en"/>
+              </w:rPr>
+              <w:t xml:space="preserve"> </w:t>
+            </w:r>
+            <w:r>
+              <w:rPr>
+                <w:i/>
+                <w:iCs/>
+                <w:lang w:val="en"/>
+              </w:rPr>
+              <w:t xml:space="preserve">is</w:t>
+            </w:r>
+            <w:r>
+              <w:rPr>
+                <w:lang w:val="en"/>
+              </w:rPr>
+              <w:t xml:space="preserve"> </w:t>
+            </w:r>
+            <w:r>
+              <w:rPr>
+                <w:lang w:val="en"/>
+              </w:rPr>
+              <w:t xml:space="preserve">the track</w:t>
+            </w:r>
+          </w:p>
+        </w:tc>
+      </w:tr>
+      <w:tr>
+        <w:tc>
+          <w:tcPr/>
+          <w:p>
+            <w:pPr>
+              <w:pStyle w:val="Compact"/>
+            </w:pPr>
+            <w:r>
+              <w:rPr>
+                <w:lang w:val="en"/>
+              </w:rPr>
+              <w:t xml:space="preserve">drives</w:t>
+            </w:r>
+          </w:p>
+        </w:tc>
+        <w:tc>
+          <w:tcPr/>
+          <w:p>
+            <w:pPr>
+              <w:pStyle w:val="Compact"/>
+            </w:pPr>
+            <w:r>
+              <w:rPr>
+                <w:lang w:val="en"/>
+              </w:rPr>
+              <w:t xml:space="preserve">none — track-1 is a plain directory, not a mounted volume</w:t>
+            </w:r>
+          </w:p>
+        </w:tc>
+      </w:tr>
+      <w:tr>
+        <w:tc>
+          <w:tcPr/>
+          <w:p>
+            <w:pPr>
+              <w:pStyle w:val="Compact"/>
+            </w:pPr>
+            <w:r>
+              <w:rPr>
+                <w:lang w:val="en"/>
+              </w:rPr>
+              <w:t xml:space="preserve">notice</w:t>
+            </w:r>
+          </w:p>
+        </w:tc>
+        <w:tc>
+          <w:tcPr/>
+          <w:p>
+            <w:pPr>
+              <w:pStyle w:val="Compact"/>
+            </w:pPr>
+            <w:r>
+              <w:rPr>
+                <w:lang w:val="en"/>
+              </w:rPr>
+              <w:t xml:space="preserve">printed loudly on stderr on every activation</w:t>
+            </w:r>
+          </w:p>
+        </w:tc>
+      </w:tr>
+    </w:tbl>
+    <w:p>
+      <w:pPr>
+        <w:pStyle w:val="BodyText"/>
+      </w:pPr>
+      <w:r>
+        <w:rPr>
+          <w:lang w:val="en"/>
+        </w:rPr>
+        <w:t xml:space="preserve">Multiple tracks are opt-in: you add them</w:t>
+      </w:r>
+      <w:r>
+        <w:rPr>
+          <w:lang w:val="en"/>
+        </w:rPr>
+        <w:t xml:space="preserve"> </w:t>
+      </w:r>
+      <w:r>
+        <w:rPr>
+          <w:b/>
+          <w:bCs/>
+          <w:lang w:val="en"/>
+        </w:rPr>
+        <w:t xml:space="preserve">only when explicitly required</w:t>
+      </w:r>
+      <w:r>
+        <w:rPr>
+          <w:lang w:val="en"/>
+        </w:rPr>
+        <w:t xml:space="preserve">, by</w:t>
+      </w:r>
+      <w:r>
+        <w:rPr>
+          <w:lang w:val="en"/>
+        </w:rPr>
+        <w:t xml:space="preserve"> </w:t>
+      </w:r>
+      <w:r>
+        <w:rPr>
+          <w:lang w:val="en"/>
+        </w:rPr>
+        <w:t xml:space="preserve">authoring the per-host config below.</w:t>
+      </w:r>
+    </w:p>
+    <w:bookmarkStart w:id="16" w:name="why-this-is-not-a-1146-violation"/>
+    <w:p>
+      <w:pPr>
+        <w:pStyle w:val="Heading3"/>
+      </w:pPr>
+      <w:r>
+        <w:rPr>
+          <w:lang w:val="en"/>
+        </w:rPr>
+        <w:t xml:space="preserve">Why this is not a §11.4.6 violation</w:t>
+      </w:r>
+    </w:p>
+    <w:p>
+      <w:pPr>
+        <w:pStyle w:val="FirstParagraph"/>
+      </w:pPr>
+      <w:r>
+        <w:rPr>
+          <w:lang w:val="en"/>
+        </w:rPr>
+        <w:t xml:space="preserve">Host</w:t>
+      </w:r>
+      <w:r>
+        <w:rPr>
+          <w:lang w:val="en"/>
+        </w:rPr>
+        <w:t xml:space="preserve"> </w:t>
+      </w:r>
+      <w:r>
+        <w:rPr>
+          <w:i/>
+          <w:iCs/>
+          <w:lang w:val="en"/>
+        </w:rPr>
+        <w:t xml:space="preserve">data</w:t>
+      </w:r>
+      <w:r>
+        <w:rPr>
+          <w:lang w:val="en"/>
+        </w:rPr>
+        <w:t xml:space="preserve"> </w:t>
+      </w:r>
+      <w:r>
+        <w:rPr>
+          <w:lang w:val="en"/>
+        </w:rPr>
+        <w:t xml:space="preserve">— mount paths, drive serials, alias→track maps — genuinely cannot be</w:t>
+      </w:r>
+      <w:r>
+        <w:rPr>
+          <w:lang w:val="en"/>
+        </w:rPr>
+        <w:t xml:space="preserve"> </w:t>
+      </w:r>
+      <w:r>
+        <w:rPr>
+          <w:lang w:val="en"/>
+        </w:rPr>
+        <w:t xml:space="preserve">guessed, and the engine still refuses to invent any of it. But</w:t>
+      </w:r>
+      <w:r>
+        <w:rPr>
+          <w:lang w:val="en"/>
+        </w:rPr>
+        <w:t xml:space="preserve"> </w:t>
+      </w:r>
+      <w:r>
+        <w:rPr>
+          <w:i/>
+          <w:iCs/>
+          <w:lang w:val="en"/>
+        </w:rPr>
+        <w:t xml:space="preserve">"Track 1 is the</w:t>
+      </w:r>
+      <w:r>
+        <w:rPr>
+          <w:i/>
+          <w:iCs/>
+          <w:lang w:val="en"/>
+        </w:rPr>
+        <w:t xml:space="preserve"> </w:t>
+      </w:r>
+      <w:r>
+        <w:rPr>
+          <w:i/>
+          <w:iCs/>
+          <w:lang w:val="en"/>
+        </w:rPr>
+        <w:t xml:space="preserve">project root you are standing in"</w:t>
+      </w:r>
+      <w:r>
+        <w:rPr>
+          <w:lang w:val="en"/>
+        </w:rPr>
+        <w:t xml:space="preserve"> </w:t>
+      </w:r>
+      <w:r>
+        <w:rPr>
+          <w:lang w:val="en"/>
+        </w:rPr>
+        <w:t xml:space="preserve">is not invented data: it is a</w:t>
+      </w:r>
+      <w:r>
+        <w:rPr>
+          <w:lang w:val="en"/>
+        </w:rPr>
+        <w:t xml:space="preserve"> </w:t>
+      </w:r>
+      <w:r>
+        <w:rPr>
+          <w:b/>
+          <w:bCs/>
+          <w:lang w:val="en"/>
+        </w:rPr>
+        <w:t xml:space="preserve">defined</w:t>
+      </w:r>
+      <w:r>
+        <w:rPr>
+          <w:b/>
+          <w:bCs/>
+          <w:lang w:val="en"/>
+        </w:rPr>
+        <w:t xml:space="preserve"> </w:t>
+      </w:r>
+      <w:r>
+        <w:rPr>
+          <w:b/>
+          <w:bCs/>
+          <w:lang w:val="en"/>
+        </w:rPr>
+        <w:t xml:space="preserve">default</w:t>
+      </w:r>
+      <w:r>
+        <w:rPr>
+          <w:lang w:val="en"/>
+        </w:rPr>
+        <w:t xml:space="preserve">, derivable with certainty from the invocation context (§11.4.177</w:t>
+      </w:r>
+      <w:r>
+        <w:rPr>
+          <w:lang w:val="en"/>
+        </w:rPr>
+        <w:t xml:space="preserve"> </w:t>
+      </w:r>
+      <w:r>
+        <w:rPr>
+          <w:lang w:val="en"/>
+        </w:rPr>
+        <w:t xml:space="preserve">invocation-directory operation). Fataling when a correct and safe default exists</w:t>
+      </w:r>
+      <w:r>
+        <w:rPr>
+          <w:lang w:val="en"/>
+        </w:rPr>
+        <w:t xml:space="preserve"> </w:t>
+      </w:r>
+      <w:r>
+        <w:rPr>
+          <w:lang w:val="en"/>
+        </w:rPr>
+        <w:t xml:space="preserve">is the §11.4.201 false-refusal class — which is what the engine used to do, and</w:t>
+      </w:r>
+      <w:r>
+        <w:rPr>
+          <w:lang w:val="en"/>
+        </w:rPr>
+        <w:t xml:space="preserve"> </w:t>
+      </w:r>
+      <w:r>
+        <w:rPr>
+          <w:lang w:val="en"/>
+        </w:rPr>
+        <w:t xml:space="preserve">what made multi-track work on exactly one hand-provisioned host.</w:t>
+      </w:r>
+    </w:p>
+    <w:bookmarkEnd w:id="16"/>
+    <w:bookmarkStart w:id="17" w:name="the-three-cases-kept-strictly-apart"/>
+    <w:p>
+      <w:pPr>
+        <w:pStyle w:val="Heading3"/>
+      </w:pPr>
+      <w:r>
+        <w:rPr>
+          <w:lang w:val="en"/>
+        </w:rPr>
+        <w:t xml:space="preserve">The three cases, kept strictly apart</w:t>
+      </w:r>
+    </w:p>
+    <w:tbl>
+      <w:tblPr>
+        <w:tblStyle w:val="Table"/>
+        <w:tblW w:type="auto" w:w="0"/>
+        <w:tblLook w:firstRow="1" w:lastRow="0" w:firstColumn="0" w:lastColumn="0" w:noHBand="0" w:noVBand="0" w:val="0020"/>
+      </w:tblPr>
+      <w:tblGrid>
+        <w:gridCol w:w="3960"/>
+        <w:gridCol w:w="3960"/>
+      </w:tblGrid>
+      <w:tr>
+        <w:trPr>
+          <w:tblHeader w:val="on"/>
+        </w:trPr>
+        <w:tc>
+          <w:tcPr/>
+          <w:p>
+            <w:pPr>
+              <w:pStyle w:val="Compact"/>
+            </w:pPr>
+            <w:r>
+              <w:rPr>
+                <w:lang w:val="en"/>
+              </w:rPr>
+              <w:t xml:space="preserve">situation</w:t>
+            </w:r>
+          </w:p>
+        </w:tc>
+        <w:tc>
+          <w:tcPr/>
+          <w:p>
+            <w:pPr>
+              <w:pStyle w:val="Compact"/>
+            </w:pPr>
+            <w:r>
+              <w:rPr>
+                <w:lang w:val="en"/>
+              </w:rPr>
+              <w:t xml:space="preserve">behaviour</w:t>
+            </w:r>
+          </w:p>
+        </w:tc>
+      </w:tr>
+      <w:tr>
+        <w:tc>
+          <w:tcPr/>
+          <w:p>
+            <w:pPr>
+              <w:pStyle w:val="Compact"/>
+            </w:pPr>
+            <w:r>
+              <w:rPr>
+                <w:lang w:val="en"/>
+              </w:rPr>
+              <w:t xml:space="preserve">a host config</w:t>
+            </w:r>
+            <w:r>
+              <w:rPr>
+                <w:lang w:val="en"/>
+              </w:rPr>
+              <w:t xml:space="preserve"> </w:t>
+            </w:r>
+            <w:r>
+              <w:rPr>
+                <w:b/>
+                <w:bCs/>
+                <w:lang w:val="en"/>
+              </w:rPr>
+              <w:t xml:space="preserve">exists</w:t>
+            </w:r>
+          </w:p>
+        </w:tc>
+        <w:tc>
+          <w:tcPr/>
+          <w:p>
+            <w:pPr>
+              <w:pStyle w:val="Compact"/>
+            </w:pPr>
+            <w:r>
+              <w:rPr>
+                <w:lang w:val="en"/>
+              </w:rPr>
+              <w:t xml:space="preserve">loaded exactly as before —</w:t>
+            </w:r>
+            <w:r>
+              <w:rPr>
+                <w:lang w:val="en"/>
+              </w:rPr>
+              <w:t xml:space="preserve"> </w:t>
+            </w:r>
+            <w:r>
+              <w:rPr>
+                <w:b/>
+                <w:bCs/>
+                <w:lang w:val="en"/>
+              </w:rPr>
+              <w:t xml:space="preserve">no behaviour change at all</w:t>
+            </w:r>
+          </w:p>
+        </w:tc>
+      </w:tr>
+      <w:tr>
+        <w:tc>
+          <w:tcPr/>
+          <w:p>
+            <w:pPr>
+              <w:pStyle w:val="Compact"/>
+            </w:pPr>
+            <w:r>
+              <w:rPr>
+                <w:lang w:val="en"/>
+              </w:rPr>
+              <w:t xml:space="preserve">a host config</w:t>
+            </w:r>
+            <w:r>
+              <w:rPr>
+                <w:lang w:val="en"/>
+              </w:rPr>
+              <w:t xml:space="preserve"> </w:t>
+            </w:r>
+            <w:r>
+              <w:rPr>
+                <w:b/>
+                <w:bCs/>
+                <w:lang w:val="en"/>
+              </w:rPr>
+              <w:t xml:space="preserve">is malformed</w:t>
+            </w:r>
+            <w:r>
+              <w:rPr>
+                <w:lang w:val="en"/>
+              </w:rPr>
+              <w:t xml:space="preserve"> </w:t>
+            </w:r>
+            <w:r>
+              <w:rPr>
+                <w:lang w:val="en"/>
+              </w:rPr>
+              <w:t xml:space="preserve">(unparsable, or zero tracks)</w:t>
+            </w:r>
+          </w:p>
+        </w:tc>
+        <w:tc>
+          <w:tcPr/>
+          <w:p>
+            <w:pPr>
+              <w:pStyle w:val="Compact"/>
+            </w:pPr>
+            <w:r>
+              <w:rPr>
+                <w:b/>
+                <w:bCs/>
+                <w:lang w:val="en"/>
+              </w:rPr>
+              <w:t xml:space="preserve">still FATAL.</w:t>
+            </w:r>
+            <w:r>
+              <w:rPr>
+                <w:lang w:val="en"/>
+              </w:rPr>
+              <w:t xml:space="preserve"> </w:t>
+            </w:r>
+            <w:r>
+              <w:rPr>
+                <w:lang w:val="en"/>
+              </w:rPr>
+              <w:t xml:space="preserve">That</w:t>
+            </w:r>
+            <w:r>
+              <w:rPr>
+                <w:lang w:val="en"/>
+              </w:rPr>
+              <w:t xml:space="preserve"> </w:t>
+            </w:r>
+            <w:r>
+              <w:rPr>
+                <w:i/>
+                <w:iCs/>
+                <w:lang w:val="en"/>
+              </w:rPr>
+              <w:t xml:space="preserve">is</w:t>
+            </w:r>
+            <w:r>
+              <w:rPr>
+                <w:lang w:val="en"/>
+              </w:rPr>
+              <w:t xml:space="preserve"> </w:t>
+            </w:r>
+            <w:r>
+              <w:rPr>
+                <w:lang w:val="en"/>
+              </w:rPr>
+              <w:t xml:space="preserve">ambiguity and is never defaulted past (§11.4.6)</w:t>
+            </w:r>
+          </w:p>
+        </w:tc>
+      </w:tr>
+      <w:tr>
+        <w:tc>
+          <w:tcPr/>
+          <w:p>
+            <w:pPr>
+              <w:pStyle w:val="Compact"/>
+            </w:pPr>
+            <w:r>
+              <w:rPr>
+                <w:b/>
+                <w:bCs/>
+                <w:lang w:val="en"/>
+              </w:rPr>
+              <w:t xml:space="preserve">no</w:t>
+            </w:r>
+            <w:r>
+              <w:rPr>
+                <w:lang w:val="en"/>
+              </w:rPr>
+              <w:t xml:space="preserve"> </w:t>
+            </w:r>
+            <w:r>
+              <w:rPr>
+                <w:lang w:val="en"/>
+              </w:rPr>
+              <w:t xml:space="preserve">host config at all</w:t>
+            </w:r>
+          </w:p>
+        </w:tc>
+        <w:tc>
+          <w:tcPr/>
+          <w:p>
+            <w:pPr>
+              <w:pStyle w:val="Compact"/>
+            </w:pPr>
+            <w:r>
+              <w:rPr>
+                <w:lang w:val="en"/>
+              </w:rPr>
+              <w:t xml:space="preserve">default single-track mode + a loud notice</w:t>
+            </w:r>
+          </w:p>
+        </w:tc>
+      </w:tr>
+    </w:tbl>
+    <w:p>
+      <w:pPr>
+        <w:pStyle w:val="BodyText"/>
+      </w:pPr>
+      <w:r>
+        <w:rPr>
+          <w:lang w:val="en"/>
+        </w:rPr>
+        <w:t xml:space="preserve">A defaulted setup can never be silently mistaken for a provisioned one: the</w:t>
+      </w:r>
+      <w:r>
+        <w:rPr>
+          <w:lang w:val="en"/>
+        </w:rPr>
+        <w:t xml:space="preserve"> </w:t>
+      </w:r>
+      <w:r>
+        <w:rPr>
+          <w:lang w:val="en"/>
+        </w:rPr>
+        <w:t xml:space="preserve">notice names the mode, the host, the config path it looked for, the track count,</w:t>
+      </w:r>
+      <w:r>
+        <w:rPr>
+          <w:lang w:val="en"/>
+        </w:rPr>
+        <w:t xml:space="preserve"> </w:t>
+      </w:r>
+      <w:r>
+        <w:rPr>
+          <w:lang w:val="en"/>
+        </w:rPr>
+        <w:t xml:space="preserve">and the resolved Track 1.</w:t>
+      </w:r>
+    </w:p>
+    <w:bookmarkEnd w:id="17"/>
+    <w:bookmarkStart w:id="18" w:name="X363f5ab44e516406d36a2f1a5744c4232918a91"/>
+    <w:p>
+      <w:pPr>
+        <w:pStyle w:val="Heading3"/>
+      </w:pPr>
+      <w:r>
+        <w:rPr>
+          <w:lang w:val="en"/>
+        </w:rPr>
+        <w:t xml:space="preserve">Track 1 does not have to be the project root</w:t>
+      </w:r>
+    </w:p>
+    <w:p>
+      <w:pPr>
+        <w:pStyle w:val="FirstParagraph"/>
+      </w:pPr>
+      <w:r>
+        <w:rPr>
+          <w:lang w:val="en"/>
+        </w:rPr>
+        <w:t xml:space="preserve">It is only the</w:t>
+      </w:r>
+      <w:r>
+        <w:rPr>
+          <w:lang w:val="en"/>
+        </w:rPr>
+        <w:t xml:space="preserve"> </w:t>
+      </w:r>
+      <w:r>
+        <w:rPr>
+          <w:b/>
+          <w:bCs/>
+          <w:lang w:val="en"/>
+        </w:rPr>
+        <w:t xml:space="preserve">default</w:t>
+      </w:r>
+      <w:r>
+        <w:rPr>
+          <w:lang w:val="en"/>
+        </w:rPr>
+        <w:t xml:space="preserve">. Point Track 1 anywhere —</w:t>
+      </w:r>
+      <w:r>
+        <w:rPr>
+          <w:lang w:val="en"/>
+        </w:rPr>
+        <w:t xml:space="preserve"> </w:t>
+      </w:r>
+      <w:r>
+        <w:rPr>
+          <w:rStyle w:val="VerbatimChar"/>
+          <w:lang w:val="en"/>
+        </w:rPr>
+        <w:t xml:space="preserve">/mnt/track-1</w:t>
+      </w:r>
+      <w:r>
+        <w:rPr>
+          <w:lang w:val="en"/>
+        </w:rPr>
+        <w:t xml:space="preserve">, a</w:t>
+      </w:r>
+      <w:r>
+        <w:rPr>
+          <w:lang w:val="en"/>
+        </w:rPr>
+        <w:t xml:space="preserve"> </w:t>
+      </w:r>
+      <w:r>
+        <w:rPr>
+          <w:lang w:val="en"/>
+        </w:rPr>
+        <w:t xml:space="preserve">dedicated drive, a worktree — by declaring it explicitly in the per-host config.</w:t>
+      </w:r>
+      <w:r>
+        <w:rPr>
+          <w:lang w:val="en"/>
+        </w:rPr>
+        <w:t xml:space="preserve"> </w:t>
+      </w:r>
+      <w:r>
+        <w:rPr>
+          <w:lang w:val="en"/>
+        </w:rPr>
+        <w:t xml:space="preserve">The default exists so that a host with nothing configured still works, not to</w:t>
+      </w:r>
+      <w:r>
+        <w:rPr>
+          <w:lang w:val="en"/>
+        </w:rPr>
+        <w:t xml:space="preserve"> </w:t>
+      </w:r>
+      <w:r>
+        <w:rPr>
+          <w:lang w:val="en"/>
+        </w:rPr>
+        <w:t xml:space="preserve">constrain a host that is configured.</w:t>
+      </w:r>
+    </w:p>
+    <w:bookmarkEnd w:id="18"/>
+    <w:bookmarkStart w:id="19" w:name="overrides"/>
+    <w:p>
+      <w:pPr>
+        <w:pStyle w:val="Heading3"/>
+      </w:pPr>
+      <w:r>
+        <w:rPr>
+          <w:lang w:val="en"/>
+        </w:rPr>
+        <w:t xml:space="preserve">Overrides</w:t>
+      </w:r>
+    </w:p>
+    <w:tbl>
+      <w:tblPr>
+        <w:tblStyle w:val="Table"/>
+        <w:tblW w:type="auto" w:w="0"/>
+        <w:tblLook w:firstRow="1" w:lastRow="0" w:firstColumn="0" w:lastColumn="0" w:noHBand="0" w:noVBand="0" w:val="0020"/>
+      </w:tblPr>
+      <w:tblGrid>
+        <w:gridCol w:w="3960"/>
+        <w:gridCol w:w="3960"/>
+      </w:tblGrid>
+      <w:tr>
+        <w:trPr>
+          <w:tblHeader w:val="on"/>
+        </w:trPr>
+        <w:tc>
+          <w:tcPr/>
+          <w:p>
+            <w:pPr>
+              <w:pStyle w:val="Compact"/>
+            </w:pPr>
+            <w:r>
+              <w:rPr>
+                <w:lang w:val="en"/>
+              </w:rPr>
+              <w:t xml:space="preserve">variable</w:t>
+            </w:r>
+          </w:p>
+        </w:tc>
+        <w:tc>
+          <w:tcPr/>
+          <w:p>
+            <w:pPr>
+              <w:pStyle w:val="Compact"/>
+            </w:pPr>
+            <w:r>
+              <w:rPr>
+                <w:lang w:val="en"/>
+              </w:rPr>
+              <w:t xml:space="preserve">effect</w:t>
+            </w:r>
+          </w:p>
+        </w:tc>
+      </w:tr>
+      <w:tr>
+        <w:tc>
+          <w:tcPr/>
+          <w:p>
+            <w:pPr>
+              <w:pStyle w:val="Compact"/>
+            </w:pPr>
+            <w:r>
+              <w:rPr>
+                <w:rStyle w:val="VerbatimChar"/>
+                <w:lang w:val="en"/>
+              </w:rPr>
+              <w:t xml:space="preserve">MT_REQUIRE_HOST_CONFIG=1</w:t>
+            </w:r>
+          </w:p>
+        </w:tc>
+        <w:tc>
+          <w:tcPr/>
+          <w:p>
+            <w:pPr>
+              <w:pStyle w:val="Compact"/>
+            </w:pPr>
+            <w:r>
+              <w:rPr>
+                <w:lang w:val="en"/>
+              </w:rPr>
+              <w:t xml:space="preserve">strict mode: restore the pre-§11.4.187 behaviour — a missing host config is fatal, never defaulted</w:t>
+            </w:r>
+          </w:p>
+        </w:tc>
+      </w:tr>
+      <w:tr>
+        <w:tc>
+          <w:tcPr/>
+          <w:p>
+            <w:pPr>
+              <w:pStyle w:val="Compact"/>
+            </w:pPr>
+            <w:r>
+              <w:rPr>
+                <w:rStyle w:val="VerbatimChar"/>
+                <w:lang w:val="en"/>
+              </w:rPr>
+              <w:t xml:space="preserve">MT_REPO_ROOT=/path</w:t>
+            </w:r>
+          </w:p>
+        </w:tc>
+        <w:tc>
+          <w:tcPr/>
+          <w:p>
+            <w:pPr>
+              <w:pStyle w:val="Compact"/>
+            </w:pPr>
+            <w:r>
+              <w:rPr>
+                <w:lang w:val="en"/>
+              </w:rPr>
+              <w:t xml:space="preserve">pin the project root explicitly instead of deriving it from the invocation context</w:t>
+            </w:r>
+          </w:p>
+        </w:tc>
+      </w:tr>
+      <w:tr>
+        <w:tc>
+          <w:tcPr/>
+          <w:p>
+            <w:pPr>
+              <w:pStyle w:val="Compact"/>
+            </w:pPr>
+            <w:r>
+              <w:rPr>
+                <w:rStyle w:val="VerbatimChar"/>
+                <w:lang w:val="en"/>
+              </w:rPr>
+              <w:t xml:space="preserve">MT_CONFIG=/path/to.yaml</w:t>
+            </w:r>
+          </w:p>
+        </w:tc>
+        <w:tc>
+          <w:tcPr/>
+          <w:p>
+            <w:pPr>
+              <w:pStyle w:val="Compact"/>
+            </w:pPr>
+            <w:r>
+              <w:rPr>
+                <w:lang w:val="en"/>
+              </w:rPr>
+              <w:t xml:space="preserve">use an explicit config file, bypassing the hostname-keyed lookup</w:t>
+            </w:r>
+          </w:p>
+        </w:tc>
+      </w:tr>
+    </w:tbl>
+    <w:p>
+      <w:pPr>
+        <w:pStyle w:val="BodyText"/>
+      </w:pPr>
+      <w:r>
+        <w:rPr>
+          <w:lang w:val="en"/>
+        </w:rPr>
+        <w:t xml:space="preserve">If the project root cannot be resolved at all, the engine</w:t>
+      </w:r>
+      <w:r>
+        <w:rPr>
+          <w:lang w:val="en"/>
+        </w:rPr>
+        <w:t xml:space="preserve"> </w:t>
+      </w:r>
+      <w:r>
+        <w:rPr>
+          <w:b/>
+          <w:bCs/>
+          <w:lang w:val="en"/>
+        </w:rPr>
+        <w:t xml:space="preserve">fails loudly</w:t>
+      </w:r>
+      <w:r>
+        <w:rPr>
+          <w:lang w:val="en"/>
+        </w:rPr>
+        <w:t xml:space="preserve"> </w:t>
+      </w:r>
+      <w:r>
+        <w:rPr>
+          <w:lang w:val="en"/>
+        </w:rPr>
+        <w:t xml:space="preserve">— it</w:t>
+      </w:r>
+      <w:r>
+        <w:rPr>
+          <w:lang w:val="en"/>
+        </w:rPr>
+        <w:t xml:space="preserve"> </w:t>
+      </w:r>
+      <w:r>
+        <w:rPr>
+          <w:lang w:val="en"/>
+        </w:rPr>
+        <w:t xml:space="preserve">never silently defaults Track 1 to a wrong location.</w:t>
+      </w:r>
+    </w:p>
+    <w:bookmarkEnd w:id="19"/>
+    <w:bookmarkStart w:id="20" w:name="Xec8eea3e1ff8fa23df0a7a139652abf4976a8b0"/>
+    <w:p>
+      <w:pPr>
+        <w:pStyle w:val="Heading3"/>
+      </w:pPr>
+      <w:r>
+        <w:rPr>
+          <w:lang w:val="en"/>
+        </w:rPr>
+        <w:t xml:space="preserve">Inspecting activation before it touches anything</w:t>
+      </w:r>
+    </w:p>
+    <w:p>
+      <w:pPr>
+        <w:pStyle w:val="SourceCode"/>
+      </w:pPr>
+      <w:r>
+        <w:rPr>
+          <w:rStyle w:val="CommentTok"/>
+        </w:rPr>
+        <w:t xml:space="preserve"># report only: installs no symlink, starts no daemon, reconciles nothing</w:t>
+      </w:r>
+      <w:r>
+        <w:br/>
+      </w:r>
+      <w:r>
+        <w:rPr>
+          <w:rStyle w:val="FunctionTok"/>
+        </w:rPr>
+        <w:t xml:space="preserve">bash</w:t>
+      </w:r>
+      <w:r>
+        <w:rPr>
+          <w:rStyle w:val="NormalTok"/>
+        </w:rPr>
+        <w:t xml:space="preserve"> constitution/scripts/multitrack/multitrack_bootstrap.sh </w:t>
+      </w:r>
+      <w:r>
+        <w:rPr>
+          <w:rStyle w:val="AttributeTok"/>
+        </w:rPr>
+        <w:t xml:space="preserve">--check</w:t>
+      </w:r>
+    </w:p>
+    <w:p>
+      <w:pPr>
+        <w:pStyle w:val="FirstParagraph"/>
+      </w:pPr>
+      <w:r>
+        <w:rPr>
+          <w:rStyle w:val="VerbatimChar"/>
+          <w:lang w:val="en"/>
+        </w:rPr>
+        <w:t xml:space="preserve">--check</w:t>
+      </w:r>
+      <w:r>
+        <w:rPr>
+          <w:lang w:val="en"/>
+        </w:rPr>
+        <w:t xml:space="preserve"> </w:t>
+      </w:r>
+      <w:r>
+        <w:rPr>
+          <w:lang w:val="en"/>
+        </w:rPr>
+        <w:t xml:space="preserve">(alias</w:t>
+      </w:r>
+      <w:r>
+        <w:rPr>
+          <w:lang w:val="en"/>
+        </w:rPr>
+        <w:t xml:space="preserve"> </w:t>
+      </w:r>
+      <w:r>
+        <w:rPr>
+          <w:rStyle w:val="VerbatimChar"/>
+          <w:lang w:val="en"/>
+        </w:rPr>
+        <w:t xml:space="preserve">--dry-run</w:t>
+      </w:r>
+      <w:r>
+        <w:rPr>
+          <w:lang w:val="en"/>
+        </w:rPr>
+        <w:t xml:space="preserve">) prints each step's decision and what it</w:t>
+      </w:r>
+      <w:r>
+        <w:rPr>
+          <w:lang w:val="en"/>
+        </w:rPr>
+        <w:t xml:space="preserve"> </w:t>
+      </w:r>
+      <w:r>
+        <w:rPr>
+          <w:i/>
+          <w:iCs/>
+          <w:lang w:val="en"/>
+        </w:rPr>
+        <w:t xml:space="preserve">would</w:t>
+      </w:r>
+      <w:r>
+        <w:rPr>
+          <w:lang w:val="en"/>
+        </w:rPr>
+        <w:t xml:space="preserve"> </w:t>
+      </w:r>
+      <w:r>
+        <w:rPr>
+          <w:lang w:val="en"/>
+        </w:rPr>
+        <w:t xml:space="preserve">run. Two consecutive</w:t>
+      </w:r>
+      <w:r>
+        <w:rPr>
+          <w:lang w:val="en"/>
+        </w:rPr>
+        <w:t xml:space="preserve"> </w:t>
+      </w:r>
+      <w:r>
+        <w:rPr>
+          <w:rStyle w:val="VerbatimChar"/>
+          <w:lang w:val="en"/>
+        </w:rPr>
+        <w:t xml:space="preserve">--check</w:t>
+      </w:r>
+      <w:r>
+        <w:rPr>
+          <w:lang w:val="en"/>
+        </w:rPr>
+        <w:t xml:space="preserve"> </w:t>
+      </w:r>
+      <w:r>
+        <w:rPr>
+          <w:lang w:val="en"/>
+        </w:rPr>
+        <w:t xml:space="preserve">runs produce byte-identical output.</w:t>
+      </w:r>
+    </w:p>
+    <w:bookmarkEnd w:id="20"/>
+    <w:bookmarkStart w:id="21" w:name="directory-tracks-vs-drive-tracks"/>
+    <w:p>
+      <w:pPr>
+        <w:pStyle w:val="Heading3"/>
+      </w:pPr>
+      <w:r>
+        <w:rPr>
+          <w:lang w:val="en"/>
+        </w:rPr>
+        <w:t xml:space="preserve">Directory tracks vs drive tracks</w:t>
+      </w:r>
+    </w:p>
+    <w:p>
+      <w:pPr>
+        <w:pStyle w:val="FirstParagraph"/>
+      </w:pPr>
+      <w:r>
+        <w:rPr>
+          <w:lang w:val="en"/>
+        </w:rPr>
+        <w:t xml:space="preserve">A track declared</w:t>
+      </w:r>
+      <w:r>
+        <w:rPr>
+          <w:lang w:val="en"/>
+        </w:rPr>
+        <w:t xml:space="preserve"> </w:t>
+      </w:r>
+      <w:r>
+        <w:rPr>
+          <w:b/>
+          <w:bCs/>
+          <w:lang w:val="en"/>
+        </w:rPr>
+        <w:t xml:space="preserve">without</w:t>
+      </w:r>
+      <w:r>
+        <w:rPr>
+          <w:lang w:val="en"/>
+        </w:rPr>
+        <w:t xml:space="preserve"> </w:t>
+      </w:r>
+      <w:r>
+        <w:rPr>
+          <w:lang w:val="en"/>
+        </w:rPr>
+        <w:t xml:space="preserve">a</w:t>
+      </w:r>
+      <w:r>
+        <w:rPr>
+          <w:lang w:val="en"/>
+        </w:rPr>
+        <w:t xml:space="preserve"> </w:t>
+      </w:r>
+      <w:r>
+        <w:rPr>
+          <w:rStyle w:val="VerbatimChar"/>
+          <w:lang w:val="en"/>
+        </w:rPr>
+        <w:t xml:space="preserve">drive_serial</w:t>
+      </w:r>
+      <w:r>
+        <w:rPr>
+          <w:lang w:val="en"/>
+        </w:rPr>
+        <w:t xml:space="preserve"> </w:t>
+      </w:r>
+      <w:r>
+        <w:rPr>
+          <w:lang w:val="en"/>
+        </w:rPr>
+        <w:t xml:space="preserve">is a</w:t>
+      </w:r>
+      <w:r>
+        <w:rPr>
+          <w:lang w:val="en"/>
+        </w:rPr>
+        <w:t xml:space="preserve"> </w:t>
+      </w:r>
+      <w:r>
+        <w:rPr>
+          <w:i/>
+          <w:iCs/>
+          <w:lang w:val="en"/>
+        </w:rPr>
+        <w:t xml:space="preserve">directory track</w:t>
+      </w:r>
+      <w:r>
+        <w:rPr>
+          <w:lang w:val="en"/>
+        </w:rPr>
+        <w:t xml:space="preserve">: it is READY</w:t>
+      </w:r>
+      <w:r>
+        <w:rPr>
+          <w:lang w:val="en"/>
+        </w:rPr>
+        <w:t xml:space="preserve"> </w:t>
+      </w:r>
+      <w:r>
+        <w:rPr>
+          <w:lang w:val="en"/>
+        </w:rPr>
+        <w:t xml:space="preserve">when its directory exists. The engine never probes</w:t>
+      </w:r>
+      <w:r>
+        <w:rPr>
+          <w:lang w:val="en"/>
+        </w:rPr>
+        <w:t xml:space="preserve"> </w:t>
+      </w:r>
+      <w:r>
+        <w:rPr>
+          <w:rStyle w:val="VerbatimChar"/>
+          <w:lang w:val="en"/>
+        </w:rPr>
+        <w:t xml:space="preserve">/proc/mounts</w:t>
+      </w:r>
+      <w:r>
+        <w:rPr>
+          <w:lang w:val="en"/>
+        </w:rPr>
+        <w:t xml:space="preserve"> </w:t>
+      </w:r>
+      <w:r>
+        <w:rPr>
+          <w:lang w:val="en"/>
+        </w:rPr>
+        <w:t xml:space="preserve">for one, so a</w:t>
+      </w:r>
+      <w:r>
+        <w:rPr>
+          <w:lang w:val="en"/>
+        </w:rPr>
+        <w:t xml:space="preserve"> </w:t>
+      </w:r>
+      <w:r>
+        <w:rPr>
+          <w:lang w:val="en"/>
+        </w:rPr>
+        <w:t xml:space="preserve">directory track is never reported as "unmounted" and never drags in the</w:t>
+      </w:r>
+      <w:r>
+        <w:rPr>
+          <w:lang w:val="en"/>
+        </w:rPr>
+        <w:t xml:space="preserve"> </w:t>
+      </w:r>
+      <w:r>
+        <w:rPr>
+          <w:lang w:val="en"/>
+        </w:rPr>
+        <w:t xml:space="preserve">LUKS/mount operator hand-off that does not apply to it. A track</w:t>
+      </w:r>
+      <w:r>
+        <w:rPr>
+          <w:lang w:val="en"/>
+        </w:rPr>
+        <w:t xml:space="preserve"> </w:t>
+      </w:r>
+      <w:r>
+        <w:rPr>
+          <w:b/>
+          <w:bCs/>
+          <w:lang w:val="en"/>
+        </w:rPr>
+        <w:t xml:space="preserve">with</w:t>
+      </w:r>
+      <w:r>
+        <w:rPr>
+          <w:lang w:val="en"/>
+        </w:rPr>
+        <w:t xml:space="preserve"> </w:t>
+      </w:r>
+      <w:r>
+        <w:rPr>
+          <w:lang w:val="en"/>
+        </w:rPr>
+        <w:t xml:space="preserve">a</w:t>
+      </w:r>
+      <w:r>
+        <w:rPr>
+          <w:lang w:val="en"/>
+        </w:rPr>
+        <w:t xml:space="preserve"> </w:t>
+      </w:r>
+      <w:r>
+        <w:rPr>
+          <w:rStyle w:val="VerbatimChar"/>
+          <w:lang w:val="en"/>
+        </w:rPr>
+        <w:t xml:space="preserve">drive_serial</w:t>
+      </w:r>
+      <w:r>
+        <w:rPr>
+          <w:lang w:val="en"/>
+        </w:rPr>
+        <w:t xml:space="preserve"> </w:t>
+      </w:r>
+      <w:r>
+        <w:rPr>
+          <w:lang w:val="en"/>
+        </w:rPr>
+        <w:t xml:space="preserve">behaves exactly as before.</w:t>
+      </w:r>
+    </w:p>
+    <w:p>
+      <w:pPr>
+        <w:pStyle w:val="BodyText"/>
+      </w:pPr>
+      <w:r>
+        <w:rPr>
+          <w:lang w:val="en"/>
+        </w:rPr>
+        <w:t xml:space="preserve">Likewise, a host that declares no</w:t>
+      </w:r>
+      <w:r>
+        <w:rPr>
+          <w:lang w:val="en"/>
+        </w:rPr>
+        <w:t xml:space="preserve"> </w:t>
+      </w:r>
+      <w:r>
+        <w:rPr>
+          <w:rStyle w:val="VerbatimChar"/>
+          <w:lang w:val="en"/>
+        </w:rPr>
+        <w:t xml:space="preserve">device_pool</w:t>
+      </w:r>
+      <w:r>
+        <w:rPr>
+          <w:lang w:val="en"/>
+        </w:rPr>
+        <w:t xml:space="preserve"> </w:t>
+      </w:r>
+      <w:r>
+        <w:rPr>
+          <w:lang w:val="en"/>
+        </w:rPr>
+        <w:t xml:space="preserve">reports an honestly empty pool</w:t>
+      </w:r>
+      <w:r>
+        <w:rPr>
+          <w:lang w:val="en"/>
+        </w:rPr>
+        <w:t xml:space="preserve"> </w:t>
+      </w:r>
+      <w:r>
+        <w:rPr>
+          <w:lang w:val="en"/>
+        </w:rPr>
+        <w:t xml:space="preserve">instead of failing; only the commands that genuinely need a device</w:t>
+      </w:r>
+      <w:r>
+        <w:rPr>
+          <w:lang w:val="en"/>
+        </w:rPr>
+        <w:t xml:space="preserve"> </w:t>
+      </w:r>
+      <w:r>
+        <w:rPr>
+          <w:lang w:val="en"/>
+        </w:rPr>
+        <w:t xml:space="preserve">(</w:t>
+      </w:r>
+      <w:r>
+        <w:rPr>
+          <w:rStyle w:val="VerbatimChar"/>
+          <w:lang w:val="en"/>
+        </w:rPr>
+        <w:t xml:space="preserve">acquire</w:t>
+      </w:r>
+      <w:r>
+        <w:rPr>
+          <w:lang w:val="en"/>
+        </w:rPr>
+        <w:t xml:space="preserve"> </w:t>
+      </w:r>
+      <w:r>
+        <w:rPr>
+          <w:lang w:val="en"/>
+        </w:rPr>
+        <w:t xml:space="preserve">/</w:t>
+      </w:r>
+      <w:r>
+        <w:rPr>
+          <w:lang w:val="en"/>
+        </w:rPr>
+        <w:t xml:space="preserve"> </w:t>
+      </w:r>
+      <w:r>
+        <w:rPr>
+          <w:rStyle w:val="VerbatimChar"/>
+          <w:lang w:val="en"/>
+        </w:rPr>
+        <w:t xml:space="preserve">release</w:t>
+      </w:r>
+      <w:r>
+        <w:rPr>
+          <w:lang w:val="en"/>
+        </w:rPr>
+        <w:t xml:space="preserve"> </w:t>
+      </w:r>
+      <w:r>
+        <w:rPr>
+          <w:lang w:val="en"/>
+        </w:rPr>
+        <w:t xml:space="preserve">/</w:t>
+      </w:r>
+      <w:r>
+        <w:rPr>
+          <w:lang w:val="en"/>
+        </w:rPr>
+        <w:t xml:space="preserve"> </w:t>
+      </w:r>
+      <w:r>
+        <w:rPr>
+          <w:rStyle w:val="VerbatimChar"/>
+          <w:lang w:val="en"/>
+        </w:rPr>
+        <w:t xml:space="preserve">heartbeat</w:t>
+      </w:r>
+      <w:r>
+        <w:rPr>
+          <w:lang w:val="en"/>
+        </w:rPr>
+        <w:t xml:space="preserve"> </w:t>
+      </w:r>
+      <w:r>
+        <w:rPr>
+          <w:lang w:val="en"/>
+        </w:rPr>
+        <w:t xml:space="preserve">/</w:t>
+      </w:r>
+      <w:r>
+        <w:rPr>
+          <w:lang w:val="en"/>
+        </w:rPr>
+        <w:t xml:space="preserve"> </w:t>
+      </w:r>
+      <w:r>
+        <w:rPr>
+          <w:rStyle w:val="VerbatimChar"/>
+          <w:lang w:val="en"/>
+        </w:rPr>
+        <w:t xml:space="preserve">reap</w:t>
+      </w:r>
+      <w:r>
+        <w:rPr>
+          <w:lang w:val="en"/>
+        </w:rPr>
+        <w:t xml:space="preserve"> </w:t>
+      </w:r>
+      <w:r>
+        <w:rPr>
+          <w:lang w:val="en"/>
+        </w:rPr>
+        <w:t xml:space="preserve">/</w:t>
+      </w:r>
+      <w:r>
+        <w:rPr>
+          <w:lang w:val="en"/>
+        </w:rPr>
+        <w:t xml:space="preserve"> </w:t>
+      </w:r>
+      <w:r>
+        <w:rPr>
+          <w:rStyle w:val="VerbatimChar"/>
+          <w:lang w:val="en"/>
+        </w:rPr>
+        <w:t xml:space="preserve">reconcile</w:t>
+      </w:r>
+      <w:r>
+        <w:rPr>
+          <w:lang w:val="en"/>
+        </w:rPr>
+        <w:t xml:space="preserve">) refuse.</w:t>
+      </w:r>
+    </w:p>
+    <w:bookmarkEnd w:id="21"/>
+    <w:bookmarkStart w:id="22" w:name="alias-mapping-in-single-track-mode"/>
+    <w:p>
+      <w:pPr>
+        <w:pStyle w:val="Heading3"/>
+      </w:pPr>
+      <w:r>
+        <w:rPr>
+          <w:lang w:val="en"/>
+        </w:rPr>
+        <w:t xml:space="preserve">Alias mapping in single-track mode</w:t>
+      </w:r>
+    </w:p>
+    <w:p>
+      <w:pPr>
+        <w:pStyle w:val="FirstParagraph"/>
+      </w:pPr>
+      <w:r>
+        <w:rPr>
+          <w:lang w:val="en"/>
+        </w:rPr>
+        <w:t xml:space="preserve">Aliases are mapped positionally onto</w:t>
+      </w:r>
+      <w:r>
+        <w:rPr>
+          <w:lang w:val="en"/>
+        </w:rPr>
+        <w:t xml:space="preserve"> </w:t>
+      </w:r>
+      <w:r>
+        <w:rPr>
+          <w:b/>
+          <w:bCs/>
+          <w:lang w:val="en"/>
+        </w:rPr>
+        <w:t xml:space="preserve">feature</w:t>
+      </w:r>
+      <w:r>
+        <w:rPr>
+          <w:lang w:val="en"/>
+        </w:rPr>
+        <w:t xml:space="preserve">-role tracks. A single</w:t>
+      </w:r>
+      <w:r>
+        <w:rPr>
+          <w:lang w:val="en"/>
+        </w:rPr>
+        <w:t xml:space="preserve"> </w:t>
+      </w:r>
+      <w:r>
+        <w:rPr>
+          <w:lang w:val="en"/>
+        </w:rPr>
+        <w:t xml:space="preserve">main-only track has no feature tracks, so no alias is worktree-bound — every</w:t>
+      </w:r>
+      <w:r>
+        <w:rPr>
+          <w:lang w:val="en"/>
+        </w:rPr>
+        <w:t xml:space="preserve"> </w:t>
+      </w:r>
+      <w:r>
+        <w:rPr>
+          <w:lang w:val="en"/>
+        </w:rPr>
+        <w:t xml:space="preserve">session simply stays on the one checkout, which is the project root. That is the</w:t>
+      </w:r>
+      <w:r>
+        <w:rPr>
+          <w:lang w:val="en"/>
+        </w:rPr>
+        <w:t xml:space="preserve"> </w:t>
+      </w:r>
+      <w:r>
+        <w:rPr>
+          <w:lang w:val="en"/>
+        </w:rPr>
+        <w:t xml:space="preserve">correct outcome, and</w:t>
+      </w:r>
+      <w:r>
+        <w:rPr>
+          <w:lang w:val="en"/>
+        </w:rPr>
+        <w:t xml:space="preserve"> </w:t>
+      </w:r>
+      <w:r>
+        <w:rPr>
+          <w:rStyle w:val="VerbatimChar"/>
+          <w:lang w:val="en"/>
+        </w:rPr>
+        <w:t xml:space="preserve">map</w:t>
+      </w:r>
+      <w:r>
+        <w:rPr>
+          <w:lang w:val="en"/>
+        </w:rPr>
+        <w:t xml:space="preserve"> </w:t>
+      </w:r>
+      <w:r>
+        <w:rPr>
+          <w:lang w:val="en"/>
+        </w:rPr>
+        <w:t xml:space="preserve">reports it as</w:t>
+      </w:r>
+      <w:r>
+        <w:rPr>
+          <w:lang w:val="en"/>
+        </w:rPr>
+        <w:t xml:space="preserve"> </w:t>
+      </w:r>
+      <w:r>
+        <w:rPr>
+          <w:rStyle w:val="VerbatimChar"/>
+          <w:lang w:val="en"/>
+        </w:rPr>
+        <w:t xml:space="preserve">fallback(/home)</w:t>
+      </w:r>
+      <w:r>
+        <w:rPr>
+          <w:lang w:val="en"/>
+        </w:rPr>
+        <w:t xml:space="preserve"> </w:t>
+      </w:r>
+      <w:r>
+        <w:rPr>
+          <w:lang w:val="en"/>
+        </w:rPr>
+        <w:t xml:space="preserve">for each alias.</w:t>
+      </w:r>
+    </w:p>
+    <w:bookmarkEnd w:id="22"/>
+    <w:bookmarkEnd w:id="23"/>
+    <w:bookmarkStart w:id="24" w:name="Xaf24460550d266c396001604429b22020a0a0ef"/>
+    <w:p>
+      <w:pPr>
+        <w:pStyle w:val="Heading2"/>
+      </w:pPr>
+      <w:r>
+        <w:rPr>
+          <w:lang w:val="en"/>
+        </w:rPr>
+        <w:t xml:space="preserve">Genericization delta vs the reference consumer</w:t>
+      </w:r>
+    </w:p>
+    <w:p>
+      <w:pPr>
+        <w:pStyle w:val="FirstParagraph"/>
+      </w:pPr>
+      <w:r>
+        <w:rPr>
+          <w:lang w:val="en"/>
+        </w:rPr>
         <w:t xml:space="preserve">Lifted from the reference project's</w:t>
       </w:r>
       <w:r>
-        <w:t xml:space="preserve"> </w:t>
-      </w:r>
-      <w:r>
-        <w:rPr>
-          <w:rStyle w:val="VerbatimChar"/>
+        <w:rPr>
+          <w:lang w:val="en"/>
+        </w:rPr>
+        <w:t xml:space="preserve"> </w:t>
+      </w:r>
+      <w:r>
+        <w:rPr>
+          <w:rStyle w:val="VerbatimChar"/>
+          <w:lang w:val="en"/>
         </w:rPr>
         <w:t xml:space="preserve">scripts/multitrack/</w:t>
       </w:r>
       <w:r>
-        <w:t xml:space="preserve"> </w:t>
-      </w:r>
-      <w:r>
+        <w:rPr>
+          <w:lang w:val="en"/>
+        </w:rPr>
+        <w:t xml:space="preserve"> </w:t>
+      </w:r>
+      <w:r>
+        <w:rPr>
+          <w:lang w:val="en"/>
+        </w:rPr>
         <w:t xml:space="preserve">per §11.4.35 with a</w:t>
       </w:r>
       <w:r>
-        <w:t xml:space="preserve"> </w:t>
-      </w:r>
-      <w:r>
+        <w:rPr>
+          <w:lang w:val="en"/>
+        </w:rPr>
+        <w:t xml:space="preserve"> </w:t>
+      </w:r>
+      <w:r>
+        <w:rPr>
+          <w:lang w:val="en"/>
+        </w:rPr>
         <w:t xml:space="preserve">small, mechanical delta (three executed-code fixes + comment-literal scrub):</w:t>
       </w:r>
     </w:p>
@@ -3703,97 +6928,163 @@
         <w:rPr>
           <w:b/>
           <w:bCs/>
+          <w:lang w:val="en"/>
         </w:rPr>
         <w:t xml:space="preserve">Namespace literal</w:t>
       </w:r>
       <w:r>
-        <w:t xml:space="preserve"> </w:t>
-      </w:r>
-      <w:r>
+        <w:rPr>
+          <w:lang w:val="en"/>
+        </w:rPr>
+        <w:t xml:space="preserve"> </w:t>
+      </w:r>
+      <w:r>
+        <w:rPr>
+          <w:lang w:val="en"/>
+        </w:rPr>
         <w:t xml:space="preserve">— the tmp-namespace defaults in</w:t>
       </w:r>
       <w:r>
-        <w:t xml:space="preserve"> </w:t>
-      </w:r>
-      <w:r>
-        <w:rPr>
-          <w:rStyle w:val="VerbatimChar"/>
+        <w:rPr>
+          <w:lang w:val="en"/>
+        </w:rPr>
+        <w:t xml:space="preserve"> </w:t>
+      </w:r>
+      <w:r>
+        <w:rPr>
+          <w:rStyle w:val="VerbatimChar"/>
+          <w:lang w:val="en"/>
         </w:rPr>
         <w:t xml:space="preserve">multitrack_registry.sh</w:t>
       </w:r>
       <w:r>
+        <w:rPr>
+          <w:lang w:val="en"/>
+        </w:rPr>
         <w:t xml:space="preserve">,</w:t>
       </w:r>
       <w:r>
-        <w:t xml:space="preserve"> </w:t>
-      </w:r>
-      <w:r>
-        <w:rPr>
-          <w:rStyle w:val="VerbatimChar"/>
+        <w:rPr>
+          <w:lang w:val="en"/>
+        </w:rPr>
+        <w:t xml:space="preserve"> </w:t>
+      </w:r>
+      <w:r>
+        <w:rPr>
+          <w:rStyle w:val="VerbatimChar"/>
+          <w:lang w:val="en"/>
         </w:rPr>
         <w:t xml:space="preserve">multitrack_resolve_worktree.sh</w:t>
       </w:r>
       <w:r>
+        <w:rPr>
+          <w:lang w:val="en"/>
+        </w:rPr>
         <w:t xml:space="preserve">,</w:t>
       </w:r>
       <w:r>
-        <w:t xml:space="preserve"> </w:t>
-      </w:r>
-      <w:r>
-        <w:rPr>
-          <w:rStyle w:val="VerbatimChar"/>
+        <w:rPr>
+          <w:lang w:val="en"/>
+        </w:rPr>
+        <w:t xml:space="preserve"> </w:t>
+      </w:r>
+      <w:r>
+        <w:rPr>
+          <w:rStyle w:val="VerbatimChar"/>
+          <w:lang w:val="en"/>
         </w:rPr>
         <w:t xml:space="preserve">multitrack_device_lock.sh</w:t>
       </w:r>
       <w:r>
+        <w:rPr>
+          <w:lang w:val="en"/>
+        </w:rPr>
         <w:t xml:space="preserve">, and</w:t>
       </w:r>
       <w:r>
-        <w:t xml:space="preserve"> </w:t>
-      </w:r>
-      <w:r>
-        <w:rPr>
-          <w:rStyle w:val="VerbatimChar"/>
+        <w:rPr>
+          <w:lang w:val="en"/>
+        </w:rPr>
+        <w:t xml:space="preserve"> </w:t>
+      </w:r>
+      <w:r>
+        <w:rPr>
+          <w:rStyle w:val="VerbatimChar"/>
+          <w:lang w:val="en"/>
         </w:rPr>
         <w:t xml:space="preserve">multitrack_alias_orchestrator.sh</w:t>
       </w:r>
       <w:r>
-        <w:t xml:space="preserve"> </w:t>
-      </w:r>
-      <w:r>
+        <w:rPr>
+          <w:lang w:val="en"/>
+        </w:rPr>
+        <w:t xml:space="preserve"> </w:t>
+      </w:r>
+      <w:r>
+        <w:rPr>
+          <w:lang w:val="en"/>
+        </w:rPr>
         <w:t xml:space="preserve">derive</w:t>
       </w:r>
       <w:r>
-        <w:t xml:space="preserve"> </w:t>
-      </w:r>
-      <w:r>
+        <w:rPr>
+          <w:lang w:val="en"/>
+        </w:rPr>
+        <w:t xml:space="preserve"> </w:t>
+      </w:r>
+      <w:r>
+        <w:rPr>
+          <w:lang w:val="en"/>
+        </w:rPr>
         <w:t xml:space="preserve">the top-level dir from</w:t>
       </w:r>
       <w:r>
-        <w:t xml:space="preserve"> </w:t>
-      </w:r>
-      <w:r>
-        <w:rPr>
-          <w:rStyle w:val="VerbatimChar"/>
+        <w:rPr>
+          <w:lang w:val="en"/>
+        </w:rPr>
+        <w:t xml:space="preserve"> </w:t>
+      </w:r>
+      <w:r>
+        <w:rPr>
+          <w:rStyle w:val="VerbatimChar"/>
+          <w:lang w:val="en"/>
         </w:rPr>
         <w:t xml:space="preserve">$(basename "$MT_REPO_ROOT")</w:t>
       </w:r>
       <w:r>
-        <w:t xml:space="preserve"> </w:t>
-      </w:r>
-      <w:r>
+        <w:rPr>
+          <w:lang w:val="en"/>
+        </w:rPr>
+        <w:t xml:space="preserve"> </w:t>
+      </w:r>
+      <w:r>
+        <w:rPr>
+          <w:lang w:val="en"/>
+        </w:rPr>
         <w:t xml:space="preserve">instead of a hardcoded</w:t>
       </w:r>
       <w:r>
-        <w:t xml:space="preserve"> </w:t>
-      </w:r>
-      <w:r>
+        <w:rPr>
+          <w:lang w:val="en"/>
+        </w:rPr>
+        <w:t xml:space="preserve"> </w:t>
+      </w:r>
+      <w:r>
+        <w:rPr>
+          <w:lang w:val="en"/>
+        </w:rPr>
         <w:t xml:space="preserve">project name (orchestrator + resolve share one runtime dir, so both are</w:t>
       </w:r>
       <w:r>
-        <w:t xml:space="preserve"> </w:t>
-      </w:r>
-      <w:r>
+        <w:rPr>
+          <w:lang w:val="en"/>
+        </w:rPr>
+        <w:t xml:space="preserve"> </w:t>
+      </w:r>
+      <w:r>
+        <w:rPr>
+          <w:lang w:val="en"/>
+        </w:rPr>
         <w:t xml:space="preserve">fixed in lockstep).</w:t>
       </w:r>
     </w:p>
@@ -3809,61 +7100,101 @@
         <w:rPr>
           <w:b/>
           <w:bCs/>
+          <w:lang w:val="en"/>
         </w:rPr>
         <w:t xml:space="preserve">Build command</w:t>
       </w:r>
       <w:r>
-        <w:t xml:space="preserve"> </w:t>
-      </w:r>
-      <w:r>
+        <w:rPr>
+          <w:lang w:val="en"/>
+        </w:rPr>
+        <w:t xml:space="preserve"> </w:t>
+      </w:r>
+      <w:r>
+        <w:rPr>
+          <w:lang w:val="en"/>
+        </w:rPr>
         <w:t xml:space="preserve">—</w:t>
       </w:r>
       <w:r>
-        <w:t xml:space="preserve"> </w:t>
-      </w:r>
-      <w:r>
-        <w:rPr>
-          <w:rStyle w:val="VerbatimChar"/>
+        <w:rPr>
+          <w:lang w:val="en"/>
+        </w:rPr>
+        <w:t xml:space="preserve"> </w:t>
+      </w:r>
+      <w:r>
+        <w:rPr>
+          <w:rStyle w:val="VerbatimChar"/>
+          <w:lang w:val="en"/>
         </w:rPr>
         <w:t xml:space="preserve">multitrack_build.sh</w:t>
       </w:r>
       <w:r>
-        <w:t xml:space="preserve"> </w:t>
-      </w:r>
-      <w:r>
+        <w:rPr>
+          <w:lang w:val="en"/>
+        </w:rPr>
+        <w:t xml:space="preserve"> </w:t>
+      </w:r>
+      <w:r>
+        <w:rPr>
+          <w:lang w:val="en"/>
+        </w:rPr>
         <w:t xml:space="preserve">reads the</w:t>
       </w:r>
       <w:r>
-        <w:t xml:space="preserve"> </w:t>
-      </w:r>
-      <w:r>
-        <w:rPr>
-          <w:rStyle w:val="VerbatimChar"/>
+        <w:rPr>
+          <w:lang w:val="en"/>
+        </w:rPr>
+        <w:t xml:space="preserve"> </w:t>
+      </w:r>
+      <w:r>
+        <w:rPr>
+          <w:rStyle w:val="VerbatimChar"/>
+          <w:lang w:val="en"/>
         </w:rPr>
         <w:t xml:space="preserve">build.command</w:t>
       </w:r>
       <w:r>
-        <w:t xml:space="preserve"> </w:t>
-      </w:r>
-      <w:r>
+        <w:rPr>
+          <w:lang w:val="en"/>
+        </w:rPr>
+        <w:t xml:space="preserve"> </w:t>
+      </w:r>
+      <w:r>
+        <w:rPr>
+          <w:lang w:val="en"/>
+        </w:rPr>
         <w:t xml:space="preserve">config</w:t>
       </w:r>
       <w:r>
-        <w:t xml:space="preserve"> </w:t>
-      </w:r>
-      <w:r>
+        <w:rPr>
+          <w:lang w:val="en"/>
+        </w:rPr>
+        <w:t xml:space="preserve"> </w:t>
+      </w:r>
+      <w:r>
+        <w:rPr>
+          <w:lang w:val="en"/>
+        </w:rPr>
         <w:t xml:space="preserve">key via</w:t>
       </w:r>
       <w:r>
-        <w:t xml:space="preserve"> </w:t>
-      </w:r>
-      <w:r>
-        <w:rPr>
-          <w:rStyle w:val="VerbatimChar"/>
+        <w:rPr>
+          <w:lang w:val="en"/>
+        </w:rPr>
+        <w:t xml:space="preserve"> </w:t>
+      </w:r>
+      <w:r>
+        <w:rPr>
+          <w:rStyle w:val="VerbatimChar"/>
+          <w:lang w:val="en"/>
         </w:rPr>
         <w:t xml:space="preserve">MT_BUILD_COMMAND</w:t>
       </w:r>
       <w:r>
+        <w:rPr>
+          <w:lang w:val="en"/>
+        </w:rPr>
         <w:t xml:space="preserve">, falling back to a documented auto-detect default.</w:t>
       </w:r>
     </w:p>
@@ -3879,67 +7210,113 @@
         <w:rPr>
           <w:b/>
           <w:bCs/>
+          <w:lang w:val="en"/>
         </w:rPr>
         <w:t xml:space="preserve">Item-id param</w:t>
       </w:r>
       <w:r>
-        <w:t xml:space="preserve"> </w:t>
-      </w:r>
-      <w:r>
+        <w:rPr>
+          <w:lang w:val="en"/>
+        </w:rPr>
+        <w:t xml:space="preserve"> </w:t>
+      </w:r>
+      <w:r>
+        <w:rPr>
+          <w:lang w:val="en"/>
+        </w:rPr>
         <w:t xml:space="preserve">—</w:t>
       </w:r>
       <w:r>
-        <w:t xml:space="preserve"> </w:t>
-      </w:r>
-      <w:r>
-        <w:rPr>
-          <w:rStyle w:val="VerbatimChar"/>
+        <w:rPr>
+          <w:lang w:val="en"/>
+        </w:rPr>
+        <w:t xml:space="preserve"> </w:t>
+      </w:r>
+      <w:r>
+        <w:rPr>
+          <w:rStyle w:val="VerbatimChar"/>
+          <w:lang w:val="en"/>
         </w:rPr>
         <w:t xml:space="preserve">multitrack_claim.sh</w:t>
       </w:r>
       <w:r>
+        <w:rPr>
+          <w:lang w:val="en"/>
+        </w:rPr>
         <w:t xml:space="preserve">'s user-facing</w:t>
       </w:r>
       <w:r>
-        <w:t xml:space="preserve"> </w:t>
-      </w:r>
-      <w:r>
-        <w:rPr>
-          <w:rStyle w:val="VerbatimChar"/>
+        <w:rPr>
+          <w:lang w:val="en"/>
+        </w:rPr>
+        <w:t xml:space="preserve"> </w:t>
+      </w:r>
+      <w:r>
+        <w:rPr>
+          <w:rStyle w:val="VerbatimChar"/>
+          <w:lang w:val="en"/>
         </w:rPr>
         <w:t xml:space="preserve">atm-id</w:t>
       </w:r>
       <w:r>
-        <w:t xml:space="preserve"> </w:t>
-      </w:r>
-      <w:r>
+        <w:rPr>
+          <w:lang w:val="en"/>
+        </w:rPr>
+        <w:t xml:space="preserve"> </w:t>
+      </w:r>
+      <w:r>
+        <w:rPr>
+          <w:lang w:val="en"/>
+        </w:rPr>
         <w:t xml:space="preserve">label is the</w:t>
       </w:r>
       <w:r>
-        <w:t xml:space="preserve"> </w:t>
-      </w:r>
-      <w:r>
+        <w:rPr>
+          <w:lang w:val="en"/>
+        </w:rPr>
+        <w:t xml:space="preserve"> </w:t>
+      </w:r>
+      <w:r>
+        <w:rPr>
+          <w:lang w:val="en"/>
+        </w:rPr>
         <w:t xml:space="preserve">scheme-agnostic</w:t>
       </w:r>
       <w:r>
-        <w:t xml:space="preserve"> </w:t>
-      </w:r>
-      <w:r>
-        <w:rPr>
-          <w:rStyle w:val="VerbatimChar"/>
+        <w:rPr>
+          <w:lang w:val="en"/>
+        </w:rPr>
+        <w:t xml:space="preserve"> </w:t>
+      </w:r>
+      <w:r>
+        <w:rPr>
+          <w:rStyle w:val="VerbatimChar"/>
+          <w:lang w:val="en"/>
         </w:rPr>
         <w:t xml:space="preserve">item-id</w:t>
       </w:r>
       <w:r>
-        <w:t xml:space="preserve"> </w:t>
-      </w:r>
-      <w:r>
+        <w:rPr>
+          <w:lang w:val="en"/>
+        </w:rPr>
+        <w:t xml:space="preserve"> </w:t>
+      </w:r>
+      <w:r>
+        <w:rPr>
+          <w:lang w:val="en"/>
+        </w:rPr>
         <w:t xml:space="preserve">(the positional arg accepts any stable id — no</w:t>
       </w:r>
       <w:r>
-        <w:t xml:space="preserve"> </w:t>
-      </w:r>
-      <w:r>
+        <w:rPr>
+          <w:lang w:val="en"/>
+        </w:rPr>
+        <w:t xml:space="preserve"> </w:t>
+      </w:r>
+      <w:r>
+        <w:rPr>
+          <w:lang w:val="en"/>
+        </w:rPr>
         <w:t xml:space="preserve">named flag existed, so no back-compat alias is needed).</w:t>
       </w:r>
     </w:p>
@@ -3948,31 +7325,47 @@
         <w:pStyle w:val="FirstParagraph"/>
       </w:pPr>
       <w:r>
+        <w:rPr>
+          <w:lang w:val="en"/>
+        </w:rPr>
         <w:t xml:space="preserve">Consumer-side DATA (</w:t>
       </w:r>
       <w:r>
         <w:rPr>
           <w:rStyle w:val="VerbatimChar"/>
+          <w:lang w:val="en"/>
         </w:rPr>
         <w:t xml:space="preserve">config/multitrack/&lt;host&gt;.yaml</w:t>
       </w:r>
       <w:r>
+        <w:rPr>
+          <w:lang w:val="en"/>
+        </w:rPr>
         <w:t xml:space="preserve">, serials, mount paths) stays</w:t>
       </w:r>
       <w:r>
-        <w:t xml:space="preserve"> </w:t>
-      </w:r>
-      <w:r>
+        <w:rPr>
+          <w:lang w:val="en"/>
+        </w:rPr>
+        <w:t xml:space="preserve"> </w:t>
+      </w:r>
+      <w:r>
+        <w:rPr>
+          <w:lang w:val="en"/>
+        </w:rPr>
         <w:t xml:space="preserve">in the consuming project and is NEVER copied here.</w:t>
       </w:r>
     </w:p>
-    <w:bookmarkEnd w:id="16"/>
-    <w:bookmarkStart w:id="17" w:name="X98449eadfd65c29865957c9e820aad28da26f33"/>
+    <w:bookmarkEnd w:id="24"/>
+    <w:bookmarkStart w:id="25" w:name="X98449eadfd65c29865957c9e820aad28da26f33"/>
     <w:p>
       <w:pPr>
         <w:pStyle w:val="Heading2"/>
       </w:pPr>
       <w:r>
+        <w:rPr>
+          <w:lang w:val="en"/>
+        </w:rPr>
         <w:t xml:space="preserve">Alias priority, per-alias limit/subscription tracking, auto-rebind-on-recovery (§11.4.196)</w:t>
       </w:r>
     </w:p>
@@ -3981,27 +7374,46 @@
         <w:pStyle w:val="FirstParagraph"/>
       </w:pPr>
       <w:r>
+        <w:rPr>
+          <w:lang w:val="en"/>
+        </w:rPr>
         <w:t xml:space="preserve">The alias↔track binding layer (</w:t>
       </w:r>
       <w:r>
         <w:rPr>
           <w:rStyle w:val="VerbatimChar"/>
+          <w:lang w:val="en"/>
         </w:rPr>
         <w:t xml:space="preserve">multitrack_alias_orchestrator.sh</w:t>
       </w:r>
       <w:r>
+        <w:rPr>
+          <w:lang w:val="en"/>
+        </w:rPr>
         <w:t xml:space="preserve">) implements the</w:t>
       </w:r>
       <w:r>
-        <w:t xml:space="preserve"> </w:t>
-      </w:r>
-      <w:r>
+        <w:rPr>
+          <w:lang w:val="en"/>
+        </w:rPr>
+        <w:t xml:space="preserve"> </w:t>
+      </w:r>
+      <w:r>
+        <w:rPr>
+          <w:lang w:val="en"/>
+        </w:rPr>
         <w:t xml:space="preserve">§11.4.196 mandate — the alias-binding + rate-limit/subscription-tracking layer of</w:t>
       </w:r>
       <w:r>
-        <w:t xml:space="preserve"> </w:t>
-      </w:r>
-      <w:r>
+        <w:rPr>
+          <w:lang w:val="en"/>
+        </w:rPr>
+        <w:t xml:space="preserve"> </w:t>
+      </w:r>
+      <w:r>
+        <w:rPr>
+          <w:lang w:val="en"/>
+        </w:rPr>
         <w:t xml:space="preserve">the §11.4.187 ruler:</w:t>
       </w:r>
     </w:p>
@@ -4013,154 +7425,262 @@
         <w:rPr>
           <w:b/>
           <w:bCs/>
+          <w:lang w:val="en"/>
         </w:rPr>
         <w:t xml:space="preserve">Native-alias-first priority.</w:t>
       </w:r>
       <w:r>
-        <w:t xml:space="preserve"> </w:t>
-      </w:r>
-      <w:r>
-        <w:rPr>
-          <w:rStyle w:val="VerbatimChar"/>
+        <w:rPr>
+          <w:lang w:val="en"/>
+        </w:rPr>
+        <w:t xml:space="preserve"> </w:t>
+      </w:r>
+      <w:r>
+        <w:rPr>
+          <w:rStyle w:val="VerbatimChar"/>
+          <w:lang w:val="en"/>
         </w:rPr>
         <w:t xml:space="preserve">_next_available_alias</w:t>
       </w:r>
       <w:r>
-        <w:t xml:space="preserve"> </w:t>
-      </w:r>
-      <w:r>
+        <w:rPr>
+          <w:lang w:val="en"/>
+        </w:rPr>
+        <w:t xml:space="preserve"> </w:t>
+      </w:r>
+      <w:r>
+        <w:rPr>
+          <w:lang w:val="en"/>
+        </w:rPr>
         <w:t xml:space="preserve">scans the</w:t>
       </w:r>
       <w:r>
-        <w:t xml:space="preserve"> </w:t>
-      </w:r>
-      <w:r>
-        <w:rPr>
-          <w:rStyle w:val="VerbatimChar"/>
+        <w:rPr>
+          <w:lang w:val="en"/>
+        </w:rPr>
+        <w:t xml:space="preserve"> </w:t>
+      </w:r>
+      <w:r>
+        <w:rPr>
+          <w:rStyle w:val="VerbatimChar"/>
+          <w:lang w:val="en"/>
         </w:rPr>
         <w:t xml:space="preserve">native</w:t>
       </w:r>
       <w:r>
-        <w:t xml:space="preserve"> </w:t>
-      </w:r>
-      <w:r>
+        <w:rPr>
+          <w:lang w:val="en"/>
+        </w:rPr>
+        <w:t xml:space="preserve"> </w:t>
+      </w:r>
+      <w:r>
+        <w:rPr>
+          <w:lang w:val="en"/>
+        </w:rPr>
         <w:t xml:space="preserve">class</w:t>
       </w:r>
       <w:r>
-        <w:t xml:space="preserve"> </w:t>
-      </w:r>
-      <w:r>
+        <w:rPr>
+          <w:lang w:val="en"/>
+        </w:rPr>
+        <w:t xml:space="preserve"> </w:t>
+      </w:r>
+      <w:r>
+        <w:rPr>
+          <w:lang w:val="en"/>
+        </w:rPr>
         <w:t xml:space="preserve">COMPLETELY before the</w:t>
       </w:r>
       <w:r>
-        <w:t xml:space="preserve"> </w:t>
-      </w:r>
-      <w:r>
-        <w:rPr>
-          <w:rStyle w:val="VerbatimChar"/>
+        <w:rPr>
+          <w:lang w:val="en"/>
+        </w:rPr>
+        <w:t xml:space="preserve"> </w:t>
+      </w:r>
+      <w:r>
+        <w:rPr>
+          <w:rStyle w:val="VerbatimChar"/>
+          <w:lang w:val="en"/>
         </w:rPr>
         <w:t xml:space="preserve">provider</w:t>
       </w:r>
       <w:r>
-        <w:t xml:space="preserve"> </w:t>
-      </w:r>
-      <w:r>
+        <w:rPr>
+          <w:lang w:val="en"/>
+        </w:rPr>
+        <w:t xml:space="preserve"> </w:t>
+      </w:r>
+      <w:r>
+        <w:rPr>
+          <w:lang w:val="en"/>
+        </w:rPr>
         <w:t xml:space="preserve">class, so an OPERATIONAL native (</w:t>
       </w:r>
       <w:r>
         <w:rPr>
           <w:rStyle w:val="VerbatimChar"/>
+          <w:lang w:val="en"/>
         </w:rPr>
         <w:t xml:space="preserve">claudeN</w:t>
       </w:r>
       <w:r>
+        <w:rPr>
+          <w:lang w:val="en"/>
+        </w:rPr>
         <w:t xml:space="preserve">) alias</w:t>
       </w:r>
       <w:r>
-        <w:t xml:space="preserve"> </w:t>
-      </w:r>
-      <w:r>
+        <w:rPr>
+          <w:lang w:val="en"/>
+        </w:rPr>
+        <w:t xml:space="preserve"> </w:t>
+      </w:r>
+      <w:r>
+        <w:rPr>
+          <w:lang w:val="en"/>
+        </w:rPr>
         <w:t xml:space="preserve">is ALWAYS selected before ANY provider, regardless of roster file order (§11.4.111</w:t>
       </w:r>
       <w:r>
-        <w:t xml:space="preserve"> </w:t>
-      </w:r>
-      <w:r>
+        <w:rPr>
+          <w:lang w:val="en"/>
+        </w:rPr>
+        <w:t xml:space="preserve"> </w:t>
+      </w:r>
+      <w:r>
+        <w:rPr>
+          <w:lang w:val="en"/>
+        </w:rPr>
         <w:t xml:space="preserve">resolve-by-CLASS-not-by-file-position). Within a class the operator-mandated order</w:t>
       </w:r>
       <w:r>
-        <w:t xml:space="preserve"> </w:t>
-      </w:r>
-      <w:r>
+        <w:rPr>
+          <w:lang w:val="en"/>
+        </w:rPr>
+        <w:t xml:space="preserve"> </w:t>
+      </w:r>
+      <w:r>
+        <w:rPr>
+          <w:lang w:val="en"/>
+        </w:rPr>
         <w:t xml:space="preserve">(native equal-capability; providers</w:t>
       </w:r>
       <w:r>
-        <w:t xml:space="preserve"> </w:t>
-      </w:r>
-      <w:r>
-        <w:rPr>
-          <w:rStyle w:val="VerbatimChar"/>
+        <w:rPr>
+          <w:lang w:val="en"/>
+        </w:rPr>
+        <w:t xml:space="preserve"> </w:t>
+      </w:r>
+      <w:r>
+        <w:rPr>
+          <w:rStyle w:val="VerbatimChar"/>
+          <w:lang w:val="en"/>
         </w:rPr>
         <w:t xml:space="preserve">deepseek → xiaomi → opencode → kimi-for-coding → …</w:t>
       </w:r>
       <w:r>
+        <w:rPr>
+          <w:lang w:val="en"/>
+        </w:rPr>
         <w:t xml:space="preserve">) is authoritative decision-DATA — the built-in</w:t>
       </w:r>
       <w:r>
-        <w:t xml:space="preserve"> </w:t>
-      </w:r>
-      <w:r>
-        <w:rPr>
-          <w:rStyle w:val="VerbatimChar"/>
+        <w:rPr>
+          <w:lang w:val="en"/>
+        </w:rPr>
+        <w:t xml:space="preserve"> </w:t>
+      </w:r>
+      <w:r>
+        <w:rPr>
+          <w:rStyle w:val="VerbatimChar"/>
+          <w:lang w:val="en"/>
         </w:rPr>
         <w:t xml:space="preserve">DEFAULT_ROSTER</w:t>
       </w:r>
       <w:r>
-        <w:t xml:space="preserve"> </w:t>
-      </w:r>
-      <w:r>
+        <w:rPr>
+          <w:lang w:val="en"/>
+        </w:rPr>
+        <w:t xml:space="preserve"> </w:t>
+      </w:r>
+      <w:r>
+        <w:rPr>
+          <w:lang w:val="en"/>
+        </w:rPr>
         <w:t xml:space="preserve">encodes it and</w:t>
       </w:r>
       <w:r>
-        <w:t xml:space="preserve"> </w:t>
-      </w:r>
-      <w:r>
-        <w:rPr>
-          <w:rStyle w:val="VerbatimChar"/>
+        <w:rPr>
+          <w:lang w:val="en"/>
+        </w:rPr>
+        <w:t xml:space="preserve"> </w:t>
+      </w:r>
+      <w:r>
+        <w:rPr>
+          <w:rStyle w:val="VerbatimChar"/>
+          <w:lang w:val="en"/>
         </w:rPr>
         <w:t xml:space="preserve">config/multitrack/alias_priority.yaml</w:t>
       </w:r>
       <w:r>
-        <w:t xml:space="preserve"> </w:t>
-      </w:r>
-      <w:r>
+        <w:rPr>
+          <w:lang w:val="en"/>
+        </w:rPr>
+        <w:t xml:space="preserve"> </w:t>
+      </w:r>
+      <w:r>
+        <w:rPr>
+          <w:lang w:val="en"/>
+        </w:rPr>
         <w:t xml:space="preserve">is its tracked, non-secret record (alias</w:t>
       </w:r>
       <w:r>
-        <w:t xml:space="preserve"> </w:t>
-      </w:r>
-      <w:r>
+        <w:rPr>
+          <w:lang w:val="en"/>
+        </w:rPr>
+        <w:t xml:space="preserve"> </w:t>
+      </w:r>
+      <w:r>
+        <w:rPr>
+          <w:lang w:val="en"/>
+        </w:rPr>
         <w:t xml:space="preserve">NAMES only, never keys — §11.4.10).</w:t>
       </w:r>
       <w:r>
-        <w:t xml:space="preserve"> </w:t>
-      </w:r>
-      <w:r>
-        <w:rPr>
-          <w:rStyle w:val="VerbatimChar"/>
+        <w:rPr>
+          <w:lang w:val="en"/>
+        </w:rPr>
+        <w:t xml:space="preserve"> </w:t>
+      </w:r>
+      <w:r>
+        <w:rPr>
+          <w:rStyle w:val="VerbatimChar"/>
+          <w:lang w:val="en"/>
         </w:rPr>
         <w:t xml:space="preserve">_alias_rank</w:t>
       </w:r>
       <w:r>
-        <w:t xml:space="preserve"> </w:t>
-      </w:r>
-      <w:r>
+        <w:rPr>
+          <w:lang w:val="en"/>
+        </w:rPr>
+        <w:t xml:space="preserve"> </w:t>
+      </w:r>
+      <w:r>
+        <w:rPr>
+          <w:lang w:val="en"/>
+        </w:rPr>
         <w:t xml:space="preserve">exposes the same ordering as a</w:t>
       </w:r>
       <w:r>
-        <w:t xml:space="preserve"> </w:t>
-      </w:r>
-      <w:r>
+        <w:rPr>
+          <w:lang w:val="en"/>
+        </w:rPr>
+        <w:t xml:space="preserve"> </w:t>
+      </w:r>
+      <w:r>
+        <w:rPr>
+          <w:lang w:val="en"/>
+        </w:rPr>
         <w:t xml:space="preserve">comparable integer (native base 0 &lt; provider base 100000).</w:t>
       </w:r>
     </w:p>
@@ -4172,79 +7692,132 @@
         <w:rPr>
           <w:b/>
           <w:bCs/>
+          <w:lang w:val="en"/>
         </w:rPr>
         <w:t xml:space="preserve">Per-alias reason-class limit tracking (from REAL signals, never faked — §11.4.6).</w:t>
       </w:r>
       <w:r>
-        <w:t xml:space="preserve"> </w:t>
-      </w:r>
-      <w:r>
+        <w:rPr>
+          <w:lang w:val="en"/>
+        </w:rPr>
+        <w:t xml:space="preserve"> </w:t>
+      </w:r>
+      <w:r>
+        <w:rPr>
+          <w:lang w:val="en"/>
+        </w:rPr>
         <w:t xml:space="preserve">A cooled alias's</w:t>
       </w:r>
       <w:r>
-        <w:t xml:space="preserve"> </w:t>
-      </w:r>
-      <w:r>
-        <w:rPr>
-          <w:rStyle w:val="VerbatimChar"/>
+        <w:rPr>
+          <w:lang w:val="en"/>
+        </w:rPr>
+        <w:t xml:space="preserve"> </w:t>
+      </w:r>
+      <w:r>
+        <w:rPr>
+          <w:rStyle w:val="VerbatimChar"/>
+          <w:lang w:val="en"/>
         </w:rPr>
         <w:t xml:space="preserve">cooldowns.snapshot</w:t>
       </w:r>
       <w:r>
-        <w:t xml:space="preserve"> </w:t>
-      </w:r>
-      <w:r>
+        <w:rPr>
+          <w:lang w:val="en"/>
+        </w:rPr>
+        <w:t xml:space="preserve"> </w:t>
+      </w:r>
+      <w:r>
+        <w:rPr>
+          <w:lang w:val="en"/>
+        </w:rPr>
         <w:t xml:space="preserve">row is</w:t>
       </w:r>
       <w:r>
-        <w:t xml:space="preserve"> </w:t>
-      </w:r>
-      <w:r>
-        <w:rPr>
-          <w:rStyle w:val="VerbatimChar"/>
+        <w:rPr>
+          <w:lang w:val="en"/>
+        </w:rPr>
+        <w:t xml:space="preserve"> </w:t>
+      </w:r>
+      <w:r>
+        <w:rPr>
+          <w:rStyle w:val="VerbatimChar"/>
+          <w:lang w:val="en"/>
         </w:rPr>
         <w:t xml:space="preserve">alias|until|reason|class</w:t>
       </w:r>
       <w:r>
-        <w:t xml:space="preserve"> </w:t>
-      </w:r>
-      <w:r>
+        <w:rPr>
+          <w:lang w:val="en"/>
+        </w:rPr>
+        <w:t xml:space="preserve"> </w:t>
+      </w:r>
+      <w:r>
+        <w:rPr>
+          <w:lang w:val="en"/>
+        </w:rPr>
         <w:t xml:space="preserve">where</w:t>
       </w:r>
       <w:r>
-        <w:t xml:space="preserve"> </w:t>
-      </w:r>
-      <w:r>
-        <w:rPr>
-          <w:rStyle w:val="VerbatimChar"/>
+        <w:rPr>
+          <w:lang w:val="en"/>
+        </w:rPr>
+        <w:t xml:space="preserve"> </w:t>
+      </w:r>
+      <w:r>
+        <w:rPr>
+          <w:rStyle w:val="VerbatimChar"/>
+          <w:lang w:val="en"/>
         </w:rPr>
         <w:t xml:space="preserve">class ∈ {session | weekly | subscription}</w:t>
       </w:r>
       <w:r>
-        <w:t xml:space="preserve"> </w:t>
-      </w:r>
-      <w:r>
+        <w:rPr>
+          <w:lang w:val="en"/>
+        </w:rPr>
+        <w:t xml:space="preserve"> </w:t>
+      </w:r>
+      <w:r>
+        <w:rPr>
+          <w:lang w:val="en"/>
+        </w:rPr>
         <w:t xml:space="preserve">and</w:t>
       </w:r>
       <w:r>
-        <w:t xml:space="preserve"> </w:t>
-      </w:r>
-      <w:r>
-        <w:rPr>
-          <w:rStyle w:val="VerbatimChar"/>
+        <w:rPr>
+          <w:lang w:val="en"/>
+        </w:rPr>
+        <w:t xml:space="preserve"> </w:t>
+      </w:r>
+      <w:r>
+        <w:rPr>
+          <w:rStyle w:val="VerbatimChar"/>
+          <w:lang w:val="en"/>
         </w:rPr>
         <w:t xml:space="preserve">until</w:t>
       </w:r>
       <w:r>
-        <w:t xml:space="preserve"> </w:t>
-      </w:r>
-      <w:r>
+        <w:rPr>
+          <w:lang w:val="en"/>
+        </w:rPr>
+        <w:t xml:space="preserve"> </w:t>
+      </w:r>
+      <w:r>
+        <w:rPr>
+          <w:lang w:val="en"/>
+        </w:rPr>
         <w:t xml:space="preserve">is its operational-again</w:t>
       </w:r>
       <w:r>
-        <w:t xml:space="preserve"> </w:t>
-      </w:r>
-      <w:r>
+        <w:rPr>
+          <w:lang w:val="en"/>
+        </w:rPr>
+        <w:t xml:space="preserve"> </w:t>
+      </w:r>
+      <w:r>
+        <w:rPr>
+          <w:lang w:val="en"/>
+        </w:rPr>
         <w:t xml:space="preserve">epoch. The three classes have DIFFERENT windows:</w:t>
       </w:r>
     </w:p>
@@ -4270,6 +7843,9 @@
               <w:pStyle w:val="Compact"/>
             </w:pPr>
             <w:r>
+              <w:rPr>
+                <w:lang w:val="en"/>
+              </w:rPr>
               <w:t xml:space="preserve">class</w:t>
             </w:r>
           </w:p>
@@ -4281,15 +7857,22 @@
               <w:pStyle w:val="Compact"/>
             </w:pPr>
             <w:r>
+              <w:rPr>
+                <w:lang w:val="en"/>
+              </w:rPr>
               <w:t xml:space="preserve">window (</w:t>
             </w:r>
             <w:r>
               <w:rPr>
                 <w:rStyle w:val="VerbatimChar"/>
+                <w:lang w:val="en"/>
               </w:rPr>
               <w:t xml:space="preserve">MT_COOLDOWN_*</w:t>
             </w:r>
             <w:r>
+              <w:rPr>
+                <w:lang w:val="en"/>
+              </w:rPr>
               <w:t xml:space="preserve">)</w:t>
             </w:r>
           </w:p>
@@ -4301,6 +7884,9 @@
               <w:pStyle w:val="Compact"/>
             </w:pPr>
             <w:r>
+              <w:rPr>
+                <w:lang w:val="en"/>
+              </w:rPr>
               <w:t xml:space="preserve">meaning</w:t>
             </w:r>
           </w:p>
@@ -4316,6 +7902,7 @@
             <w:r>
               <w:rPr>
                 <w:rStyle w:val="VerbatimChar"/>
+                <w:lang w:val="en"/>
               </w:rPr>
               <w:t xml:space="preserve">session</w:t>
             </w:r>
@@ -4330,13 +7917,20 @@
             <w:r>
               <w:rPr>
                 <w:rStyle w:val="VerbatimChar"/>
+                <w:lang w:val="en"/>
               </w:rPr>
               <w:t xml:space="preserve">MT_COOLDOWN_SESSION</w:t>
             </w:r>
             <w:r>
+              <w:rPr>
+                <w:lang w:val="en"/>
+              </w:rPr>
               <w:t xml:space="preserve"> </w:t>
             </w:r>
             <w:r>
+              <w:rPr>
+                <w:lang w:val="en"/>
+              </w:rPr>
               <w:t xml:space="preserve">(=300s)</w:t>
             </w:r>
           </w:p>
@@ -4348,6 +7942,9 @@
               <w:pStyle w:val="Compact"/>
             </w:pPr>
             <w:r>
+              <w:rPr>
+                <w:lang w:val="en"/>
+              </w:rPr>
               <w:t xml:space="preserve">a 429 session rate-limit — self-heals at the reset</w:t>
             </w:r>
           </w:p>
@@ -4363,6 +7960,7 @@
             <w:r>
               <w:rPr>
                 <w:rStyle w:val="VerbatimChar"/>
+                <w:lang w:val="en"/>
               </w:rPr>
               <w:t xml:space="preserve">weekly</w:t>
             </w:r>
@@ -4377,13 +7975,20 @@
             <w:r>
               <w:rPr>
                 <w:rStyle w:val="VerbatimChar"/>
+                <w:lang w:val="en"/>
               </w:rPr>
               <w:t xml:space="preserve">MT_COOLDOWN_WEEKLY</w:t>
             </w:r>
             <w:r>
+              <w:rPr>
+                <w:lang w:val="en"/>
+              </w:rPr>
               <w:t xml:space="preserve"> </w:t>
             </w:r>
             <w:r>
+              <w:rPr>
+                <w:lang w:val="en"/>
+              </w:rPr>
               <w:t xml:space="preserve">(=604800s)</w:t>
             </w:r>
           </w:p>
@@ -4395,6 +8000,9 @@
               <w:pStyle w:val="Compact"/>
             </w:pPr>
             <w:r>
+              <w:rPr>
+                <w:lang w:val="en"/>
+              </w:rPr>
               <w:t xml:space="preserve">weekly-limit-reached — ~until the weekly reset</w:t>
             </w:r>
           </w:p>
@@ -4410,6 +8018,7 @@
             <w:r>
               <w:rPr>
                 <w:rStyle w:val="VerbatimChar"/>
+                <w:lang w:val="en"/>
               </w:rPr>
               <w:t xml:space="preserve">subscription</w:t>
             </w:r>
@@ -4422,6 +8031,9 @@
               <w:pStyle w:val="Compact"/>
             </w:pPr>
             <w:r>
+              <w:rPr>
+                <w:lang w:val="en"/>
+              </w:rPr>
               <w:t xml:space="preserve">far-future sentinel (2100-01-01Z)</w:t>
             </w:r>
           </w:p>
@@ -4433,6 +8045,9 @@
               <w:pStyle w:val="Compact"/>
             </w:pPr>
             <w:r>
+              <w:rPr>
+                <w:lang w:val="en"/>
+              </w:rPr>
               <w:t xml:space="preserve">subscription expired — INDEFINITE until a REAL renewal</w:t>
             </w:r>
           </w:p>
@@ -4446,28 +8061,45 @@
       <w:r>
         <w:rPr>
           <w:rStyle w:val="VerbatimChar"/>
+          <w:lang w:val="en"/>
         </w:rPr>
         <w:t xml:space="preserve">§11.4.6</w:t>
       </w:r>
       <w:r>
-        <w:t xml:space="preserve"> </w:t>
-      </w:r>
-      <w:r>
+        <w:rPr>
+          <w:lang w:val="en"/>
+        </w:rPr>
+        <w:t xml:space="preserve"> </w:t>
+      </w:r>
+      <w:r>
+        <w:rPr>
+          <w:lang w:val="en"/>
+        </w:rPr>
         <w:t xml:space="preserve">NEVER guesses a renewal date — a caller MAY pass an exact</w:t>
       </w:r>
       <w:r>
-        <w:t xml:space="preserve"> </w:t>
-      </w:r>
-      <w:r>
-        <w:rPr>
-          <w:rStyle w:val="VerbatimChar"/>
+        <w:rPr>
+          <w:lang w:val="en"/>
+        </w:rPr>
+        <w:t xml:space="preserve"> </w:t>
+      </w:r>
+      <w:r>
+        <w:rPr>
+          <w:rStyle w:val="VerbatimChar"/>
+          <w:lang w:val="en"/>
         </w:rPr>
         <w:t xml:space="preserve">--until &lt;epoch&gt;</w:t>
       </w:r>
       <w:r>
-        <w:t xml:space="preserve"> </w:t>
-      </w:r>
-      <w:r>
+        <w:rPr>
+          <w:lang w:val="en"/>
+        </w:rPr>
+        <w:t xml:space="preserve"> </w:t>
+      </w:r>
+      <w:r>
+        <w:rPr>
+          <w:lang w:val="en"/>
+        </w:rPr>
         <w:t xml:space="preserve">parsed from a real reset marker, which wins over the class default.</w:t>
       </w:r>
     </w:p>
@@ -4479,6 +8111,7 @@
         <w:rPr>
           <w:b/>
           <w:bCs/>
+          <w:lang w:val="en"/>
         </w:rPr>
         <w:t xml:space="preserve">Commands.</w:t>
       </w:r>
@@ -4494,76 +8127,126 @@
       <w:r>
         <w:rPr>
           <w:rStyle w:val="VerbatimChar"/>
+          <w:lang w:val="en"/>
         </w:rPr>
         <w:t xml:space="preserve">mark-limited --alias A [--class session|weekly|subscription] [--until EPOCH] [--reason R]</w:t>
       </w:r>
       <w:r>
-        <w:t xml:space="preserve"> </w:t>
-      </w:r>
-      <w:r>
+        <w:rPr>
+          <w:lang w:val="en"/>
+        </w:rPr>
+        <w:t xml:space="preserve"> </w:t>
+      </w:r>
+      <w:r>
+        <w:rPr>
+          <w:lang w:val="en"/>
+        </w:rPr>
         <w:t xml:space="preserve">— record a per-alias limit from a real signal (the</w:t>
       </w:r>
       <w:r>
-        <w:t xml:space="preserve"> </w:t>
-      </w:r>
-      <w:r>
-        <w:rPr>
-          <w:rStyle w:val="VerbatimChar"/>
+        <w:rPr>
+          <w:lang w:val="en"/>
+        </w:rPr>
+        <w:t xml:space="preserve"> </w:t>
+      </w:r>
+      <w:r>
+        <w:rPr>
+          <w:rStyle w:val="VerbatimChar"/>
+          <w:lang w:val="en"/>
         </w:rPr>
         <w:t xml:space="preserve">multitrack_fallback_monitor.sh</w:t>
       </w:r>
       <w:r>
-        <w:t xml:space="preserve"> </w:t>
-      </w:r>
-      <w:r>
+        <w:rPr>
+          <w:lang w:val="en"/>
+        </w:rPr>
+        <w:t xml:space="preserve"> </w:t>
+      </w:r>
+      <w:r>
+        <w:rPr>
+          <w:lang w:val="en"/>
+        </w:rPr>
         <w:t xml:space="preserve">429-signature classifier calls this /</w:t>
       </w:r>
       <w:r>
-        <w:t xml:space="preserve"> </w:t>
-      </w:r>
-      <w:r>
-        <w:rPr>
-          <w:rStyle w:val="VerbatimChar"/>
+        <w:rPr>
+          <w:lang w:val="en"/>
+        </w:rPr>
+        <w:t xml:space="preserve"> </w:t>
+      </w:r>
+      <w:r>
+        <w:rPr>
+          <w:rStyle w:val="VerbatimChar"/>
+          <w:lang w:val="en"/>
         </w:rPr>
         <w:t xml:space="preserve">fallback --class …</w:t>
       </w:r>
       <w:r>
+        <w:rPr>
+          <w:lang w:val="en"/>
+        </w:rPr>
         <w:t xml:space="preserve">). A limited alias is</w:t>
       </w:r>
       <w:r>
-        <w:t xml:space="preserve"> </w:t>
-      </w:r>
-      <w:r>
+        <w:rPr>
+          <w:lang w:val="en"/>
+        </w:rPr>
+        <w:t xml:space="preserve"> </w:t>
+      </w:r>
+      <w:r>
+        <w:rPr>
+          <w:lang w:val="en"/>
+        </w:rPr>
         <w:t xml:space="preserve">never auto-selected until</w:t>
       </w:r>
       <w:r>
-        <w:t xml:space="preserve"> </w:t>
-      </w:r>
-      <w:r>
-        <w:rPr>
-          <w:rStyle w:val="VerbatimChar"/>
+        <w:rPr>
+          <w:lang w:val="en"/>
+        </w:rPr>
+        <w:t xml:space="preserve"> </w:t>
+      </w:r>
+      <w:r>
+        <w:rPr>
+          <w:rStyle w:val="VerbatimChar"/>
+          <w:lang w:val="en"/>
         </w:rPr>
         <w:t xml:space="preserve">until</w:t>
       </w:r>
       <w:r>
-        <w:t xml:space="preserve"> </w:t>
-      </w:r>
-      <w:r>
+        <w:rPr>
+          <w:lang w:val="en"/>
+        </w:rPr>
+        <w:t xml:space="preserve"> </w:t>
+      </w:r>
+      <w:r>
+        <w:rPr>
+          <w:lang w:val="en"/>
+        </w:rPr>
         <w:t xml:space="preserve">passes (session/weekly) or</w:t>
       </w:r>
       <w:r>
-        <w:t xml:space="preserve"> </w:t>
-      </w:r>
-      <w:r>
-        <w:rPr>
-          <w:rStyle w:val="VerbatimChar"/>
+        <w:rPr>
+          <w:lang w:val="en"/>
+        </w:rPr>
+        <w:t xml:space="preserve"> </w:t>
+      </w:r>
+      <w:r>
+        <w:rPr>
+          <w:rStyle w:val="VerbatimChar"/>
+          <w:lang w:val="en"/>
         </w:rPr>
         <w:t xml:space="preserve">mark-operational</w:t>
       </w:r>
       <w:r>
-        <w:t xml:space="preserve"> </w:t>
-      </w:r>
-      <w:r>
+        <w:rPr>
+          <w:lang w:val="en"/>
+        </w:rPr>
+        <w:t xml:space="preserve"> </w:t>
+      </w:r>
+      <w:r>
+        <w:rPr>
+          <w:lang w:val="en"/>
+        </w:rPr>
         <w:t xml:space="preserve">clears it (subscription).</w:t>
       </w:r>
     </w:p>
@@ -4578,43 +8261,70 @@
       <w:r>
         <w:rPr>
           <w:rStyle w:val="VerbatimChar"/>
+          <w:lang w:val="en"/>
         </w:rPr>
         <w:t xml:space="preserve">mark-operational --alias A</w:t>
       </w:r>
       <w:r>
-        <w:t xml:space="preserve"> </w:t>
-      </w:r>
-      <w:r>
+        <w:rPr>
+          <w:lang w:val="en"/>
+        </w:rPr>
+        <w:t xml:space="preserve"> </w:t>
+      </w:r>
+      <w:r>
+        <w:rPr>
+          <w:lang w:val="en"/>
+        </w:rPr>
         <w:t xml:space="preserve">— clear an alias's cooldown NOW (a subscription</w:t>
       </w:r>
       <w:r>
-        <w:t xml:space="preserve"> </w:t>
-      </w:r>
-      <w:r>
+        <w:rPr>
+          <w:lang w:val="en"/>
+        </w:rPr>
+        <w:t xml:space="preserve"> </w:t>
+      </w:r>
+      <w:r>
+        <w:rPr>
+          <w:lang w:val="en"/>
+        </w:rPr>
         <w:t xml:space="preserve">renewal / operator-confirmed recovery). The next</w:t>
       </w:r>
       <w:r>
-        <w:t xml:space="preserve"> </w:t>
-      </w:r>
-      <w:r>
-        <w:rPr>
-          <w:rStyle w:val="VerbatimChar"/>
+        <w:rPr>
+          <w:lang w:val="en"/>
+        </w:rPr>
+        <w:t xml:space="preserve"> </w:t>
+      </w:r>
+      <w:r>
+        <w:rPr>
+          <w:rStyle w:val="VerbatimChar"/>
+          <w:lang w:val="en"/>
         </w:rPr>
         <w:t xml:space="preserve">auto-assign</w:t>
       </w:r>
       <w:r>
+        <w:rPr>
+          <w:lang w:val="en"/>
+        </w:rPr>
         <w:t xml:space="preserve">/</w:t>
       </w:r>
       <w:r>
         <w:rPr>
           <w:rStyle w:val="VerbatimChar"/>
+          <w:lang w:val="en"/>
         </w:rPr>
         <w:t xml:space="preserve">promote</w:t>
       </w:r>
       <w:r>
-        <w:t xml:space="preserve"> </w:t>
-      </w:r>
-      <w:r>
+        <w:rPr>
+          <w:lang w:val="en"/>
+        </w:rPr>
+        <w:t xml:space="preserve"> </w:t>
+      </w:r>
+      <w:r>
+        <w:rPr>
+          <w:lang w:val="en"/>
+        </w:rPr>
         <w:t xml:space="preserve">prefers it.</w:t>
       </w:r>
     </w:p>
@@ -4629,49 +8339,87 @@
       <w:r>
         <w:rPr>
           <w:rStyle w:val="VerbatimChar"/>
+          <w:lang w:val="en"/>
         </w:rPr>
         <w:t xml:space="preserve">promote [--ttl S]</w:t>
       </w:r>
       <w:r>
-        <w:t xml:space="preserve"> </w:t>
-      </w:r>
-      <w:r>
+        <w:rPr>
+          <w:lang w:val="en"/>
+        </w:rPr>
+        <w:t xml:space="preserve"> </w:t>
+      </w:r>
+      <w:r>
+        <w:rPr>
+          <w:lang w:val="en"/>
+        </w:rPr>
         <w:t xml:space="preserve">— auto-use-on-recovery: for EVERY bound track, if a strictly</w:t>
       </w:r>
       <w:r>
-        <w:t xml:space="preserve"> </w:t>
-      </w:r>
-      <w:r>
+        <w:rPr>
+          <w:lang w:val="en"/>
+        </w:rPr>
+        <w:t xml:space="preserve"> </w:t>
+      </w:r>
+      <w:r>
+        <w:rPr>
+          <w:lang w:val="en"/>
+        </w:rPr>
         <w:t xml:space="preserve">higher-priority (lower</w:t>
       </w:r>
       <w:r>
-        <w:t xml:space="preserve"> </w:t>
-      </w:r>
-      <w:r>
-        <w:rPr>
-          <w:rStyle w:val="VerbatimChar"/>
+        <w:rPr>
+          <w:lang w:val="en"/>
+        </w:rPr>
+        <w:t xml:space="preserve"> </w:t>
+      </w:r>
+      <w:r>
+        <w:rPr>
+          <w:rStyle w:val="VerbatimChar"/>
+          <w:lang w:val="en"/>
         </w:rPr>
         <w:t xml:space="preserve">_alias_rank</w:t>
       </w:r>
       <w:r>
+        <w:rPr>
+          <w:lang w:val="en"/>
+        </w:rPr>
         <w:t xml:space="preserve">) NON-cooled alias exists, rebind the track</w:t>
       </w:r>
       <w:r>
-        <w:t xml:space="preserve"> </w:t>
-      </w:r>
-      <w:r>
+        <w:rPr>
+          <w:lang w:val="en"/>
+        </w:rPr>
+        <w:t xml:space="preserve"> </w:t>
+      </w:r>
+      <w:r>
+        <w:rPr>
+          <w:lang w:val="en"/>
+        </w:rPr>
         <w:t xml:space="preserve">UPWARD to it, PRESERVING the worktree AND device leases (leases key on the STABLE</w:t>
       </w:r>
       <w:r>
-        <w:t xml:space="preserve"> </w:t>
-      </w:r>
-      <w:r>
+        <w:rPr>
+          <w:lang w:val="en"/>
+        </w:rPr>
+        <w:t xml:space="preserve"> </w:t>
+      </w:r>
+      <w:r>
+        <w:rPr>
+          <w:lang w:val="en"/>
+        </w:rPr>
         <w:t xml:space="preserve">track id — §11.4.119). Idempotent. Run it after every reap/tick so a track that</w:t>
       </w:r>
       <w:r>
-        <w:t xml:space="preserve"> </w:t>
-      </w:r>
-      <w:r>
+        <w:rPr>
+          <w:lang w:val="en"/>
+        </w:rPr>
+        <w:t xml:space="preserve"> </w:t>
+      </w:r>
+      <w:r>
+        <w:rPr>
+          <w:lang w:val="en"/>
+        </w:rPr>
         <w:t xml:space="preserve">fell onto a provider returns to a recovered native automatically.</w:t>
       </w:r>
     </w:p>
@@ -4686,19 +8434,32 @@
       <w:r>
         <w:rPr>
           <w:rStyle w:val="VerbatimChar"/>
+          <w:lang w:val="en"/>
         </w:rPr>
         <w:t xml:space="preserve">fallback --track T [--class …] [--until …]</w:t>
       </w:r>
       <w:r>
-        <w:t xml:space="preserve"> </w:t>
-      </w:r>
-      <w:r>
+        <w:rPr>
+          <w:lang w:val="en"/>
+        </w:rPr>
+        <w:t xml:space="preserve"> </w:t>
+      </w:r>
+      <w:r>
+        <w:rPr>
+          <w:lang w:val="en"/>
+        </w:rPr>
         <w:t xml:space="preserve">— on a limit, cool the current alias</w:t>
       </w:r>
       <w:r>
-        <w:t xml:space="preserve"> </w:t>
-      </w:r>
-      <w:r>
+        <w:rPr>
+          <w:lang w:val="en"/>
+        </w:rPr>
+        <w:t xml:space="preserve"> </w:t>
+      </w:r>
+      <w:r>
+        <w:rPr>
+          <w:lang w:val="en"/>
+        </w:rPr>
         <w:t xml:space="preserve">(class-aware) and hand the track to the next available alias.</w:t>
       </w:r>
     </w:p>
@@ -4713,40 +8474,64 @@
       <w:r>
         <w:rPr>
           <w:rStyle w:val="VerbatimChar"/>
+          <w:lang w:val="en"/>
         </w:rPr>
         <w:t xml:space="preserve">status</w:t>
       </w:r>
       <w:r>
-        <w:t xml:space="preserve"> </w:t>
-      </w:r>
-      <w:r>
+        <w:rPr>
+          <w:lang w:val="en"/>
+        </w:rPr>
+        <w:t xml:space="preserve"> </w:t>
+      </w:r>
+      <w:r>
+        <w:rPr>
+          <w:lang w:val="en"/>
+        </w:rPr>
         <w:t xml:space="preserve">— the cooldown section now shows</w:t>
       </w:r>
       <w:r>
-        <w:t xml:space="preserve"> </w:t>
-      </w:r>
-      <w:r>
-        <w:rPr>
-          <w:rStyle w:val="VerbatimChar"/>
+        <w:rPr>
+          <w:lang w:val="en"/>
+        </w:rPr>
+        <w:t xml:space="preserve"> </w:t>
+      </w:r>
+      <w:r>
+        <w:rPr>
+          <w:rStyle w:val="VerbatimChar"/>
+          <w:lang w:val="en"/>
         </w:rPr>
         <w:t xml:space="preserve">class</w:t>
       </w:r>
       <w:r>
-        <w:t xml:space="preserve"> </w:t>
-      </w:r>
-      <w:r>
+        <w:rPr>
+          <w:lang w:val="en"/>
+        </w:rPr>
+        <w:t xml:space="preserve"> </w:t>
+      </w:r>
+      <w:r>
+        <w:rPr>
+          <w:lang w:val="en"/>
+        </w:rPr>
         <w:t xml:space="preserve">+</w:t>
       </w:r>
       <w:r>
-        <w:t xml:space="preserve"> </w:t>
-      </w:r>
-      <w:r>
-        <w:rPr>
-          <w:rStyle w:val="VerbatimChar"/>
+        <w:rPr>
+          <w:lang w:val="en"/>
+        </w:rPr>
+        <w:t xml:space="preserve"> </w:t>
+      </w:r>
+      <w:r>
+        <w:rPr>
+          <w:rStyle w:val="VerbatimChar"/>
+          <w:lang w:val="en"/>
         </w:rPr>
         <w:t xml:space="preserve">operational-again-epoch</w:t>
       </w:r>
       <w:r>
+        <w:rPr>
+          <w:lang w:val="en"/>
+        </w:rPr>
         <w:t xml:space="preserve">.</w:t>
       </w:r>
     </w:p>
@@ -4758,6 +8543,7 @@
         <w:rPr>
           <w:b/>
           <w:bCs/>
+          <w:lang w:val="en"/>
         </w:rPr>
         <w:t xml:space="preserve">RB-02 host-budget guard fix (</w:t>
       </w:r>
@@ -4766,6 +8552,7 @@
           <w:rStyle w:val="VerbatimChar"/>
           <w:b/>
           <w:bCs/>
+          <w:lang w:val="en"/>
         </w:rPr>
         <w:t xml:space="preserve">multitrack_host_budget.sh</w:t>
       </w:r>
@@ -4773,124 +8560,212 @@
         <w:rPr>
           <w:b/>
           <w:bCs/>
+          <w:lang w:val="en"/>
         </w:rPr>
         <w:t xml:space="preserve">, §12.12 / §11.4.196(D)).</w:t>
       </w:r>
       <w:r>
-        <w:t xml:space="preserve"> </w:t>
-      </w:r>
-      <w:r>
-        <w:rPr>
-          <w:rStyle w:val="VerbatimChar"/>
+        <w:rPr>
+          <w:lang w:val="en"/>
+        </w:rPr>
+        <w:t xml:space="preserve"> </w:t>
+      </w:r>
+      <w:r>
+        <w:rPr>
+          <w:rStyle w:val="VerbatimChar"/>
+          <w:lang w:val="en"/>
         </w:rPr>
         <w:t xml:space="preserve">_mt_host_budget_heavy_build_running</w:t>
       </w:r>
       <w:r>
-        <w:t xml:space="preserve"> </w:t>
-      </w:r>
-      <w:r>
+        <w:rPr>
+          <w:lang w:val="en"/>
+        </w:rPr>
+        <w:t xml:space="preserve"> </w:t>
+      </w:r>
+      <w:r>
+        <w:rPr>
+          <w:lang w:val="en"/>
+        </w:rPr>
         <w:t xml:space="preserve">no longer trusts a bare</w:t>
       </w:r>
       <w:r>
-        <w:t xml:space="preserve"> </w:t>
-      </w:r>
-      <w:r>
-        <w:rPr>
-          <w:rStyle w:val="VerbatimChar"/>
+        <w:rPr>
+          <w:lang w:val="en"/>
+        </w:rPr>
+        <w:t xml:space="preserve"> </w:t>
+      </w:r>
+      <w:r>
+        <w:rPr>
+          <w:rStyle w:val="VerbatimChar"/>
+          <w:lang w:val="en"/>
         </w:rPr>
         <w:t xml:space="preserve">pgrep -f REGEX</w:t>
       </w:r>
       <w:r>
-        <w:t xml:space="preserve"> </w:t>
-      </w:r>
-      <w:r>
+        <w:rPr>
+          <w:lang w:val="en"/>
+        </w:rPr>
+        <w:t xml:space="preserve"> </w:t>
+      </w:r>
+      <w:r>
+        <w:rPr>
+          <w:lang w:val="en"/>
+        </w:rPr>
         <w:t xml:space="preserve">substring match (which false-matched a live</w:t>
       </w:r>
       <w:r>
-        <w:t xml:space="preserve"> </w:t>
-      </w:r>
-      <w:r>
-        <w:rPr>
-          <w:rStyle w:val="VerbatimChar"/>
+        <w:rPr>
+          <w:lang w:val="en"/>
+        </w:rPr>
+        <w:t xml:space="preserve"> </w:t>
+      </w:r>
+      <w:r>
+        <w:rPr>
+          <w:rStyle w:val="VerbatimChar"/>
+          <w:lang w:val="en"/>
         </w:rPr>
         <w:t xml:space="preserve">claude</w:t>
       </w:r>
       <w:r>
-        <w:t xml:space="preserve"> </w:t>
-      </w:r>
-      <w:r>
+        <w:rPr>
+          <w:lang w:val="en"/>
+        </w:rPr>
+        <w:t xml:space="preserve"> </w:t>
+      </w:r>
+      <w:r>
+        <w:rPr>
+          <w:lang w:val="en"/>
+        </w:rPr>
         <w:t xml:space="preserve">worker whose prompt QUOTED the</w:t>
       </w:r>
       <w:r>
-        <w:t xml:space="preserve"> </w:t>
-      </w:r>
-      <w:r>
+        <w:rPr>
+          <w:lang w:val="en"/>
+        </w:rPr>
+        <w:t xml:space="preserve"> </w:t>
+      </w:r>
+      <w:r>
+        <w:rPr>
+          <w:lang w:val="en"/>
+        </w:rPr>
         <w:t xml:space="preserve">pgrep pattern and REFUSED every spawn on a host with zero real builds — forensic</w:t>
       </w:r>
       <w:r>
-        <w:t xml:space="preserve"> </w:t>
-      </w:r>
-      <w:r>
+        <w:rPr>
+          <w:lang w:val="en"/>
+        </w:rPr>
+        <w:t xml:space="preserve"> </w:t>
+      </w:r>
+      <w:r>
+        <w:rPr>
+          <w:lang w:val="en"/>
+        </w:rPr>
         <w:t xml:space="preserve">FACT 2026-07-13). It re-reads each matched PID's REAL</w:t>
       </w:r>
       <w:r>
-        <w:t xml:space="preserve"> </w:t>
-      </w:r>
-      <w:r>
-        <w:rPr>
-          <w:rStyle w:val="VerbatimChar"/>
+        <w:rPr>
+          <w:lang w:val="en"/>
+        </w:rPr>
+        <w:t xml:space="preserve"> </w:t>
+      </w:r>
+      <w:r>
+        <w:rPr>
+          <w:rStyle w:val="VerbatimChar"/>
+          <w:lang w:val="en"/>
         </w:rPr>
         <w:t xml:space="preserve">/proc/&lt;pid&gt;/cmdline</w:t>
       </w:r>
       <w:r>
-        <w:t xml:space="preserve"> </w:t>
-      </w:r>
-      <w:r>
+        <w:rPr>
+          <w:lang w:val="en"/>
+        </w:rPr>
+        <w:t xml:space="preserve"> </w:t>
+      </w:r>
+      <w:r>
+        <w:rPr>
+          <w:lang w:val="en"/>
+        </w:rPr>
         <w:t xml:space="preserve">(via the</w:t>
       </w:r>
       <w:r>
-        <w:t xml:space="preserve"> </w:t>
-      </w:r>
-      <w:r>
-        <w:rPr>
-          <w:rStyle w:val="VerbatimChar"/>
+        <w:rPr>
+          <w:lang w:val="en"/>
+        </w:rPr>
+        <w:t xml:space="preserve"> </w:t>
+      </w:r>
+      <w:r>
+        <w:rPr>
+          <w:rStyle w:val="VerbatimChar"/>
+          <w:lang w:val="en"/>
         </w:rPr>
         <w:t xml:space="preserve">_mt_host_budget_pid_cmdline</w:t>
       </w:r>
       <w:r>
-        <w:t xml:space="preserve"> </w:t>
-      </w:r>
-      <w:r>
+        <w:rPr>
+          <w:lang w:val="en"/>
+        </w:rPr>
+        <w:t xml:space="preserve"> </w:t>
+      </w:r>
+      <w:r>
+        <w:rPr>
+          <w:lang w:val="en"/>
+        </w:rPr>
         <w:t xml:space="preserve">seam) and excludes the pattern-CARRIER / multitrack-</w:t>
       </w:r>
       <w:r>
-        <w:t xml:space="preserve"> </w:t>
-      </w:r>
-      <w:r>
+        <w:rPr>
+          <w:lang w:val="en"/>
+        </w:rPr>
+        <w:t xml:space="preserve"> </w:t>
+      </w:r>
+      <w:r>
+        <w:rPr>
+          <w:lang w:val="en"/>
+        </w:rPr>
         <w:t xml:space="preserve">ENGINE /</w:t>
       </w:r>
       <w:r>
-        <w:t xml:space="preserve"> </w:t>
-      </w:r>
-      <w:r>
-        <w:rPr>
-          <w:rStyle w:val="VerbatimChar"/>
+        <w:rPr>
+          <w:lang w:val="en"/>
+        </w:rPr>
+        <w:t xml:space="preserve"> </w:t>
+      </w:r>
+      <w:r>
+        <w:rPr>
+          <w:rStyle w:val="VerbatimChar"/>
+          <w:lang w:val="en"/>
         </w:rPr>
         <w:t xml:space="preserve">claude</w:t>
       </w:r>
       <w:r>
+        <w:rPr>
+          <w:lang w:val="en"/>
+        </w:rPr>
         <w:t xml:space="preserve">-worker / self+parent classes; an UNREADABLE cmdline is</w:t>
       </w:r>
       <w:r>
-        <w:t xml:space="preserve"> </w:t>
-      </w:r>
-      <w:r>
+        <w:rPr>
+          <w:lang w:val="en"/>
+        </w:rPr>
+        <w:t xml:space="preserve"> </w:t>
+      </w:r>
+      <w:r>
+        <w:rPr>
+          <w:lang w:val="en"/>
+        </w:rPr>
         <w:t xml:space="preserve">conservatively counted as a build (REFUSE — the safe, reversible default,</w:t>
       </w:r>
       <w:r>
-        <w:t xml:space="preserve"> </w:t>
-      </w:r>
-      <w:r>
+        <w:rPr>
+          <w:lang w:val="en"/>
+        </w:rPr>
+        <w:t xml:space="preserve"> </w:t>
+      </w:r>
+      <w:r>
+        <w:rPr>
+          <w:lang w:val="en"/>
+        </w:rPr>
         <w:t xml:space="preserve">§11.4.101/§12.8), so a genuine soong/gradle/JVM-daemon build is still caught.</w:t>
       </w:r>
     </w:p>
@@ -4902,6 +8777,7 @@
         <w:rPr>
           <w:b/>
           <w:bCs/>
+          <w:lang w:val="en"/>
         </w:rPr>
         <w:t xml:space="preserve">Tests (anti-bluff, §11.4.115 RED-polarity + §1.1 mutation + §11.4.50 determinism):</w:t>
       </w:r>
@@ -4917,25 +8793,39 @@
       <w:r>
         <w:rPr>
           <w:rStyle w:val="VerbatimChar"/>
+          <w:lang w:val="en"/>
         </w:rPr>
         <w:t xml:space="preserve">test_multitrack_host_budget_rb02_pgrep.sh</w:t>
       </w:r>
       <w:r>
-        <w:t xml:space="preserve"> </w:t>
-      </w:r>
-      <w:r>
+        <w:rPr>
+          <w:lang w:val="en"/>
+        </w:rPr>
+        <w:t xml:space="preserve"> </w:t>
+      </w:r>
+      <w:r>
+        <w:rPr>
+          <w:lang w:val="en"/>
+        </w:rPr>
         <w:t xml:space="preserve">— RB-02 guard (hermetic stub + real-</w:t>
       </w:r>
       <w:r>
         <w:rPr>
           <w:rStyle w:val="VerbatimChar"/>
+          <w:lang w:val="en"/>
         </w:rPr>
         <w:t xml:space="preserve">/proc</w:t>
       </w:r>
       <w:r>
-        <w:t xml:space="preserve"> </w:t>
-      </w:r>
-      <w:r>
+        <w:rPr>
+          <w:lang w:val="en"/>
+        </w:rPr>
+        <w:t xml:space="preserve"> </w:t>
+      </w:r>
+      <w:r>
+        <w:rPr>
+          <w:lang w:val="en"/>
+        </w:rPr>
         <w:t xml:space="preserve">E2E).</w:t>
       </w:r>
     </w:p>
@@ -4950,25 +8840,39 @@
       <w:r>
         <w:rPr>
           <w:rStyle w:val="VerbatimChar"/>
+          <w:lang w:val="en"/>
         </w:rPr>
         <w:t xml:space="preserve">test_multitrack_alias_priority_limits.sh</w:t>
       </w:r>
       <w:r>
-        <w:t xml:space="preserve"> </w:t>
-      </w:r>
-      <w:r>
+        <w:rPr>
+          <w:lang w:val="en"/>
+        </w:rPr>
+        <w:t xml:space="preserve"> </w:t>
+      </w:r>
+      <w:r>
+        <w:rPr>
+          <w:lang w:val="en"/>
+        </w:rPr>
         <w:t xml:space="preserve">— native-first rank + per-class limit windows +</w:t>
       </w:r>
       <w:r>
-        <w:t xml:space="preserve"> </w:t>
-      </w:r>
-      <w:r>
-        <w:rPr>
-          <w:rStyle w:val="VerbatimChar"/>
+        <w:rPr>
+          <w:lang w:val="en"/>
+        </w:rPr>
+        <w:t xml:space="preserve"> </w:t>
+      </w:r>
+      <w:r>
+        <w:rPr>
+          <w:rStyle w:val="VerbatimChar"/>
+          <w:lang w:val="en"/>
         </w:rPr>
         <w:t xml:space="preserve">promote</w:t>
       </w:r>
       <w:r>
+        <w:rPr>
+          <w:lang w:val="en"/>
+        </w:rPr>
         <w:t xml:space="preserve">.</w:t>
       </w:r>
     </w:p>
@@ -4983,49 +8887,82 @@
       <w:r>
         <w:rPr>
           <w:rStyle w:val="VerbatimChar"/>
+          <w:lang w:val="en"/>
         </w:rPr>
         <w:t xml:space="preserve">test_multitrack_native_first_fallback.sh</w:t>
       </w:r>
       <w:r>
-        <w:t xml:space="preserve"> </w:t>
-      </w:r>
-      <w:r>
+        <w:rPr>
+          <w:lang w:val="en"/>
+        </w:rPr>
+        <w:t xml:space="preserve"> </w:t>
+      </w:r>
+      <w:r>
+        <w:rPr>
+          <w:lang w:val="en"/>
+        </w:rPr>
         <w:t xml:space="preserve">— native-first selection (pre-existing).</w:t>
       </w:r>
       <w:r>
-        <w:t xml:space="preserve"> </w:t>
-      </w:r>
-      <w:r>
+        <w:rPr>
+          <w:lang w:val="en"/>
+        </w:rPr>
+        <w:t xml:space="preserve"> </w:t>
+      </w:r>
+      <w:r>
+        <w:rPr>
+          <w:lang w:val="en"/>
+        </w:rPr>
         <w:t xml:space="preserve">Run each with</w:t>
       </w:r>
       <w:r>
-        <w:t xml:space="preserve"> </w:t>
-      </w:r>
-      <w:r>
-        <w:rPr>
-          <w:rStyle w:val="VerbatimChar"/>
+        <w:rPr>
+          <w:lang w:val="en"/>
+        </w:rPr>
+        <w:t xml:space="preserve"> </w:t>
+      </w:r>
+      <w:r>
+        <w:rPr>
+          <w:rStyle w:val="VerbatimChar"/>
+          <w:lang w:val="en"/>
         </w:rPr>
         <w:t xml:space="preserve">RED_MODE=1</w:t>
       </w:r>
       <w:r>
-        <w:t xml:space="preserve"> </w:t>
-      </w:r>
-      <w:r>
+        <w:rPr>
+          <w:lang w:val="en"/>
+        </w:rPr>
+        <w:t xml:space="preserve"> </w:t>
+      </w:r>
+      <w:r>
+        <w:rPr>
+          <w:lang w:val="en"/>
+        </w:rPr>
         <w:t xml:space="preserve">(reproduce the defect on the mutated artifact) and</w:t>
       </w:r>
       <w:r>
-        <w:t xml:space="preserve"> </w:t>
-      </w:r>
-      <w:r>
-        <w:rPr>
-          <w:rStyle w:val="VerbatimChar"/>
+        <w:rPr>
+          <w:lang w:val="en"/>
+        </w:rPr>
+        <w:t xml:space="preserve"> </w:t>
+      </w:r>
+      <w:r>
+        <w:rPr>
+          <w:rStyle w:val="VerbatimChar"/>
+          <w:lang w:val="en"/>
         </w:rPr>
         <w:t xml:space="preserve">RED_MODE=0</w:t>
       </w:r>
       <w:r>
-        <w:t xml:space="preserve"> </w:t>
-      </w:r>
-      <w:r>
+        <w:rPr>
+          <w:lang w:val="en"/>
+        </w:rPr>
+        <w:t xml:space="preserve"> </w:t>
+      </w:r>
+      <w:r>
+        <w:rPr>
+          <w:lang w:val="en"/>
+        </w:rPr>
         <w:t xml:space="preserve">(assert the fixed behaviour + §1.1 self-check).</w:t>
       </w:r>
     </w:p>
@@ -5034,23 +8971,38 @@
         <w:pStyle w:val="FirstParagraph"/>
       </w:pPr>
       <w:r>
+        <w:rPr>
+          <w:lang w:val="en"/>
+        </w:rPr>
         <w:t xml:space="preserve">Honest boundary (§11.4.6): these prove the selection / tracking / rebind / guard</w:t>
       </w:r>
       <w:r>
-        <w:t xml:space="preserve"> </w:t>
-      </w:r>
-      <w:r>
+        <w:rPr>
+          <w:lang w:val="en"/>
+        </w:rPr>
+        <w:t xml:space="preserve"> </w:t>
+      </w:r>
+      <w:r>
+        <w:rPr>
+          <w:lang w:val="en"/>
+        </w:rPr>
         <w:t xml:space="preserve">CONTRACT on the mechanism; genuine live per-subscription quota-isolation still needs</w:t>
       </w:r>
       <w:r>
-        <w:t xml:space="preserve"> </w:t>
-      </w:r>
-      <w:r>
+        <w:rPr>
+          <w:lang w:val="en"/>
+        </w:rPr>
+        <w:t xml:space="preserve"> </w:t>
+      </w:r>
+      <w:r>
+        <w:rPr>
+          <w:lang w:val="en"/>
+        </w:rPr>
         <w:t xml:space="preserve">live tokens exercising real rate-limit boundaries (an operator acceptance window).</w:t>
       </w:r>
     </w:p>
-    <w:bookmarkEnd w:id="17"/>
-    <w:bookmarkEnd w:id="18"/>
+    <w:bookmarkEnd w:id="25"/>
+    <w:bookmarkEnd w:id="26"/>
     <w:sectPr>
       <w:footnotePr>
         <w:numRestart w:val="eachSect"/>
@@ -5484,8 +9436,8 @@
     </w:pPr>
     <w:rPr>
       <w:rFonts w:asciiTheme="majorHAnsi" w:cstheme="majorBidi" w:eastAsiaTheme="majorEastAsia" w:hAnsiTheme="majorHAnsi"/>
-      <w:sz w:val="40"/>
-      <w:szCs w:val="40"/>
+      <w:sz w:val="56"/>
+      <w:szCs w:val="56"/>
     </w:rPr>
   </w:style>
   <w:style w:customStyle="1" w:styleId="TitleChar" w:type="character">
@@ -5619,8 +9571,8 @@
     <w:rPr>
       <w:rFonts w:asciiTheme="majorHAnsi" w:cstheme="majorBidi" w:eastAsiaTheme="majorEastAsia" w:hAnsiTheme="majorHAnsi"/>
       <w:color w:themeColor="accent1" w:themeShade="BF" w:val="0F4761"/>
-      <w:sz w:val="32"/>
-      <w:szCs w:val="32"/>
+      <w:sz w:val="40"/>
+      <w:szCs w:val="40"/>
     </w:rPr>
   </w:style>
   <w:style w:styleId="Heading2" w:type="paragraph">
@@ -5642,8 +9594,8 @@
     <w:rPr>
       <w:rFonts w:asciiTheme="majorHAnsi" w:cstheme="majorBidi" w:eastAsiaTheme="majorEastAsia" w:hAnsiTheme="majorHAnsi"/>
       <w:color w:themeColor="accent1" w:themeShade="BF" w:val="0F4761"/>
-      <w:sz w:val="26"/>
-      <w:szCs w:val="26"/>
+      <w:sz w:val="32"/>
+      <w:szCs w:val="32"/>
     </w:rPr>
   </w:style>
   <w:style w:styleId="Heading3" w:type="paragraph">
@@ -5665,8 +9617,8 @@
     <w:rPr>
       <w:rFonts w:cstheme="majorBidi" w:eastAsiaTheme="majorEastAsia"/>
       <w:color w:themeColor="accent1" w:themeShade="BF" w:val="0F4761"/>
-      <w:sz w:val="24"/>
-      <w:szCs w:val="24"/>
+      <w:sz w:val="28"/>
+      <w:szCs w:val="28"/>
     </w:rPr>
   </w:style>
   <w:style w:styleId="Heading4" w:type="paragraph">
@@ -5686,8 +9638,6 @@
       <w:outlineLvl w:val="3"/>
     </w:pPr>
     <w:rPr>
-      <w:sz w:val="22"/>
-      <w:szCs w:val="22"/>
       <w:rFonts w:cstheme="majorBidi" w:eastAsiaTheme="majorEastAsia"/>
       <w:i/>
       <w:iCs/>
